--- a/Historia wersji oraz md/Historia wersji/AMSteel_Quote_Raport_Wersji_1.5.docx
+++ b/Historia wersji oraz md/Historia wersji/AMSteel_Quote_Raport_Wersji_1.5.docx
@@ -579,7 +579,7 @@
               <w:t>Naprawiono brak synchronizacji kontaktu głównego wpisywanego w panelu „Klienci” z tabelą osób kontaktowych - dane osoby zapisane przy edycji firmy nie pojawiały się w zakładce „Kontakty”. Panel „Klienci” zyskał akcję „Kontakty” przy każdej firmie: rozwija listę zapisanych dla niej osób z możliwością edycji i usunięcia każdej z osobna oraz formularzem dodania kolejnej, bez przechodzenia do osobnej zakładki. Dodano migrację uzupełniającą kontakty zapisane, zanim ta poprawka weszła w życie.</w:t>
             </w:r>
             <w:r>
-              <w:t xml:space="preserve"> Dodano tryb „Wysoki kontrast” (przycisk obok Jasny/Ciemny, dostępny na wszystkich podstronach) - pogrubiona czcionka, większy tekst i mocno kontrastowe kolory dla handlowców pracujących na starszych lub bardzo małych ekranach.</w:t>
+              <w:t xml:space="preserve"> Dodano tryb „Wysoki kontrast” (przycisk obok Jasny/Ciemny, dostępny na wszystkich podstronach) - pogrubiona czcionka, większy tekst i mocno kontrastowe kolory dla handlowców pracujących na starszych lub bardzo małych ekranach. W tym samym okresie dodano historię zmian cen bazowych PGL z eksportem do Excela, kolorowe oznaczenia typów stali HRS/CR/HDG w panelu ustawień oraz klikalne kafelki statusów na pulpicie administratora, a w kalkulatorze kliknięcie wiersza pozycji otwiera ją do edycji.</w:t>
             </w:r>
           </w:p>
         </w:tc>
@@ -3103,6 +3103,50 @@
           </w:p>
         </w:tc>
       </w:tr>
+      <w:tr>
+        <w:tc>
+          <w:tcPr>
+            <w:tcW w:type="dxa" w:w="1948"/>
+          </w:tcPr>
+          <w:p>
+            <w:r>
+              <w:t>Nowa funkcja</w:t>
+            </w:r>
+          </w:p>
+        </w:tc>
+        <w:tc>
+          <w:tcPr>
+            <w:tcW w:type="dxa" w:w="6908"/>
+          </w:tcPr>
+          <w:p>
+            <w:r>
+              <w:t>Historia zmian cen bazowych PGL — panel ustawień administratora zapisuje teraz każdą zmianę ceny bazowej PGL osobno dla typu stali (HRS/CR/HDG): kto, kiedy i z jakiej wartości na jaką. Historia widoczna wyłącznie dla administratora, z możliwością pobrania jako plik Excel (.xlsx). Typy stali w tabeli historii oraz w samym panelu konfiguracji oznaczone kolorem (HRS pomarańczowy, CR niebieski, HDG zielony) dla szybszej orientacji.</w:t>
+            </w:r>
+          </w:p>
+        </w:tc>
+      </w:tr>
+      <w:tr>
+        <w:tc>
+          <w:tcPr>
+            <w:tcW w:type="dxa" w:w="1948"/>
+          </w:tcPr>
+          <w:p>
+            <w:r>
+              <w:t>Nowa funkcja</w:t>
+            </w:r>
+          </w:p>
+        </w:tc>
+        <w:tc>
+          <w:tcPr>
+            <w:tcW w:type="dxa" w:w="6908"/>
+          </w:tcPr>
+          <w:p>
+            <w:r>
+              <w:t>Pulpit administratora — kafelki liczby ofert wg statusu (szkic / do weryfikacji / zatwierdzona / odrzucona / wysłana), liczba aktywnych handlowców oraz łączna liczba ofert są teraz klikalne i przenoszą od razu do listy ofert przefiltrowanej po wybranym statusie (lub do panelu handlowców).</w:t>
+            </w:r>
+          </w:p>
+        </w:tc>
+      </w:tr>
     </w:tbl>
     <w:p>
       <w:pPr>
@@ -3402,6 +3446,28 @@
           </w:p>
         </w:tc>
       </w:tr>
+      <w:tr>
+        <w:tc>
+          <w:tcPr>
+            <w:tcW w:type="dxa" w:w="1948"/>
+          </w:tcPr>
+          <w:p>
+            <w:r>
+              <w:t>Nowa funkcja</w:t>
+            </w:r>
+          </w:p>
+        </w:tc>
+        <w:tc>
+          <w:tcPr>
+            <w:tcW w:type="dxa" w:w="6908"/>
+          </w:tcPr>
+          <w:p>
+            <w:r>
+              <w:t>W tabeli zestawienia w kalkulatorze kliknięcie w dowolnym miejscu wiersza pozycji (poza przyciskami akcji) otwiera ją teraz do edycji — dotychczas trzeba było trafić dokładnie w mały przycisk ołówka. Przyciski duplikowania i usuwania pozycji działają bez zmian.</w:t>
+            </w:r>
+          </w:p>
+        </w:tc>
+      </w:tr>
     </w:tbl>
     <w:p>
       <w:pPr>
@@ -3648,6 +3714,28 @@
           </w:p>
         </w:tc>
       </w:tr>
+      <w:tr>
+        <w:tc>
+          <w:tcPr>
+            <w:tcW w:type="dxa" w:w="1948"/>
+          </w:tcPr>
+          <w:p>
+            <w:r>
+              <w:t>—</w:t>
+            </w:r>
+          </w:p>
+        </w:tc>
+        <w:tc>
+          <w:tcPr>
+            <w:tcW w:type="dxa" w:w="6908"/>
+          </w:tcPr>
+          <w:p>
+            <w:r>
+              <w:t>Brak zmian w tym okresie.</w:t>
+            </w:r>
+          </w:p>
+        </w:tc>
+      </w:tr>
     </w:tbl>
     <w:p>
       <w:pPr>
@@ -3847,6 +3935,28 @@
           </w:p>
         </w:tc>
       </w:tr>
+      <w:tr>
+        <w:tc>
+          <w:tcPr>
+            <w:tcW w:type="dxa" w:w="1948"/>
+          </w:tcPr>
+          <w:p>
+            <w:r>
+              <w:t>—</w:t>
+            </w:r>
+          </w:p>
+        </w:tc>
+        <w:tc>
+          <w:tcPr>
+            <w:tcW w:type="dxa" w:w="6908"/>
+          </w:tcPr>
+          <w:p>
+            <w:r>
+              <w:t>Brak zmian w tym okresie.</w:t>
+            </w:r>
+          </w:p>
+        </w:tc>
+      </w:tr>
     </w:tbl>
     <w:p>
       <w:pPr>
@@ -4587,6 +4697,50 @@
     </w:p>
     <w:p>
       <w:pPr>
+        <w:pStyle w:val="Listapunktowana"/>
+      </w:pPr>
+      <w:proofErr w:type="spellStart"/>
+      <w:r>
+        <w:t>Migracja historii zmian cen PGL bazowego (013) nie została jeszcze uruchomiona na środowisku produkcyjnym — na razie działa tylko lokalnie.</w:t>
+      </w:r>
+      <w:proofErr w:type="spellEnd"/>
+      <w:proofErr w:type="spellStart"/>
+      <w:proofErr w:type="spellEnd"/>
+      <w:proofErr w:type="spellStart"/>
+      <w:proofErr w:type="spellEnd"/>
+      <w:proofErr w:type="spellStart"/>
+      <w:proofErr w:type="spellEnd"/>
+      <w:proofErr w:type="spellStart"/>
+      <w:proofErr w:type="spellEnd"/>
+      <w:proofErr w:type="spellStart"/>
+      <w:proofErr w:type="spellEnd"/>
+      <w:proofErr w:type="spellStart"/>
+      <w:proofErr w:type="spellEnd"/>
+      <w:proofErr w:type="spellStart"/>
+      <w:proofErr w:type="spellEnd"/>
+      <w:proofErr w:type="spellStart"/>
+      <w:proofErr w:type="spellEnd"/>
+      <w:proofErr w:type="spellStart"/>
+      <w:proofErr w:type="spellEnd"/>
+      <w:proofErr w:type="spellStart"/>
+      <w:proofErr w:type="spellEnd"/>
+      <w:proofErr w:type="spellStart"/>
+      <w:proofErr w:type="spellEnd"/>
+      <w:proofErr w:type="spellStart"/>
+      <w:proofErr w:type="spellEnd"/>
+      <w:proofErr w:type="spellStart"/>
+      <w:proofErr w:type="spellEnd"/>
+      <w:proofErr w:type="spellStart"/>
+      <w:proofErr w:type="spellEnd"/>
+      <w:proofErr w:type="spellStart"/>
+      <w:proofErr w:type="spellEnd"/>
+      <w:proofErr w:type="spellStart"/>
+      <w:proofErr w:type="spellEnd"/>
+      <w:proofErr w:type="spellStart"/>
+      <w:proofErr w:type="spellEnd"/>
+    </w:p>
+    <w:p>
+      <w:pPr>
         <w:spacing w:before="200" w:after="120"/>
       </w:pPr>
       <w:proofErr w:type="spellStart"/>
@@ -4970,6 +5124,38 @@
       <w:proofErr w:type="spellEnd"/>
       <w:r>
         <w:t>Ręczne testy nowego przepływu Klienci -&gt; Kontakty w przeglądarce: rozwinięcie firmy, dodanie, edycja i usunięcie osoby kontaktowej, potwierdzenie że kontakt pojawia się w zakładce „Kontakty”.</w:t>
+      </w:r>
+    </w:p>
+    <w:p>
+      <w:pPr>
+        <w:pStyle w:val="Listapunktowana"/>
+      </w:pPr>
+      <w:proofErr w:type="spellStart"/>
+      <w:proofErr w:type="spellEnd"/>
+      <w:proofErr w:type="spellStart"/>
+      <w:proofErr w:type="spellEnd"/>
+      <w:proofErr w:type="spellStart"/>
+      <w:proofErr w:type="spellEnd"/>
+      <w:proofErr w:type="spellStart"/>
+      <w:proofErr w:type="spellEnd"/>
+      <w:proofErr w:type="spellStart"/>
+      <w:proofErr w:type="spellEnd"/>
+      <w:proofErr w:type="spellStart"/>
+      <w:proofErr w:type="spellEnd"/>
+      <w:proofErr w:type="spellStart"/>
+      <w:proofErr w:type="spellEnd"/>
+      <w:proofErr w:type="spellStart"/>
+      <w:proofErr w:type="spellEnd"/>
+      <w:proofErr w:type="spellStart"/>
+      <w:proofErr w:type="spellEnd"/>
+      <w:proofErr w:type="spellStart"/>
+      <w:proofErr w:type="spellEnd"/>
+      <w:proofErr w:type="spellStart"/>
+      <w:proofErr w:type="spellEnd"/>
+      <w:proofErr w:type="spellStart"/>
+      <w:proofErr w:type="spellEnd"/>
+      <w:r>
+        <w:t>Uruchomić migrację historii cen PGL bazowego (013) na środowisku produkcyjnym przy najbliższym wdrożeniu.</w:t>
       </w:r>
     </w:p>
     <w:p>

--- a/Historia wersji oraz md/Historia wersji/AMSteel_Quote_Raport_Wersji_1.5.docx
+++ b/Historia wersji oraz md/Historia wersji/AMSteel_Quote_Raport_Wersji_1.5.docx
@@ -209,7 +209,7 @@
           </w:tcPr>
           <w:p>
             <w:r>
-              <w:t>04.08.2026</w:t>
+              <w:t>4.08.2026 - 10.08.2026</w:t>
             </w:r>
           </w:p>
         </w:tc>
@@ -251,7 +251,7 @@
           </w:tcPr>
           <w:p>
             <w:r>
-              <w:t>4.08.2026</w:t>
+              <w:t>10.08.2026</w:t>
             </w:r>
           </w:p>
         </w:tc>
@@ -542,7 +542,7 @@
       <w:tr>
         <w:tc>
           <w:tcPr>
-            <w:tcW w:type="dxa" w:w="1226"/>
+            <w:tcW w:w="1226" w:type="dxa"/>
           </w:tcPr>
           <w:p>
             <w:r>
@@ -552,34 +552,31 @@
         </w:tc>
         <w:tc>
           <w:tcPr>
-            <w:tcW w:type="dxa" w:w="2481"/>
+            <w:tcW w:w="2481" w:type="dxa"/>
           </w:tcPr>
           <w:p>
             <w:r>
-              <w:t>4.08.2026</w:t>
+              <w:t>4.08.2026 - 10.08.2026</w:t>
             </w:r>
           </w:p>
         </w:tc>
         <w:tc>
           <w:tcPr>
-            <w:tcW w:type="dxa" w:w="1568"/>
+            <w:tcW w:w="1568" w:type="dxa"/>
           </w:tcPr>
           <w:p>
             <w:r>
-              <w:t>4.08.2026</w:t>
+              <w:t>10.08.2026</w:t>
             </w:r>
           </w:p>
         </w:tc>
         <w:tc>
           <w:tcPr>
-            <w:tcW w:type="dxa" w:w="3581"/>
+            <w:tcW w:w="3581" w:type="dxa"/>
           </w:tcPr>
           <w:p>
             <w:r>
-              <w:t>Naprawiono brak synchronizacji kontaktu głównego wpisywanego w panelu „Klienci” z tabelą osób kontaktowych - dane osoby zapisane przy edycji firmy nie pojawiały się w zakładce „Kontakty”. Panel „Klienci” zyskał akcję „Kontakty” przy każdej firmie: rozwija listę zapisanych dla niej osób z możliwością edycji i usunięcia każdej z osobna oraz formularzem dodania kolejnej, bez przechodzenia do osobnej zakładki. Dodano migrację uzupełniającą kontakty zapisane, zanim ta poprawka weszła w życie.</w:t>
-            </w:r>
-            <w:r>
-              <w:t xml:space="preserve"> Dodano tryb „Wysoki kontrast” (przycisk obok Jasny/Ciemny, dostępny na wszystkich podstronach) - pogrubiona czcionka, większy tekst i mocno kontrastowe kolory dla handlowców pracujących na starszych lub bardzo małych ekranach. W tym samym okresie dodano historię zmian cen bazowych PGL z eksportem do Excela, kolorowe oznaczenia typów stali HRS/CR/HDG w panelu ustawień oraz klikalne kafelki statusów na pulpicie administratora, a w kalkulatorze kliknięcie wiersza pozycji otwiera ją do edycji.</w:t>
+              <w:t>Naprawiono brak synchronizacji kontaktu głównego wpisywanego w panelu „Klienci” z tabelą osób kontaktowych - dane osoby zapisane przy edycji firmy nie pojawiały się w zakładce „Kontakty”. Panel „Klienci” zyskał akcję „Kontakty” przy każdej firmie: rozwija listę zapisanych dla niej osób z możliwością edycji i usunięcia każdej z osobna oraz formularzem dodania kolejnej, bez przechodzenia do osobnej zakładki. Dodano migrację uzupełniającą kontakty zapisane, zanim ta poprawka weszła w życie. Dodano tryb „Wysoki kontrast” (przycisk obok Jasny/Ciemny, dostępny na wszystkich podstronach). W tym samym okresie dodano historię zmian cen bazowych PGL z eksportem do Excela, kolorowe oznaczenia typów stali HRS/CR/HDG w panelu ustawień oraz klikalne kafelki statusów na pulpicie administratora, a w kalkulatorze kliknięcie wiersza pozycji otwiera ją do edycji. Kolumna „Uwagi” w PDF oferty pokazuje teraz pełny zestaw wybranych dopłat dla każdej pozycji. Panel ustawień administratora zyskał próg „Minimalna marża (%)” - junior może odtąd wysłać ofertę do klienta bezpośrednio z szkicu, bez zatwierdzenia seniora/administratora, jeśli każda pozycja ma marżę i PGL bazowe w normie; w przeciwnym razie oferta nadal wymaga pełnej ścieżki zatwierdzenia. Kliknięcie w ofertę na liście (Moje oferty, Panel seniora, Panel administratora) otwiera ją teraz do edycji, tak jak pozycje w kalkulatorze. Edycja już zapisanej oferty nie nadpisuje jej w miejscu - zapisuje nową wersję („offer_30.1”, „offer_30.2”...), a poprzednie wersje zostają widoczne pod rozwijaną listą na tej samej karcie.</w:t>
             </w:r>
           </w:p>
         </w:tc>
@@ -591,6 +588,7 @@
           </w:tcPr>
           <w:p>
             <w:r>
+              <w:lastRenderedPageBreak/>
               <w:t>1.4</w:t>
             </w:r>
           </w:p>
@@ -626,19 +624,7 @@
           </w:tcPr>
           <w:p>
             <w:r>
-              <w:t>4</w:t>
-            </w:r>
-            <w:r>
-              <w:t>.</w:t>
-            </w:r>
-            <w:r>
-              <w:t>08</w:t>
-            </w:r>
-            <w:r>
-              <w:t>.</w:t>
-            </w:r>
-            <w:r>
-              <w:t>2026</w:t>
+              <w:t>4.08.2026</w:t>
             </w:r>
           </w:p>
         </w:tc>
@@ -1425,7 +1411,6 @@
             </w:r>
             <w:proofErr w:type="spellStart"/>
             <w:r>
-              <w:lastRenderedPageBreak/>
               <w:t>kalkulatorze</w:t>
             </w:r>
             <w:proofErr w:type="spellEnd"/>
@@ -1502,10 +1487,7 @@
             </w:r>
             <w:proofErr w:type="spellEnd"/>
             <w:r>
-              <w:t xml:space="preserve"> HDG.</w:t>
-            </w:r>
-            <w:r>
-              <w:t xml:space="preserve"> Cena końcowa oraz sumy wartości w kalkulatorze, na liście ofert i w PDF są od teraz zaokrąglane w górę do pełnej jednostki waluty - świadoma decyzja biznesowa, żeby nigdy nie zaniżyć ceny wobec klienta.</w:t>
+              <w:t xml:space="preserve"> HDG. Cena końcowa oraz sumy wartości w kalkulatorze, na liście ofert i w PDF są od teraz zaokrąglane w górę do pełnej jednostki waluty - świadoma decyzja biznesowa, żeby nigdy nie zaniżyć ceny wobec klienta.</w:t>
             </w:r>
           </w:p>
         </w:tc>
@@ -1525,7 +1507,6 @@
               <w:rPr>
                 <w:b/>
               </w:rPr>
-              <w:lastRenderedPageBreak/>
               <w:t>1.3</w:t>
             </w:r>
           </w:p>
@@ -1785,6 +1766,7 @@
             </w:r>
             <w:proofErr w:type="spellStart"/>
             <w:r>
+              <w:lastRenderedPageBreak/>
               <w:t>listy</w:t>
             </w:r>
             <w:proofErr w:type="spellEnd"/>
@@ -2188,6 +2170,7 @@
               <w:rPr>
                 <w:b/>
               </w:rPr>
+              <w:lastRenderedPageBreak/>
               <w:t>1.2</w:t>
             </w:r>
           </w:p>
@@ -2789,7 +2772,6 @@
           <w:color w:val="2B57A6"/>
           <w:sz w:val="26"/>
         </w:rPr>
-        <w:lastRenderedPageBreak/>
         <w:t>Zmiany</w:t>
       </w:r>
       <w:proofErr w:type="spellEnd"/>
@@ -3062,7 +3044,7 @@
       <w:tr>
         <w:tc>
           <w:tcPr>
-            <w:tcW w:type="dxa" w:w="1948"/>
+            <w:tcW w:w="1948" w:type="dxa"/>
           </w:tcPr>
           <w:p>
             <w:r>
@@ -3072,11 +3054,15 @@
         </w:tc>
         <w:tc>
           <w:tcPr>
-            <w:tcW w:type="dxa" w:w="6908"/>
+            <w:tcW w:w="6908" w:type="dxa"/>
           </w:tcPr>
           <w:p>
             <w:r>
-              <w:t>Dane osoby kontaktowej wpisane bezpośrednio w formularzu klienta (panel „Klienci”) nie trafiały do wspólnej tabeli osób kontaktowych - kontakt zapisany przy firmie nie pojawiał się w zakładce „Kontakty” i nie był widoczny dla pozostałych handlowców. Zapis i edycja klienta synchronizują teraz kontakt główny z tą tabelą w tej samej transakcji; dodano migrację uzupełniającą kontakty zapisane między poprzednią migracją a wdrożeniem tej poprawki.</w:t>
+              <w:t xml:space="preserve">Dane osoby kontaktowej wpisane bezpośrednio w formularzu klienta (panel „Klienci”) nie trafiały do wspólnej tabeli osób kontaktowych - kontakt zapisany przy firmie nie pojawiał się w zakładce „Kontakty” i nie był widoczny dla pozostałych handlowców. Zapis i edycja klienta synchronizują teraz kontakt główny z tą tabelą w tej samej transakcji; dodano migrację uzupełniającą kontakty zapisane między poprzednią </w:t>
+            </w:r>
+            <w:r>
+              <w:lastRenderedPageBreak/>
+              <w:t>migracją a wdrożeniem tej poprawki.</w:t>
             </w:r>
           </w:p>
         </w:tc>
@@ -3084,17 +3070,18 @@
       <w:tr>
         <w:tc>
           <w:tcPr>
-            <w:tcW w:type="dxa" w:w="1948"/>
+            <w:tcW w:w="1948" w:type="dxa"/>
           </w:tcPr>
           <w:p>
             <w:r>
+              <w:lastRenderedPageBreak/>
               <w:t>Nowa funkcja</w:t>
             </w:r>
           </w:p>
         </w:tc>
         <w:tc>
           <w:tcPr>
-            <w:tcW w:type="dxa" w:w="6908"/>
+            <w:tcW w:w="6908" w:type="dxa"/>
           </w:tcPr>
           <w:p>
             <w:r>
@@ -3106,7 +3093,7 @@
       <w:tr>
         <w:tc>
           <w:tcPr>
-            <w:tcW w:type="dxa" w:w="1948"/>
+            <w:tcW w:w="1948" w:type="dxa"/>
           </w:tcPr>
           <w:p>
             <w:r>
@@ -3116,7 +3103,7 @@
         </w:tc>
         <w:tc>
           <w:tcPr>
-            <w:tcW w:type="dxa" w:w="6908"/>
+            <w:tcW w:w="6908" w:type="dxa"/>
           </w:tcPr>
           <w:p>
             <w:r>
@@ -3128,7 +3115,7 @@
       <w:tr>
         <w:tc>
           <w:tcPr>
-            <w:tcW w:type="dxa" w:w="1948"/>
+            <w:tcW w:w="1948" w:type="dxa"/>
           </w:tcPr>
           <w:p>
             <w:r>
@@ -3138,11 +3125,33 @@
         </w:tc>
         <w:tc>
           <w:tcPr>
-            <w:tcW w:type="dxa" w:w="6908"/>
+            <w:tcW w:w="6908" w:type="dxa"/>
           </w:tcPr>
           <w:p>
             <w:r>
               <w:t>Pulpit administratora — kafelki liczby ofert wg statusu (szkic / do weryfikacji / zatwierdzona / odrzucona / wysłana), liczba aktywnych handlowców oraz łączna liczba ofert są teraz klikalne i przenoszą od razu do listy ofert przefiltrowanej po wybranym statusie (lub do panelu handlowców).</w:t>
+            </w:r>
+          </w:p>
+        </w:tc>
+      </w:tr>
+      <w:tr>
+        <w:tc>
+          <w:tcPr>
+            <w:tcW w:w="1948" w:type="dxa"/>
+          </w:tcPr>
+          <w:p>
+            <w:r>
+              <w:t>Nowa funkcja</w:t>
+            </w:r>
+          </w:p>
+        </w:tc>
+        <w:tc>
+          <w:tcPr>
+            <w:tcW w:w="6908" w:type="dxa"/>
+          </w:tcPr>
+          <w:p>
+            <w:r>
+              <w:t>Panel ustawień administratora zyskał pole „Minimalna marża (%)” obok PGL bazowego per typ stali - konfigurowalny próg, poniżej którego pozycja oferty wymaga zatwierdzenia przez seniora lub administratora zamiast bezpośredniej wysyłki przez juniora.</w:t>
             </w:r>
           </w:p>
         </w:tc>
@@ -3391,8 +3400,8 @@
         <w:tblLook w:val="04A0" w:firstRow="1" w:lastRow="0" w:firstColumn="1" w:lastColumn="0" w:noHBand="0" w:noVBand="1"/>
       </w:tblPr>
       <w:tblGrid>
-        <w:gridCol w:w="1967"/>
-        <w:gridCol w:w="6889"/>
+        <w:gridCol w:w="1964"/>
+        <w:gridCol w:w="6892"/>
       </w:tblGrid>
       <w:tr>
         <w:tc>
@@ -3449,7 +3458,7 @@
       <w:tr>
         <w:tc>
           <w:tcPr>
-            <w:tcW w:type="dxa" w:w="1948"/>
+            <w:tcW w:w="1948" w:type="dxa"/>
           </w:tcPr>
           <w:p>
             <w:r>
@@ -3459,7 +3468,7 @@
         </w:tc>
         <w:tc>
           <w:tcPr>
-            <w:tcW w:type="dxa" w:w="6908"/>
+            <w:tcW w:w="6908" w:type="dxa"/>
           </w:tcPr>
           <w:p>
             <w:r>
@@ -3480,7 +3489,6 @@
           <w:color w:val="2B57A6"/>
           <w:sz w:val="26"/>
         </w:rPr>
-        <w:lastRenderedPageBreak/>
         <w:t>Zarządzanie</w:t>
       </w:r>
       <w:proofErr w:type="spellEnd"/>
@@ -3659,8 +3667,8 @@
         <w:tblLook w:val="04A0" w:firstRow="1" w:lastRow="0" w:firstColumn="1" w:lastColumn="0" w:noHBand="0" w:noVBand="1"/>
       </w:tblPr>
       <w:tblGrid>
-        <w:gridCol w:w="1947"/>
-        <w:gridCol w:w="6909"/>
+        <w:gridCol w:w="1943"/>
+        <w:gridCol w:w="6913"/>
       </w:tblGrid>
       <w:tr>
         <w:tc>
@@ -3717,21 +3725,65 @@
       <w:tr>
         <w:tc>
           <w:tcPr>
-            <w:tcW w:type="dxa" w:w="1948"/>
+            <w:tcW w:w="1948" w:type="dxa"/>
           </w:tcPr>
           <w:p>
             <w:r>
-              <w:t>—</w:t>
+              <w:t>Nowa funkcja</w:t>
             </w:r>
           </w:p>
         </w:tc>
         <w:tc>
           <w:tcPr>
-            <w:tcW w:type="dxa" w:w="6908"/>
+            <w:tcW w:w="6908" w:type="dxa"/>
           </w:tcPr>
           <w:p>
             <w:r>
-              <w:t>Brak zmian w tym okresie.</w:t>
+              <w:t>Kliknięcie w ofertę na liście (Moje oferty, Panel seniora, Panel administratora) otwiera ją teraz do edycji - tak jak w kalkulatorze przy pozycjach zestawienia; nie trzeba już trafiać w mały przycisk edycji. Przyciski akcji (PDF, Excel, usuń itd.) działają bez zmian.</w:t>
+            </w:r>
+          </w:p>
+        </w:tc>
+      </w:tr>
+      <w:tr>
+        <w:tc>
+          <w:tcPr>
+            <w:tcW w:w="1948" w:type="dxa"/>
+          </w:tcPr>
+          <w:p>
+            <w:r>
+              <w:t>Nowa funkcja</w:t>
+            </w:r>
+          </w:p>
+        </w:tc>
+        <w:tc>
+          <w:tcPr>
+            <w:tcW w:w="6908" w:type="dxa"/>
+          </w:tcPr>
+          <w:p>
+            <w:r>
+              <w:t>Wersjonowanie edytowanych ofert - zapis zmian w już zapisanej ofercie nie nadpisuje jej w miejscu; jeśli dane realnie się zmieniły, zapisywana jest nowa wersja z numerem „offer_&lt;numer&gt;.&lt;wersja&gt;” (np. offer_30.1, offer_30.2), a poprzednie wersje (w tym oryginał) zostają widoczne pod rozwijaną listą „poprzednie wersje” na tej samej karcie oferty. Oferta wcześniej zatwierdzona, której nowa wersja znów wymaga zatwierdzenia (marża lub PGL poniżej progu), wraca automatycznie do statusu „do weryfikacji” zamiast dziedziczyć nieaktualne zatwierdzenie.</w:t>
+            </w:r>
+          </w:p>
+        </w:tc>
+      </w:tr>
+      <w:tr>
+        <w:tc>
+          <w:tcPr>
+            <w:tcW w:w="1948" w:type="dxa"/>
+          </w:tcPr>
+          <w:p>
+            <w:r>
+              <w:t>Nowa funkcja</w:t>
+            </w:r>
+          </w:p>
+        </w:tc>
+        <w:tc>
+          <w:tcPr>
+            <w:tcW w:w="6908" w:type="dxa"/>
+          </w:tcPr>
+          <w:p>
+            <w:r>
+              <w:t>Junior może teraz wysłać ofertę bezpośrednio z szkicu do klienta, z pominięciem zatwierdzenia seniora/administratora, jeśli KAŻDA pozycja w ofercie ma marżę i PGL bazowe w normie (progi ustawiane przez administratora - patrz „Zmiany ogólne / systemowe”). W przeciwnym razie oferta nadal wymaga pełnej ścieżki zatwierdzenia jak dotychczas. Lista ofert pokazuje przy szkicach badge „Gotowa do wysyłki” lub „Wymaga zatwierdzenia”, a kalkulator ostrzega bezpośrednio przy pozycji, gdy jej marża lub PGL bazowe są poniżej progu.</w:t>
             </w:r>
           </w:p>
         </w:tc>
@@ -3880,8 +3932,8 @@
         <w:tblLook w:val="04A0" w:firstRow="1" w:lastRow="0" w:firstColumn="1" w:lastColumn="0" w:noHBand="0" w:noVBand="1"/>
       </w:tblPr>
       <w:tblGrid>
-        <w:gridCol w:w="1955"/>
-        <w:gridCol w:w="6901"/>
+        <w:gridCol w:w="1943"/>
+        <w:gridCol w:w="6913"/>
       </w:tblGrid>
       <w:tr>
         <w:tc>
@@ -3938,21 +3990,21 @@
       <w:tr>
         <w:tc>
           <w:tcPr>
-            <w:tcW w:type="dxa" w:w="1948"/>
+            <w:tcW w:w="1948" w:type="dxa"/>
           </w:tcPr>
           <w:p>
             <w:r>
-              <w:t>—</w:t>
+              <w:t>Nowa funkcja</w:t>
             </w:r>
           </w:p>
         </w:tc>
         <w:tc>
           <w:tcPr>
-            <w:tcW w:type="dxa" w:w="6908"/>
+            <w:tcW w:w="6908" w:type="dxa"/>
           </w:tcPr>
           <w:p>
             <w:r>
-              <w:t>Brak zmian w tym okresie.</w:t>
+              <w:t>Kolumna „Uwagi” w PDF oferty pokazuje teraz pełny zestaw wybranych dopłat huty i przetwórczych (SSC) dla każdej pozycji - tolerancja grubości, certyfikat, powłoka, zabezpieczenie, opakowanie, powierzchnia, wykończenie, zgrzew, znakowanie, brzegowanie, etykiety itd.; wcześniej kolumna była pusta niezależnie od wyborów.</w:t>
             </w:r>
           </w:p>
         </w:tc>
@@ -4151,17 +4203,18 @@
       <w:tr>
         <w:tc>
           <w:tcPr>
-            <w:tcW w:type="dxa" w:w="1963"/>
+            <w:tcW w:w="1963" w:type="dxa"/>
           </w:tcPr>
           <w:p>
             <w:r>
+              <w:lastRenderedPageBreak/>
               <w:t>Nowa funkcja</w:t>
             </w:r>
           </w:p>
         </w:tc>
         <w:tc>
           <w:tcPr>
-            <w:tcW w:type="dxa" w:w="6893"/>
+            <w:tcW w:w="6893" w:type="dxa"/>
           </w:tcPr>
           <w:p>
             <w:r>
@@ -4551,7 +4604,6 @@
       </w:pPr>
       <w:proofErr w:type="spellStart"/>
       <w:r>
-        <w:lastRenderedPageBreak/>
         <w:t>Wysyłka</w:t>
       </w:r>
       <w:proofErr w:type="spellEnd"/>
@@ -4701,10 +4753,149 @@
       </w:pPr>
       <w:proofErr w:type="spellStart"/>
       <w:r>
-        <w:t>Migracja historii zmian cen PGL bazowego (013) nie została jeszcze uruchomiona na środowisku produkcyjnym — na razie działa tylko lokalnie.</w:t>
-      </w:r>
-      <w:proofErr w:type="spellEnd"/>
-      <w:proofErr w:type="spellStart"/>
+        <w:t>Migracja</w:t>
+      </w:r>
+      <w:proofErr w:type="spellEnd"/>
+      <w:r>
+        <w:t xml:space="preserve"> </w:t>
+      </w:r>
+      <w:proofErr w:type="spellStart"/>
+      <w:r>
+        <w:t>historii</w:t>
+      </w:r>
+      <w:proofErr w:type="spellEnd"/>
+      <w:r>
+        <w:t xml:space="preserve"> </w:t>
+      </w:r>
+      <w:proofErr w:type="spellStart"/>
+      <w:r>
+        <w:t>zmian</w:t>
+      </w:r>
+      <w:proofErr w:type="spellEnd"/>
+      <w:r>
+        <w:t xml:space="preserve"> </w:t>
+      </w:r>
+      <w:proofErr w:type="spellStart"/>
+      <w:r>
+        <w:t>cen</w:t>
+      </w:r>
+      <w:proofErr w:type="spellEnd"/>
+      <w:r>
+        <w:t xml:space="preserve"> PGL </w:t>
+      </w:r>
+      <w:proofErr w:type="spellStart"/>
+      <w:r>
+        <w:t>bazowego</w:t>
+      </w:r>
+      <w:proofErr w:type="spellEnd"/>
+      <w:r>
+        <w:t xml:space="preserve"> (013) </w:t>
+      </w:r>
+      <w:proofErr w:type="spellStart"/>
+      <w:r>
+        <w:t>nie</w:t>
+      </w:r>
+      <w:proofErr w:type="spellEnd"/>
+      <w:r>
+        <w:t xml:space="preserve"> </w:t>
+      </w:r>
+      <w:proofErr w:type="spellStart"/>
+      <w:r>
+        <w:t>została</w:t>
+      </w:r>
+      <w:proofErr w:type="spellEnd"/>
+      <w:r>
+        <w:t xml:space="preserve"> </w:t>
+      </w:r>
+      <w:proofErr w:type="spellStart"/>
+      <w:r>
+        <w:t>jeszcze</w:t>
+      </w:r>
+      <w:proofErr w:type="spellEnd"/>
+      <w:r>
+        <w:t xml:space="preserve"> </w:t>
+      </w:r>
+      <w:proofErr w:type="spellStart"/>
+      <w:r>
+        <w:t>uruchomiona</w:t>
+      </w:r>
+      <w:proofErr w:type="spellEnd"/>
+      <w:r>
+        <w:t xml:space="preserve"> </w:t>
+      </w:r>
+      <w:proofErr w:type="spellStart"/>
+      <w:r>
+        <w:t>na</w:t>
+      </w:r>
+      <w:proofErr w:type="spellEnd"/>
+      <w:r>
+        <w:t xml:space="preserve"> </w:t>
+      </w:r>
+      <w:proofErr w:type="spellStart"/>
+      <w:r>
+        <w:t>środowisku</w:t>
+      </w:r>
+      <w:proofErr w:type="spellEnd"/>
+      <w:r>
+        <w:t xml:space="preserve"> </w:t>
+      </w:r>
+      <w:proofErr w:type="spellStart"/>
+      <w:r>
+        <w:t>produkcyjnym</w:t>
+      </w:r>
+      <w:proofErr w:type="spellEnd"/>
+      <w:r>
+        <w:t xml:space="preserve"> — </w:t>
+      </w:r>
+      <w:proofErr w:type="spellStart"/>
+      <w:r>
+        <w:t>na</w:t>
+      </w:r>
+      <w:proofErr w:type="spellEnd"/>
+      <w:r>
+        <w:t xml:space="preserve"> </w:t>
+      </w:r>
+      <w:proofErr w:type="spellStart"/>
+      <w:r>
+        <w:t>razie</w:t>
+      </w:r>
+      <w:proofErr w:type="spellEnd"/>
+      <w:r>
+        <w:t xml:space="preserve"> </w:t>
+      </w:r>
+      <w:proofErr w:type="spellStart"/>
+      <w:r>
+        <w:t>działa</w:t>
+      </w:r>
+      <w:proofErr w:type="spellEnd"/>
+      <w:r>
+        <w:t xml:space="preserve"> </w:t>
+      </w:r>
+      <w:proofErr w:type="spellStart"/>
+      <w:r>
+        <w:t>tylko</w:t>
+      </w:r>
+      <w:proofErr w:type="spellEnd"/>
+      <w:r>
+        <w:t xml:space="preserve"> </w:t>
+      </w:r>
+      <w:proofErr w:type="spellStart"/>
+      <w:r>
+        <w:t>lokalnie</w:t>
+      </w:r>
+      <w:proofErr w:type="spellEnd"/>
+      <w:r>
+        <w:t>.</w:t>
+      </w:r>
+    </w:p>
+    <w:p>
+      <w:pPr>
+        <w:pStyle w:val="Listapunktowana"/>
+      </w:pPr>
+      <w:proofErr w:type="spellStart"/>
+      <w:r>
+        <w:t>Migracje wersjonowania ofert (015) oraz minimalnej marży (014) nie zostały jeszcze uruchomione na środowisku produkcyjnym - na razie działają tylko lokalnie.</w:t>
+      </w:r>
       <w:proofErr w:type="spellEnd"/>
       <w:proofErr w:type="spellStart"/>
       <w:proofErr w:type="spellEnd"/>
@@ -5066,30 +5257,6 @@
       <w:pPr>
         <w:pStyle w:val="Listapunktowana"/>
       </w:pPr>
-      <w:proofErr w:type="spellStart"/>
-      <w:proofErr w:type="spellEnd"/>
-      <w:proofErr w:type="spellStart"/>
-      <w:proofErr w:type="spellEnd"/>
-      <w:proofErr w:type="spellStart"/>
-      <w:proofErr w:type="spellEnd"/>
-      <w:proofErr w:type="spellStart"/>
-      <w:proofErr w:type="spellEnd"/>
-      <w:proofErr w:type="spellStart"/>
-      <w:proofErr w:type="spellEnd"/>
-      <w:proofErr w:type="spellStart"/>
-      <w:proofErr w:type="spellEnd"/>
-      <w:proofErr w:type="spellStart"/>
-      <w:proofErr w:type="spellEnd"/>
-      <w:proofErr w:type="spellStart"/>
-      <w:proofErr w:type="spellEnd"/>
-      <w:proofErr w:type="spellStart"/>
-      <w:proofErr w:type="spellEnd"/>
-      <w:proofErr w:type="spellStart"/>
-      <w:proofErr w:type="spellEnd"/>
-      <w:proofErr w:type="spellStart"/>
-      <w:proofErr w:type="spellEnd"/>
-      <w:proofErr w:type="spellStart"/>
-      <w:proofErr w:type="spellEnd"/>
       <w:r>
         <w:t>Uruchomić migrację dosynchronizowującą kontakty na środowisku produkcyjnym (katalog klientów) i zweryfikować liczbę brakujących wierszy przed commitem na 0.</w:t>
       </w:r>
@@ -5098,30 +5265,6 @@
       <w:pPr>
         <w:pStyle w:val="Listapunktowana"/>
       </w:pPr>
-      <w:proofErr w:type="spellStart"/>
-      <w:proofErr w:type="spellEnd"/>
-      <w:proofErr w:type="spellStart"/>
-      <w:proofErr w:type="spellEnd"/>
-      <w:proofErr w:type="spellStart"/>
-      <w:proofErr w:type="spellEnd"/>
-      <w:proofErr w:type="spellStart"/>
-      <w:proofErr w:type="spellEnd"/>
-      <w:proofErr w:type="spellStart"/>
-      <w:proofErr w:type="spellEnd"/>
-      <w:proofErr w:type="spellStart"/>
-      <w:proofErr w:type="spellEnd"/>
-      <w:proofErr w:type="spellStart"/>
-      <w:proofErr w:type="spellEnd"/>
-      <w:proofErr w:type="spellStart"/>
-      <w:proofErr w:type="spellEnd"/>
-      <w:proofErr w:type="spellStart"/>
-      <w:proofErr w:type="spellEnd"/>
-      <w:proofErr w:type="spellStart"/>
-      <w:proofErr w:type="spellEnd"/>
-      <w:proofErr w:type="spellStart"/>
-      <w:proofErr w:type="spellEnd"/>
-      <w:proofErr w:type="spellStart"/>
-      <w:proofErr w:type="spellEnd"/>
       <w:r>
         <w:t>Ręczne testy nowego przepływu Klienci -&gt; Kontakty w przeglądarce: rozwinięcie firmy, dodanie, edycja i usunięcie osoby kontaktowej, potwierdzenie że kontakt pojawia się w zakładce „Kontakty”.</w:t>
       </w:r>
@@ -5130,32 +5273,16 @@
       <w:pPr>
         <w:pStyle w:val="Listapunktowana"/>
       </w:pPr>
-      <w:proofErr w:type="spellStart"/>
-      <w:proofErr w:type="spellEnd"/>
-      <w:proofErr w:type="spellStart"/>
-      <w:proofErr w:type="spellEnd"/>
-      <w:proofErr w:type="spellStart"/>
-      <w:proofErr w:type="spellEnd"/>
-      <w:proofErr w:type="spellStart"/>
-      <w:proofErr w:type="spellEnd"/>
-      <w:proofErr w:type="spellStart"/>
-      <w:proofErr w:type="spellEnd"/>
-      <w:proofErr w:type="spellStart"/>
-      <w:proofErr w:type="spellEnd"/>
-      <w:proofErr w:type="spellStart"/>
-      <w:proofErr w:type="spellEnd"/>
-      <w:proofErr w:type="spellStart"/>
-      <w:proofErr w:type="spellEnd"/>
-      <w:proofErr w:type="spellStart"/>
-      <w:proofErr w:type="spellEnd"/>
-      <w:proofErr w:type="spellStart"/>
-      <w:proofErr w:type="spellEnd"/>
-      <w:proofErr w:type="spellStart"/>
-      <w:proofErr w:type="spellEnd"/>
-      <w:proofErr w:type="spellStart"/>
-      <w:proofErr w:type="spellEnd"/>
       <w:r>
         <w:t>Uruchomić migrację historii cen PGL bazowego (013) na środowisku produkcyjnym przy najbliższym wdrożeniu.</w:t>
+      </w:r>
+    </w:p>
+    <w:p>
+      <w:pPr>
+        <w:pStyle w:val="Listapunktowana"/>
+      </w:pPr>
+      <w:r>
+        <w:t>Uruchomić migracje 014 (minimalna marża) i 015 (wersjonowanie ofert) na środowisku produkcyjnym przy najbliższym wdrożeniu.</w:t>
       </w:r>
     </w:p>
     <w:p>

--- a/Historia wersji oraz md/Historia wersji/AMSteel_Quote_Raport_Wersji_1.5.docx
+++ b/Historia wersji oraz md/Historia wersji/AMSteel_Quote_Raport_Wersji_1.5.docx
@@ -3,23 +3,13 @@
 <w:document xmlns:wpc="http://schemas.microsoft.com/office/word/2010/wordprocessingCanvas" xmlns:cx="http://schemas.microsoft.com/office/drawing/2014/chartex" xmlns:cx1="http://schemas.microsoft.com/office/drawing/2015/9/8/chartex" xmlns:cx2="http://schemas.microsoft.com/office/drawing/2015/10/21/chartex" xmlns:cx3="http://schemas.microsoft.com/office/drawing/2016/5/9/chartex" xmlns:cx4="http://schemas.microsoft.com/office/drawing/2016/5/10/chartex" xmlns:cx5="http://schemas.microsoft.com/office/drawing/2016/5/11/chartex" xmlns:cx6="http://schemas.microsoft.com/office/drawing/2016/5/12/chartex" xmlns:cx7="http://schemas.microsoft.com/office/drawing/2016/5/13/chartex" xmlns:cx8="http://schemas.microsoft.com/office/drawing/2016/5/14/chartex" xmlns:mc="http://schemas.openxmlformats.org/markup-compatibility/2006" xmlns:aink="http://schemas.microsoft.com/office/drawing/2016/ink" xmlns:am3d="http://schemas.microsoft.com/office/drawing/2017/model3d" xmlns:o="urn:schemas-microsoft-com:office:office" xmlns:oel="http://schemas.microsoft.com/office/2019/extlst" xmlns:r="http://schemas.openxmlformats.org/officeDocument/2006/relationships" xmlns:m="http://schemas.openxmlformats.org/officeDocument/2006/math" xmlns:v="urn:schemas-microsoft-com:vml" xmlns:wp14="http://schemas.microsoft.com/office/word/2010/wordprocessingDrawing" xmlns:wp="http://schemas.openxmlformats.org/drawingml/2006/wordprocessingDrawing" xmlns:w10="urn:schemas-microsoft-com:office:word" xmlns:w="http://schemas.openxmlformats.org/wordprocessingml/2006/main" xmlns:w14="http://schemas.microsoft.com/office/word/2010/wordml" xmlns:w15="http://schemas.microsoft.com/office/word/2012/wordml" xmlns:w16cei="http://schemas.microsoft.com/office/word/2026/wordml/cei" xmlns:w16cex="http://schemas.microsoft.com/office/word/2018/wordml/cex" xmlns:w16cid="http://schemas.microsoft.com/office/word/2016/wordml/cid" xmlns:w16="http://schemas.microsoft.com/office/word/2018/wordml" xmlns:w16du="http://schemas.microsoft.com/office/word/2023/wordml/word16du" xmlns:w16sdtdh="http://schemas.microsoft.com/office/word/2020/wordml/sdtdatahash" xmlns:w16sdtfl="http://schemas.microsoft.com/office/word/2024/wordml/sdtformatlock" xmlns:w16se="http://schemas.microsoft.com/office/word/2015/wordml/symex" xmlns:wpg="http://schemas.microsoft.com/office/word/2010/wordprocessingGroup" xmlns:wpi="http://schemas.microsoft.com/office/word/2010/wordprocessingInk" xmlns:wne="http://schemas.microsoft.com/office/word/2006/wordml" xmlns:wps="http://schemas.microsoft.com/office/word/2010/wordprocessingShape" mc:Ignorable="w14 w15 w16se w16cid w16 w16cex w16sdtdh w16sdtfl w16du wp14">
   <w:body>
     <w:p>
-      <w:proofErr w:type="spellStart"/>
       <w:r>
         <w:rPr>
           <w:b/>
           <w:color w:val="1F2A44"/>
           <w:sz w:val="56"/>
         </w:rPr>
-        <w:t>AMSteel</w:t>
-      </w:r>
-      <w:proofErr w:type="spellEnd"/>
-      <w:r>
-        <w:rPr>
-          <w:b/>
-          <w:color w:val="1F2A44"/>
-          <w:sz w:val="56"/>
-        </w:rPr>
-        <w:t xml:space="preserve"> Quote</w:t>
+        <w:t>AMSteel Quote</w:t>
       </w:r>
     </w:p>
     <w:p>
@@ -29,63 +19,13 @@
         </w:pBdr>
         <w:spacing w:after="280"/>
       </w:pPr>
-      <w:proofErr w:type="spellStart"/>
       <w:r>
         <w:rPr>
           <w:color w:val="2B57A6"/>
           <w:sz w:val="30"/>
         </w:rPr>
-        <w:t>Raport</w:t>
+        <w:t>Raport wersji / Dziennik zmian</w:t>
       </w:r>
-      <w:proofErr w:type="spellEnd"/>
-      <w:r>
-        <w:rPr>
-          <w:color w:val="2B57A6"/>
-          <w:sz w:val="30"/>
-        </w:rPr>
-        <w:t xml:space="preserve"> </w:t>
-      </w:r>
-      <w:proofErr w:type="spellStart"/>
-      <w:r>
-        <w:rPr>
-          <w:color w:val="2B57A6"/>
-          <w:sz w:val="30"/>
-        </w:rPr>
-        <w:t>wersji</w:t>
-      </w:r>
-      <w:proofErr w:type="spellEnd"/>
-      <w:r>
-        <w:rPr>
-          <w:color w:val="2B57A6"/>
-          <w:sz w:val="30"/>
-        </w:rPr>
-        <w:t xml:space="preserve"> / </w:t>
-      </w:r>
-      <w:proofErr w:type="spellStart"/>
-      <w:r>
-        <w:rPr>
-          <w:color w:val="2B57A6"/>
-          <w:sz w:val="30"/>
-        </w:rPr>
-        <w:t>Dziennik</w:t>
-      </w:r>
-      <w:proofErr w:type="spellEnd"/>
-      <w:r>
-        <w:rPr>
-          <w:color w:val="2B57A6"/>
-          <w:sz w:val="30"/>
-        </w:rPr>
-        <w:t xml:space="preserve"> </w:t>
-      </w:r>
-      <w:proofErr w:type="spellStart"/>
-      <w:r>
-        <w:rPr>
-          <w:color w:val="2B57A6"/>
-          <w:sz w:val="30"/>
-        </w:rPr>
-        <w:t>zmian</w:t>
-      </w:r>
-      <w:proofErr w:type="spellEnd"/>
     </w:p>
     <w:tbl>
       <w:tblPr>
@@ -131,21 +71,12 @@
             <w:tcW w:w="3118" w:type="dxa"/>
           </w:tcPr>
           <w:p>
-            <w:proofErr w:type="spellStart"/>
             <w:r>
               <w:rPr>
                 <w:b/>
                 <w:color w:val="1F2A44"/>
               </w:rPr>
-              <w:t>Wersja</w:t>
-            </w:r>
-            <w:proofErr w:type="spellEnd"/>
-            <w:r>
-              <w:rPr>
-                <w:b/>
-                <w:color w:val="1F2A44"/>
-              </w:rPr>
-              <w:t>:</w:t>
+              <w:t>Wersja:</w:t>
             </w:r>
           </w:p>
         </w:tc>
@@ -169,37 +100,12 @@
             <w:tcW w:w="3118" w:type="dxa"/>
           </w:tcPr>
           <w:p>
-            <w:proofErr w:type="spellStart"/>
             <w:r>
               <w:rPr>
                 <w:b/>
                 <w:color w:val="1F2A44"/>
               </w:rPr>
-              <w:t>Okres</w:t>
-            </w:r>
-            <w:proofErr w:type="spellEnd"/>
-            <w:r>
-              <w:rPr>
-                <w:b/>
-                <w:color w:val="1F2A44"/>
-              </w:rPr>
-              <w:t xml:space="preserve"> </w:t>
-            </w:r>
-            <w:proofErr w:type="spellStart"/>
-            <w:r>
-              <w:rPr>
-                <w:b/>
-                <w:color w:val="1F2A44"/>
-              </w:rPr>
-              <w:t>developmentu</w:t>
-            </w:r>
-            <w:proofErr w:type="spellEnd"/>
-            <w:r>
-              <w:rPr>
-                <w:b/>
-                <w:color w:val="1F2A44"/>
-              </w:rPr>
-              <w:t>:</w:t>
+              <w:t>Okres developmentu:</w:t>
             </w:r>
           </w:p>
         </w:tc>
@@ -209,8 +115,9 @@
           </w:tcPr>
           <w:p>
             <w:r>
-              <w:t>4.08.2026 - 10.08.2026</w:t>
+              <w:t>10.08.2026 - 12.08.2026</w:t>
             </w:r>
+            <w:r/>
           </w:p>
         </w:tc>
       </w:tr>
@@ -225,23 +132,7 @@
                 <w:b/>
                 <w:color w:val="1F2A44"/>
               </w:rPr>
-              <w:t xml:space="preserve">Data </w:t>
-            </w:r>
-            <w:proofErr w:type="spellStart"/>
-            <w:r>
-              <w:rPr>
-                <w:b/>
-                <w:color w:val="1F2A44"/>
-              </w:rPr>
-              <w:t>raportu</w:t>
-            </w:r>
-            <w:proofErr w:type="spellEnd"/>
-            <w:r>
-              <w:rPr>
-                <w:b/>
-                <w:color w:val="1F2A44"/>
-              </w:rPr>
-              <w:t>:</w:t>
+              <w:t>Data raportu:</w:t>
             </w:r>
           </w:p>
         </w:tc>
@@ -251,7 +142,7 @@
           </w:tcPr>
           <w:p>
             <w:r>
-              <w:t>10.08.2026</w:t>
+              <w:t>12.08.2026</w:t>
             </w:r>
           </w:p>
         </w:tc>
@@ -268,163 +159,17 @@
           <w:color w:val="1F2A44"/>
           <w:sz w:val="28"/>
         </w:rPr>
-        <w:t xml:space="preserve">Historia </w:t>
+        <w:t>Historia wersji</w:t>
       </w:r>
-      <w:proofErr w:type="spellStart"/>
-      <w:r>
-        <w:rPr>
-          <w:b/>
-          <w:color w:val="1F2A44"/>
-          <w:sz w:val="28"/>
-        </w:rPr>
-        <w:t>wersji</w:t>
-      </w:r>
-      <w:proofErr w:type="spellEnd"/>
     </w:p>
     <w:p>
-      <w:proofErr w:type="spellStart"/>
       <w:r>
         <w:rPr>
           <w:i/>
           <w:color w:val="666666"/>
           <w:sz w:val="19"/>
         </w:rPr>
-        <w:t>Pełny</w:t>
-      </w:r>
-      <w:proofErr w:type="spellEnd"/>
-      <w:r>
-        <w:rPr>
-          <w:i/>
-          <w:color w:val="666666"/>
-          <w:sz w:val="19"/>
-        </w:rPr>
-        <w:t xml:space="preserve"> </w:t>
-      </w:r>
-      <w:proofErr w:type="spellStart"/>
-      <w:r>
-        <w:rPr>
-          <w:i/>
-          <w:color w:val="666666"/>
-          <w:sz w:val="19"/>
-        </w:rPr>
-        <w:t>rejestr</w:t>
-      </w:r>
-      <w:proofErr w:type="spellEnd"/>
-      <w:r>
-        <w:rPr>
-          <w:i/>
-          <w:color w:val="666666"/>
-          <w:sz w:val="19"/>
-        </w:rPr>
-        <w:t xml:space="preserve"> </w:t>
-      </w:r>
-      <w:proofErr w:type="spellStart"/>
-      <w:r>
-        <w:rPr>
-          <w:i/>
-          <w:color w:val="666666"/>
-          <w:sz w:val="19"/>
-        </w:rPr>
-        <w:t>wszystkich</w:t>
-      </w:r>
-      <w:proofErr w:type="spellEnd"/>
-      <w:r>
-        <w:rPr>
-          <w:i/>
-          <w:color w:val="666666"/>
-          <w:sz w:val="19"/>
-        </w:rPr>
-        <w:t xml:space="preserve"> </w:t>
-      </w:r>
-      <w:proofErr w:type="spellStart"/>
-      <w:r>
-        <w:rPr>
-          <w:i/>
-          <w:color w:val="666666"/>
-          <w:sz w:val="19"/>
-        </w:rPr>
-        <w:t>wydanych</w:t>
-      </w:r>
-      <w:proofErr w:type="spellEnd"/>
-      <w:r>
-        <w:rPr>
-          <w:i/>
-          <w:color w:val="666666"/>
-          <w:sz w:val="19"/>
-        </w:rPr>
-        <w:t xml:space="preserve"> </w:t>
-      </w:r>
-      <w:proofErr w:type="spellStart"/>
-      <w:r>
-        <w:rPr>
-          <w:i/>
-          <w:color w:val="666666"/>
-          <w:sz w:val="19"/>
-        </w:rPr>
-        <w:t>wersji</w:t>
-      </w:r>
-      <w:proofErr w:type="spellEnd"/>
-      <w:r>
-        <w:rPr>
-          <w:i/>
-          <w:color w:val="666666"/>
-          <w:sz w:val="19"/>
-        </w:rPr>
-        <w:t xml:space="preserve"> - </w:t>
-      </w:r>
-      <w:proofErr w:type="spellStart"/>
-      <w:r>
-        <w:rPr>
-          <w:i/>
-          <w:color w:val="666666"/>
-          <w:sz w:val="19"/>
-        </w:rPr>
-        <w:t>najnowsza</w:t>
-      </w:r>
-      <w:proofErr w:type="spellEnd"/>
-      <w:r>
-        <w:rPr>
-          <w:i/>
-          <w:color w:val="666666"/>
-          <w:sz w:val="19"/>
-        </w:rPr>
-        <w:t xml:space="preserve"> </w:t>
-      </w:r>
-      <w:proofErr w:type="spellStart"/>
-      <w:r>
-        <w:rPr>
-          <w:i/>
-          <w:color w:val="666666"/>
-          <w:sz w:val="19"/>
-        </w:rPr>
-        <w:t>na</w:t>
-      </w:r>
-      <w:proofErr w:type="spellEnd"/>
-      <w:r>
-        <w:rPr>
-          <w:i/>
-          <w:color w:val="666666"/>
-          <w:sz w:val="19"/>
-        </w:rPr>
-        <w:t xml:space="preserve"> </w:t>
-      </w:r>
-      <w:proofErr w:type="spellStart"/>
-      <w:r>
-        <w:rPr>
-          <w:i/>
-          <w:color w:val="666666"/>
-          <w:sz w:val="19"/>
-        </w:rPr>
-        <w:t>górze</w:t>
-      </w:r>
-      <w:proofErr w:type="spellEnd"/>
-      <w:r>
-        <w:rPr>
-          <w:i/>
-          <w:color w:val="666666"/>
-          <w:sz w:val="19"/>
-        </w:rPr>
-        <w:t>.</w:t>
+        <w:t>Pełny rejestr wszystkich wydanych wersji - najnowsza na górze.</w:t>
       </w:r>
     </w:p>
     <w:tbl>
@@ -446,7 +191,6 @@
             <w:shd w:val="clear" w:color="auto" w:fill="2B57A6"/>
           </w:tcPr>
           <w:p>
-            <w:proofErr w:type="spellStart"/>
             <w:r>
               <w:rPr>
                 <w:b/>
@@ -454,7 +198,6 @@
               </w:rPr>
               <w:t>Wersja</w:t>
             </w:r>
-            <w:proofErr w:type="spellEnd"/>
           </w:p>
         </w:tc>
         <w:tc>
@@ -463,7 +206,6 @@
             <w:shd w:val="clear" w:color="auto" w:fill="2B57A6"/>
           </w:tcPr>
           <w:p>
-            <w:proofErr w:type="spellStart"/>
             <w:r>
               <w:rPr>
                 <w:b/>
@@ -471,7 +213,6 @@
               </w:rPr>
               <w:t>Okres</w:t>
             </w:r>
-            <w:proofErr w:type="spellEnd"/>
           </w:p>
         </w:tc>
         <w:tc>
@@ -495,47 +236,13 @@
             <w:shd w:val="clear" w:color="auto" w:fill="2B57A6"/>
           </w:tcPr>
           <w:p>
-            <w:proofErr w:type="spellStart"/>
             <w:r>
               <w:rPr>
                 <w:b/>
                 <w:color w:val="FFFFFF"/>
               </w:rPr>
-              <w:t>Krótkie</w:t>
+              <w:t>Krótkie podsumowanie zmian</w:t>
             </w:r>
-            <w:proofErr w:type="spellEnd"/>
-            <w:r>
-              <w:rPr>
-                <w:b/>
-                <w:color w:val="FFFFFF"/>
-              </w:rPr>
-              <w:t xml:space="preserve"> </w:t>
-            </w:r>
-            <w:proofErr w:type="spellStart"/>
-            <w:r>
-              <w:rPr>
-                <w:b/>
-                <w:color w:val="FFFFFF"/>
-              </w:rPr>
-              <w:t>podsumowanie</w:t>
-            </w:r>
-            <w:proofErr w:type="spellEnd"/>
-            <w:r>
-              <w:rPr>
-                <w:b/>
-                <w:color w:val="FFFFFF"/>
-              </w:rPr>
-              <w:t xml:space="preserve"> </w:t>
-            </w:r>
-            <w:proofErr w:type="spellStart"/>
-            <w:r>
-              <w:rPr>
-                <w:b/>
-                <w:color w:val="FFFFFF"/>
-              </w:rPr>
-              <w:t>zmian</w:t>
-            </w:r>
-            <w:proofErr w:type="spellEnd"/>
           </w:p>
         </w:tc>
       </w:tr>
@@ -556,8 +263,9 @@
           </w:tcPr>
           <w:p>
             <w:r>
-              <w:t>4.08.2026 - 10.08.2026</w:t>
+              <w:t>10.08.2026 - 10.08.2026, 12.08.2026</w:t>
             </w:r>
+            <w:r/>
           </w:p>
         </w:tc>
         <w:tc>
@@ -566,7 +274,7 @@
           </w:tcPr>
           <w:p>
             <w:r>
-              <w:t>10.08.2026</w:t>
+              <w:t>12.08.2026</w:t>
             </w:r>
           </w:p>
         </w:tc>
@@ -576,8 +284,9 @@
           </w:tcPr>
           <w:p>
             <w:r>
-              <w:t>Naprawiono brak synchronizacji kontaktu głównego wpisywanego w panelu „Klienci” z tabelą osób kontaktowych - dane osoby zapisane przy edycji firmy nie pojawiały się w zakładce „Kontakty”. Panel „Klienci” zyskał akcję „Kontakty” przy każdej firmie: rozwija listę zapisanych dla niej osób z możliwością edycji i usunięcia każdej z osobna oraz formularzem dodania kolejnej, bez przechodzenia do osobnej zakładki. Dodano migrację uzupełniającą kontakty zapisane, zanim ta poprawka weszła w życie. Dodano tryb „Wysoki kontrast” (przycisk obok Jasny/Ciemny, dostępny na wszystkich podstronach). W tym samym okresie dodano historię zmian cen bazowych PGL z eksportem do Excela, kolorowe oznaczenia typów stali HRS/CR/HDG w panelu ustawień oraz klikalne kafelki statusów na pulpicie administratora, a w kalkulatorze kliknięcie wiersza pozycji otwiera ją do edycji. Kolumna „Uwagi” w PDF oferty pokazuje teraz pełny zestaw wybranych dopłat dla każdej pozycji. Panel ustawień administratora zyskał próg „Minimalna marża (%)” - junior może odtąd wysłać ofertę do klienta bezpośrednio z szkicu, bez zatwierdzenia seniora/administratora, jeśli każda pozycja ma marżę i PGL bazowe w normie; w przeciwnym razie oferta nadal wymaga pełnej ścieżki zatwierdzenia. Kliknięcie w ofertę na liście (Moje oferty, Panel seniora, Panel administratora) otwiera ją teraz do edycji, tak jak pozycje w kalkulatorze. Edycja już zapisanej oferty nie nadpisuje jej w miejscu - zapisuje nową wersję („offer_30.1”, „offer_30.2”...), a poprzednie wersje zostają widoczne pod rozwijaną listą na tej samej karcie.</w:t>
+              <w:t>Naprawiono brak synchronizacji kontaktu głównego wpisywanego w panelu „Klienci” z tabelą osób kontaktowych - dane osoby zapisane przy edycji firmy nie pojawiały się w zakładce „Kontakty”. Panel „Klienci” zyskał akcję „Kontakty” przy każdej firmie: rozwija listę zapisanych dla niej osób z możliwością edycji i usunięcia każdej z osobna oraz formularzem dodania kolejnej, bez przechodzenia do osobnej zakładki. Dodano migrację uzupełniającą kontakty zapisane, zanim ta poprawka weszła w życie. Dodano tryb „Wysoki kontrast” (przycisk obok Jasny/Ciemny, dostępny na wszystkich podstronach). W tym samym okresie dodano historię zmian cen bazowych PGL z eksportem do Excela, kolorowe oznaczenia typów stali HRS/CR/HDG w panelu ustawień oraz klikalne kafelki statusów na pulpicie administratora, a w kalkulatorze kliknięcie wiersza pozycji otwiera ją do edycji. Kolumna „Uwagi” w PDF oferty pokazuje teraz pełny zestaw wybranych dopłat dla każdej pozycji. Panel ustawień administratora zyskał próg „Minimalna marża (%)” - junior może odtąd wysłać ofertę do klienta bezpośrednio z szkicu, bez zatwierdzenia seniora/administratora, jeśli każda pozycja ma marżę i PGL bazowe w normie; w przeciwnym razie oferta nadal wymaga pełnej ścieżki zatwierdzenia. Kliknięcie w ofertę na liście (Moje oferty, Panel seniora, Panel administratora) otwiera ją teraz do edycji, tak jak pozycje w kalkulatorze. Edycja już zapisanej oferty nie nadpisuje jej w miejscu - zapisuje nową wersję („offer_30.1”, „offer_30.2”...), a poprzednie wersje zostają widoczne pod rozwijaną listą na tej samej karcie. W tym samym okresie dodano trzy nowe typy stali obok HRS/CR/HDG: PICKLED (HRS Trawiona), TEARDROP (Blacha łezkowa) i ZM (Magnelis) - wraz z własnymi tabelami gatunków, matrycami dopłat wymiarowych i (dla ZM) matrycą powłoki, w oparciu o dane przekazane przez klienta.</w:t>
             </w:r>
+            <w:r/>
           </w:p>
         </w:tc>
       </w:tr>
@@ -616,6 +325,9 @@
             <w:r>
               <w:t>2026</w:t>
             </w:r>
+            <w:r>
+              <w:t>, 10.08.2026</w:t>
+            </w:r>
           </w:p>
         </w:tc>
         <w:tc>
@@ -624,7 +336,10 @@
           </w:tcPr>
           <w:p>
             <w:r>
-              <w:t>4.08.2026</w:t>
+              <w:t>10</w:t>
+            </w:r>
+            <w:r>
+              <w:t>.08.2026</w:t>
             </w:r>
           </w:p>
         </w:tc>
@@ -633,861 +348,12 @@
             <w:tcW w:w="3581" w:type="dxa"/>
           </w:tcPr>
           <w:p>
-            <w:proofErr w:type="spellStart"/>
             <w:r>
-              <w:t>Poprawki</w:t>
+              <w:t xml:space="preserve">Poprawki bezpieczeństwa eksportu PDF: dane oferty i klienta wpisywane przez handlowca są zabezpieczane przed wykonaniem jako kod po stronie usługi generującej dokument, a samo generowanie PDF wymaga jawnie potwierdzonej roli użytkownika. W kalkulatorze dodano ostrzeżenie przy edycji pozycji dodanych przed wersją 1.3, dla których konfiguracja dopłat nie została zapisana i nie da się jej automatycznie odtworzyć. Przebudowano panel danych klienta w kalkulatorze: dane firmy (firma, NIP, adres, SAP ID) zostały oddzielone od danych kontaktowych, a pola „Firma” i „NIP” działają jak wyszukiwarki po katalogu klientów. Osoby kontaktowe są od teraz wspólne dla całego działu - jedna firma może mieć ich wiele, a pole imienia podpowiada je od razu po kliknięciu. Naprawiono także brak natychmiastowej widoczności zmian ustawień administratora (PGL bazowe, kurs EUR/PLN) w </w:t>
             </w:r>
-            <w:proofErr w:type="spellEnd"/>
             <w:r>
-              <w:t xml:space="preserve"> </w:t>
-            </w:r>
-            <w:proofErr w:type="spellStart"/>
-            <w:r>
-              <w:t>bezpieczeństwa</w:t>
-            </w:r>
-            <w:proofErr w:type="spellEnd"/>
-            <w:r>
-              <w:t xml:space="preserve"> </w:t>
-            </w:r>
-            <w:proofErr w:type="spellStart"/>
-            <w:r>
-              <w:t>eksportu</w:t>
-            </w:r>
-            <w:proofErr w:type="spellEnd"/>
-            <w:r>
-              <w:t xml:space="preserve"> PDF: </w:t>
-            </w:r>
-            <w:proofErr w:type="spellStart"/>
-            <w:r>
-              <w:t>dane</w:t>
-            </w:r>
-            <w:proofErr w:type="spellEnd"/>
-            <w:r>
-              <w:t xml:space="preserve"> </w:t>
-            </w:r>
-            <w:proofErr w:type="spellStart"/>
-            <w:r>
-              <w:t>oferty</w:t>
-            </w:r>
-            <w:proofErr w:type="spellEnd"/>
-            <w:r>
-              <w:t xml:space="preserve"> </w:t>
-            </w:r>
-            <w:proofErr w:type="spellStart"/>
-            <w:r>
-              <w:t>i</w:t>
-            </w:r>
-            <w:proofErr w:type="spellEnd"/>
-            <w:r>
-              <w:t xml:space="preserve"> </w:t>
-            </w:r>
-            <w:proofErr w:type="spellStart"/>
-            <w:r>
-              <w:t>klienta</w:t>
-            </w:r>
-            <w:proofErr w:type="spellEnd"/>
-            <w:r>
-              <w:t xml:space="preserve"> </w:t>
-            </w:r>
-            <w:proofErr w:type="spellStart"/>
-            <w:r>
-              <w:t>wpisywane</w:t>
-            </w:r>
-            <w:proofErr w:type="spellEnd"/>
-            <w:r>
-              <w:t xml:space="preserve"> </w:t>
-            </w:r>
-            <w:proofErr w:type="spellStart"/>
-            <w:r>
-              <w:t>przez</w:t>
-            </w:r>
-            <w:proofErr w:type="spellEnd"/>
-            <w:r>
-              <w:t xml:space="preserve"> </w:t>
-            </w:r>
-            <w:proofErr w:type="spellStart"/>
-            <w:r>
-              <w:t>handlowca</w:t>
-            </w:r>
-            <w:proofErr w:type="spellEnd"/>
-            <w:r>
-              <w:t xml:space="preserve"> </w:t>
-            </w:r>
-            <w:proofErr w:type="spellStart"/>
-            <w:r>
-              <w:t>są</w:t>
-            </w:r>
-            <w:proofErr w:type="spellEnd"/>
-            <w:r>
-              <w:t xml:space="preserve"> </w:t>
-            </w:r>
-            <w:proofErr w:type="spellStart"/>
-            <w:r>
-              <w:t>zabezpieczane</w:t>
-            </w:r>
-            <w:proofErr w:type="spellEnd"/>
-            <w:r>
-              <w:t xml:space="preserve"> </w:t>
-            </w:r>
-            <w:proofErr w:type="spellStart"/>
-            <w:r>
-              <w:t>przed</w:t>
-            </w:r>
-            <w:proofErr w:type="spellEnd"/>
-            <w:r>
-              <w:t xml:space="preserve"> </w:t>
-            </w:r>
-            <w:proofErr w:type="spellStart"/>
-            <w:r>
-              <w:t>wykonaniem</w:t>
-            </w:r>
-            <w:proofErr w:type="spellEnd"/>
-            <w:r>
-              <w:t xml:space="preserve"> </w:t>
-            </w:r>
-            <w:proofErr w:type="spellStart"/>
-            <w:r>
-              <w:t>jako</w:t>
-            </w:r>
-            <w:proofErr w:type="spellEnd"/>
-            <w:r>
-              <w:t xml:space="preserve"> </w:t>
-            </w:r>
-            <w:proofErr w:type="spellStart"/>
-            <w:r>
-              <w:t>kod</w:t>
-            </w:r>
-            <w:proofErr w:type="spellEnd"/>
-            <w:r>
-              <w:t xml:space="preserve"> po </w:t>
-            </w:r>
-            <w:proofErr w:type="spellStart"/>
-            <w:r>
-              <w:t>stronie</w:t>
-            </w:r>
-            <w:proofErr w:type="spellEnd"/>
-            <w:r>
-              <w:t xml:space="preserve"> </w:t>
-            </w:r>
-            <w:proofErr w:type="spellStart"/>
-            <w:r>
-              <w:t>usługi</w:t>
-            </w:r>
-            <w:proofErr w:type="spellEnd"/>
-            <w:r>
-              <w:t xml:space="preserve"> </w:t>
-            </w:r>
-            <w:proofErr w:type="spellStart"/>
-            <w:r>
-              <w:t>generującej</w:t>
-            </w:r>
-            <w:proofErr w:type="spellEnd"/>
-            <w:r>
-              <w:t xml:space="preserve"> </w:t>
-            </w:r>
-            <w:proofErr w:type="spellStart"/>
-            <w:r>
-              <w:t>dokument</w:t>
-            </w:r>
-            <w:proofErr w:type="spellEnd"/>
-            <w:r>
-              <w:t xml:space="preserve">, a </w:t>
-            </w:r>
-            <w:proofErr w:type="spellStart"/>
-            <w:r>
-              <w:t>samo</w:t>
-            </w:r>
-            <w:proofErr w:type="spellEnd"/>
-            <w:r>
-              <w:t xml:space="preserve"> </w:t>
-            </w:r>
-            <w:proofErr w:type="spellStart"/>
-            <w:r>
-              <w:t>generowanie</w:t>
-            </w:r>
-            <w:proofErr w:type="spellEnd"/>
-            <w:r>
-              <w:t xml:space="preserve"> PDF </w:t>
-            </w:r>
-            <w:proofErr w:type="spellStart"/>
-            <w:r>
-              <w:t>wymaga</w:t>
-            </w:r>
-            <w:proofErr w:type="spellEnd"/>
-            <w:r>
-              <w:t xml:space="preserve"> </w:t>
-            </w:r>
-            <w:proofErr w:type="spellStart"/>
-            <w:r>
-              <w:t>jawnie</w:t>
-            </w:r>
-            <w:proofErr w:type="spellEnd"/>
-            <w:r>
-              <w:t xml:space="preserve"> </w:t>
-            </w:r>
-            <w:proofErr w:type="spellStart"/>
-            <w:r>
-              <w:t>potwierdzonej</w:t>
-            </w:r>
-            <w:proofErr w:type="spellEnd"/>
-            <w:r>
-              <w:t xml:space="preserve"> </w:t>
-            </w:r>
-            <w:proofErr w:type="spellStart"/>
-            <w:r>
-              <w:t>roli</w:t>
-            </w:r>
-            <w:proofErr w:type="spellEnd"/>
-            <w:r>
-              <w:t xml:space="preserve"> </w:t>
-            </w:r>
-            <w:proofErr w:type="spellStart"/>
-            <w:r>
-              <w:t>użytkownika</w:t>
-            </w:r>
-            <w:proofErr w:type="spellEnd"/>
-            <w:r>
-              <w:t xml:space="preserve">. W </w:t>
-            </w:r>
-            <w:proofErr w:type="spellStart"/>
-            <w:r>
-              <w:t>kalkulatorze</w:t>
-            </w:r>
-            <w:proofErr w:type="spellEnd"/>
-            <w:r>
-              <w:t xml:space="preserve"> </w:t>
-            </w:r>
-            <w:proofErr w:type="spellStart"/>
-            <w:r>
-              <w:t>dodano</w:t>
-            </w:r>
-            <w:proofErr w:type="spellEnd"/>
-            <w:r>
-              <w:t xml:space="preserve"> </w:t>
-            </w:r>
-            <w:proofErr w:type="spellStart"/>
-            <w:r>
-              <w:t>ostrzeżenie</w:t>
-            </w:r>
-            <w:proofErr w:type="spellEnd"/>
-            <w:r>
-              <w:t xml:space="preserve"> </w:t>
-            </w:r>
-            <w:proofErr w:type="spellStart"/>
-            <w:r>
-              <w:t>przy</w:t>
-            </w:r>
-            <w:proofErr w:type="spellEnd"/>
-            <w:r>
-              <w:t xml:space="preserve"> </w:t>
-            </w:r>
-            <w:proofErr w:type="spellStart"/>
-            <w:r>
-              <w:t>edycji</w:t>
-            </w:r>
-            <w:proofErr w:type="spellEnd"/>
-            <w:r>
-              <w:t xml:space="preserve"> </w:t>
-            </w:r>
-            <w:proofErr w:type="spellStart"/>
-            <w:r>
-              <w:t>pozycji</w:t>
-            </w:r>
-            <w:proofErr w:type="spellEnd"/>
-            <w:r>
-              <w:t xml:space="preserve"> </w:t>
-            </w:r>
-            <w:proofErr w:type="spellStart"/>
-            <w:r>
-              <w:t>dodanych</w:t>
-            </w:r>
-            <w:proofErr w:type="spellEnd"/>
-            <w:r>
-              <w:t xml:space="preserve"> </w:t>
-            </w:r>
-            <w:proofErr w:type="spellStart"/>
-            <w:r>
-              <w:t>przed</w:t>
-            </w:r>
-            <w:proofErr w:type="spellEnd"/>
-            <w:r>
-              <w:t xml:space="preserve"> </w:t>
-            </w:r>
-            <w:proofErr w:type="spellStart"/>
-            <w:r>
-              <w:t>wersją</w:t>
-            </w:r>
-            <w:proofErr w:type="spellEnd"/>
-            <w:r>
-              <w:t xml:space="preserve"> 1.3, </w:t>
-            </w:r>
-            <w:proofErr w:type="spellStart"/>
-            <w:r>
-              <w:t>dla</w:t>
-            </w:r>
-            <w:proofErr w:type="spellEnd"/>
-            <w:r>
-              <w:t xml:space="preserve"> </w:t>
-            </w:r>
-            <w:proofErr w:type="spellStart"/>
-            <w:r>
-              <w:t>których</w:t>
-            </w:r>
-            <w:proofErr w:type="spellEnd"/>
-            <w:r>
-              <w:t xml:space="preserve"> </w:t>
-            </w:r>
-            <w:proofErr w:type="spellStart"/>
-            <w:r>
-              <w:t>konfiguracja</w:t>
-            </w:r>
-            <w:proofErr w:type="spellEnd"/>
-            <w:r>
-              <w:t xml:space="preserve"> </w:t>
-            </w:r>
-            <w:proofErr w:type="spellStart"/>
-            <w:r>
-              <w:t>dopłat</w:t>
-            </w:r>
-            <w:proofErr w:type="spellEnd"/>
-            <w:r>
-              <w:t xml:space="preserve"> </w:t>
-            </w:r>
-            <w:proofErr w:type="spellStart"/>
-            <w:r>
-              <w:t>nie</w:t>
-            </w:r>
-            <w:proofErr w:type="spellEnd"/>
-            <w:r>
-              <w:t xml:space="preserve"> </w:t>
-            </w:r>
-            <w:proofErr w:type="spellStart"/>
-            <w:r>
-              <w:t>została</w:t>
-            </w:r>
-            <w:proofErr w:type="spellEnd"/>
-            <w:r>
-              <w:t xml:space="preserve"> </w:t>
-            </w:r>
-            <w:proofErr w:type="spellStart"/>
-            <w:r>
-              <w:t>zapisana</w:t>
-            </w:r>
-            <w:proofErr w:type="spellEnd"/>
-            <w:r>
-              <w:t xml:space="preserve"> </w:t>
-            </w:r>
-            <w:proofErr w:type="spellStart"/>
-            <w:r>
-              <w:t>i</w:t>
-            </w:r>
-            <w:proofErr w:type="spellEnd"/>
-            <w:r>
-              <w:t xml:space="preserve"> </w:t>
-            </w:r>
-            <w:proofErr w:type="spellStart"/>
-            <w:r>
-              <w:t>nie</w:t>
-            </w:r>
-            <w:proofErr w:type="spellEnd"/>
-            <w:r>
-              <w:t xml:space="preserve"> da </w:t>
-            </w:r>
-            <w:proofErr w:type="spellStart"/>
-            <w:r>
-              <w:t>się</w:t>
-            </w:r>
-            <w:proofErr w:type="spellEnd"/>
-            <w:r>
-              <w:t xml:space="preserve"> </w:t>
-            </w:r>
-            <w:proofErr w:type="spellStart"/>
-            <w:r>
-              <w:t>jej</w:t>
-            </w:r>
-            <w:proofErr w:type="spellEnd"/>
-            <w:r>
-              <w:t xml:space="preserve"> </w:t>
-            </w:r>
-            <w:proofErr w:type="spellStart"/>
-            <w:r>
-              <w:t>automatycznie</w:t>
-            </w:r>
-            <w:proofErr w:type="spellEnd"/>
-            <w:r>
-              <w:t xml:space="preserve"> </w:t>
-            </w:r>
-            <w:proofErr w:type="spellStart"/>
-            <w:r>
-              <w:t>odtworzyć</w:t>
-            </w:r>
-            <w:proofErr w:type="spellEnd"/>
-            <w:r>
-              <w:t xml:space="preserve">. </w:t>
-            </w:r>
-            <w:proofErr w:type="spellStart"/>
-            <w:r>
-              <w:t>Przebudowano</w:t>
-            </w:r>
-            <w:proofErr w:type="spellEnd"/>
-            <w:r>
-              <w:t xml:space="preserve"> panel </w:t>
-            </w:r>
-            <w:proofErr w:type="spellStart"/>
-            <w:r>
-              <w:t>danych</w:t>
-            </w:r>
-            <w:proofErr w:type="spellEnd"/>
-            <w:r>
-              <w:t xml:space="preserve"> </w:t>
-            </w:r>
-            <w:proofErr w:type="spellStart"/>
-            <w:r>
-              <w:t>klienta</w:t>
-            </w:r>
-            <w:proofErr w:type="spellEnd"/>
-            <w:r>
-              <w:t xml:space="preserve"> w </w:t>
-            </w:r>
-            <w:proofErr w:type="spellStart"/>
-            <w:r>
-              <w:t>kalkulatorze</w:t>
-            </w:r>
-            <w:proofErr w:type="spellEnd"/>
-            <w:r>
-              <w:t xml:space="preserve">: </w:t>
-            </w:r>
-            <w:proofErr w:type="spellStart"/>
-            <w:r>
-              <w:t>dane</w:t>
-            </w:r>
-            <w:proofErr w:type="spellEnd"/>
-            <w:r>
-              <w:t xml:space="preserve"> </w:t>
-            </w:r>
-            <w:proofErr w:type="spellStart"/>
-            <w:r>
-              <w:t>firmy</w:t>
-            </w:r>
-            <w:proofErr w:type="spellEnd"/>
-            <w:r>
-              <w:t xml:space="preserve"> (</w:t>
-            </w:r>
-            <w:proofErr w:type="spellStart"/>
-            <w:r>
-              <w:t>firma</w:t>
-            </w:r>
-            <w:proofErr w:type="spellEnd"/>
-            <w:r>
-              <w:t xml:space="preserve">, NIP, </w:t>
-            </w:r>
-            <w:proofErr w:type="spellStart"/>
-            <w:r>
-              <w:t>adres</w:t>
-            </w:r>
-            <w:proofErr w:type="spellEnd"/>
-            <w:r>
-              <w:t xml:space="preserve">, SAP ID) </w:t>
-            </w:r>
-            <w:proofErr w:type="spellStart"/>
-            <w:r>
-              <w:t>zostały</w:t>
-            </w:r>
-            <w:proofErr w:type="spellEnd"/>
-            <w:r>
-              <w:t xml:space="preserve"> </w:t>
-            </w:r>
-            <w:proofErr w:type="spellStart"/>
-            <w:r>
-              <w:t>oddzielone</w:t>
-            </w:r>
-            <w:proofErr w:type="spellEnd"/>
-            <w:r>
-              <w:t xml:space="preserve"> </w:t>
-            </w:r>
-            <w:proofErr w:type="spellStart"/>
-            <w:r>
-              <w:t>od</w:t>
-            </w:r>
-            <w:proofErr w:type="spellEnd"/>
-            <w:r>
-              <w:t xml:space="preserve"> </w:t>
-            </w:r>
-            <w:proofErr w:type="spellStart"/>
-            <w:r>
-              <w:t>danych</w:t>
-            </w:r>
-            <w:proofErr w:type="spellEnd"/>
-            <w:r>
-              <w:t xml:space="preserve"> </w:t>
-            </w:r>
-            <w:proofErr w:type="spellStart"/>
-            <w:r>
-              <w:t>kontaktowych</w:t>
-            </w:r>
-            <w:proofErr w:type="spellEnd"/>
-            <w:r>
-              <w:t xml:space="preserve">, a </w:t>
-            </w:r>
-            <w:proofErr w:type="spellStart"/>
-            <w:r>
-              <w:t>pola</w:t>
-            </w:r>
-            <w:proofErr w:type="spellEnd"/>
-            <w:r>
-              <w:t xml:space="preserve"> „</w:t>
-            </w:r>
-            <w:proofErr w:type="spellStart"/>
-            <w:r>
-              <w:t>Firma</w:t>
-            </w:r>
-            <w:proofErr w:type="spellEnd"/>
-            <w:r>
-              <w:t xml:space="preserve">” </w:t>
-            </w:r>
-            <w:proofErr w:type="spellStart"/>
-            <w:r>
-              <w:t>i</w:t>
-            </w:r>
-            <w:proofErr w:type="spellEnd"/>
-            <w:r>
-              <w:t xml:space="preserve"> „NIP” </w:t>
-            </w:r>
-            <w:proofErr w:type="spellStart"/>
-            <w:r>
-              <w:t>działają</w:t>
-            </w:r>
-            <w:proofErr w:type="spellEnd"/>
-            <w:r>
-              <w:t xml:space="preserve"> jak </w:t>
-            </w:r>
-            <w:proofErr w:type="spellStart"/>
-            <w:r>
-              <w:t>wyszukiwarki</w:t>
-            </w:r>
-            <w:proofErr w:type="spellEnd"/>
-            <w:r>
-              <w:t xml:space="preserve"> po </w:t>
-            </w:r>
-            <w:proofErr w:type="spellStart"/>
-            <w:r>
-              <w:t>katalogu</w:t>
-            </w:r>
-            <w:proofErr w:type="spellEnd"/>
-            <w:r>
-              <w:t xml:space="preserve"> </w:t>
-            </w:r>
-            <w:proofErr w:type="spellStart"/>
-            <w:r>
-              <w:t>klientów</w:t>
-            </w:r>
-            <w:proofErr w:type="spellEnd"/>
-            <w:r>
-              <w:t xml:space="preserve">. </w:t>
-            </w:r>
-            <w:proofErr w:type="spellStart"/>
-            <w:r>
-              <w:t>Osoby</w:t>
-            </w:r>
-            <w:proofErr w:type="spellEnd"/>
-            <w:r>
-              <w:t xml:space="preserve"> </w:t>
-            </w:r>
-            <w:proofErr w:type="spellStart"/>
-            <w:r>
-              <w:t>kontaktowe</w:t>
-            </w:r>
-            <w:proofErr w:type="spellEnd"/>
-            <w:r>
-              <w:t xml:space="preserve"> </w:t>
-            </w:r>
-            <w:proofErr w:type="spellStart"/>
-            <w:r>
-              <w:t>są</w:t>
-            </w:r>
-            <w:proofErr w:type="spellEnd"/>
-            <w:r>
-              <w:t xml:space="preserve"> </w:t>
-            </w:r>
-            <w:proofErr w:type="spellStart"/>
-            <w:r>
-              <w:t>od</w:t>
-            </w:r>
-            <w:proofErr w:type="spellEnd"/>
-            <w:r>
-              <w:t xml:space="preserve"> </w:t>
-            </w:r>
-            <w:proofErr w:type="spellStart"/>
-            <w:r>
-              <w:t>teraz</w:t>
-            </w:r>
-            <w:proofErr w:type="spellEnd"/>
-            <w:r>
-              <w:t xml:space="preserve"> </w:t>
-            </w:r>
-            <w:proofErr w:type="spellStart"/>
-            <w:r>
-              <w:t>wspólne</w:t>
-            </w:r>
-            <w:proofErr w:type="spellEnd"/>
-            <w:r>
-              <w:t xml:space="preserve"> </w:t>
-            </w:r>
-            <w:proofErr w:type="spellStart"/>
-            <w:r>
-              <w:t>dla</w:t>
-            </w:r>
-            <w:proofErr w:type="spellEnd"/>
-            <w:r>
-              <w:t xml:space="preserve"> </w:t>
-            </w:r>
-            <w:proofErr w:type="spellStart"/>
-            <w:r>
-              <w:t>całego</w:t>
-            </w:r>
-            <w:proofErr w:type="spellEnd"/>
-            <w:r>
-              <w:t xml:space="preserve"> </w:t>
-            </w:r>
-            <w:proofErr w:type="spellStart"/>
-            <w:r>
-              <w:t>działu</w:t>
-            </w:r>
-            <w:proofErr w:type="spellEnd"/>
-            <w:r>
-              <w:t xml:space="preserve"> - </w:t>
-            </w:r>
-            <w:proofErr w:type="spellStart"/>
-            <w:r>
-              <w:t>jedna</w:t>
-            </w:r>
-            <w:proofErr w:type="spellEnd"/>
-            <w:r>
-              <w:t xml:space="preserve"> </w:t>
-            </w:r>
-            <w:proofErr w:type="spellStart"/>
-            <w:r>
-              <w:t>firma</w:t>
-            </w:r>
-            <w:proofErr w:type="spellEnd"/>
-            <w:r>
-              <w:t xml:space="preserve"> </w:t>
-            </w:r>
-            <w:proofErr w:type="spellStart"/>
-            <w:r>
-              <w:t>może</w:t>
-            </w:r>
-            <w:proofErr w:type="spellEnd"/>
-            <w:r>
-              <w:t xml:space="preserve"> </w:t>
-            </w:r>
-            <w:proofErr w:type="spellStart"/>
-            <w:r>
-              <w:t>mieć</w:t>
-            </w:r>
-            <w:proofErr w:type="spellEnd"/>
-            <w:r>
-              <w:t xml:space="preserve"> ich </w:t>
-            </w:r>
-            <w:proofErr w:type="spellStart"/>
-            <w:r>
-              <w:t>wiele</w:t>
-            </w:r>
-            <w:proofErr w:type="spellEnd"/>
-            <w:r>
-              <w:t xml:space="preserve">, a pole </w:t>
-            </w:r>
-            <w:proofErr w:type="spellStart"/>
-            <w:r>
-              <w:t>imienia</w:t>
-            </w:r>
-            <w:proofErr w:type="spellEnd"/>
-            <w:r>
-              <w:t xml:space="preserve"> </w:t>
-            </w:r>
-            <w:proofErr w:type="spellStart"/>
-            <w:r>
-              <w:t>podpowiada</w:t>
-            </w:r>
-            <w:proofErr w:type="spellEnd"/>
-            <w:r>
-              <w:t xml:space="preserve"> je od </w:t>
-            </w:r>
-            <w:proofErr w:type="spellStart"/>
-            <w:r>
-              <w:t>razu</w:t>
-            </w:r>
-            <w:proofErr w:type="spellEnd"/>
-            <w:r>
-              <w:t xml:space="preserve"> po </w:t>
-            </w:r>
-            <w:proofErr w:type="spellStart"/>
-            <w:r>
-              <w:t>kliknięciu</w:t>
-            </w:r>
-            <w:proofErr w:type="spellEnd"/>
-            <w:r>
-              <w:t xml:space="preserve">. </w:t>
-            </w:r>
-            <w:proofErr w:type="spellStart"/>
-            <w:r>
-              <w:t>Naprawiono</w:t>
-            </w:r>
-            <w:proofErr w:type="spellEnd"/>
-            <w:r>
-              <w:t xml:space="preserve"> </w:t>
-            </w:r>
-            <w:proofErr w:type="spellStart"/>
-            <w:r>
-              <w:t>także</w:t>
-            </w:r>
-            <w:proofErr w:type="spellEnd"/>
-            <w:r>
-              <w:t xml:space="preserve"> </w:t>
-            </w:r>
-            <w:proofErr w:type="spellStart"/>
-            <w:r>
-              <w:t>brak</w:t>
-            </w:r>
-            <w:proofErr w:type="spellEnd"/>
-            <w:r>
-              <w:t xml:space="preserve"> </w:t>
-            </w:r>
-            <w:proofErr w:type="spellStart"/>
-            <w:r>
-              <w:t>natychmiastowej</w:t>
-            </w:r>
-            <w:proofErr w:type="spellEnd"/>
-            <w:r>
-              <w:t xml:space="preserve"> </w:t>
-            </w:r>
-            <w:proofErr w:type="spellStart"/>
-            <w:r>
-              <w:t>widoczności</w:t>
-            </w:r>
-            <w:proofErr w:type="spellEnd"/>
-            <w:r>
-              <w:t xml:space="preserve"> </w:t>
-            </w:r>
-            <w:proofErr w:type="spellStart"/>
-            <w:r>
-              <w:t>zmian</w:t>
-            </w:r>
-            <w:proofErr w:type="spellEnd"/>
-            <w:r>
-              <w:t xml:space="preserve"> </w:t>
-            </w:r>
-            <w:proofErr w:type="spellStart"/>
-            <w:r>
-              <w:t>ustawień</w:t>
-            </w:r>
-            <w:proofErr w:type="spellEnd"/>
-            <w:r>
-              <w:t xml:space="preserve"> </w:t>
-            </w:r>
-            <w:proofErr w:type="spellStart"/>
-            <w:r>
-              <w:t>administratora</w:t>
-            </w:r>
-            <w:proofErr w:type="spellEnd"/>
-            <w:r>
-              <w:t xml:space="preserve"> (PGL </w:t>
-            </w:r>
-            <w:proofErr w:type="spellStart"/>
-            <w:r>
-              <w:t>bazowe</w:t>
-            </w:r>
-            <w:proofErr w:type="spellEnd"/>
-            <w:r>
-              <w:t xml:space="preserve">, </w:t>
-            </w:r>
-            <w:proofErr w:type="spellStart"/>
-            <w:r>
-              <w:t>kurs</w:t>
-            </w:r>
-            <w:proofErr w:type="spellEnd"/>
-            <w:r>
-              <w:t xml:space="preserve"> EUR/PLN) w </w:t>
-            </w:r>
-            <w:proofErr w:type="spellStart"/>
-            <w:r>
-              <w:t>kalkulatorze</w:t>
-            </w:r>
-            <w:proofErr w:type="spellEnd"/>
-            <w:r>
-              <w:t xml:space="preserve"> bez </w:t>
-            </w:r>
-            <w:proofErr w:type="spellStart"/>
-            <w:r>
-              <w:t>przeładowania</w:t>
-            </w:r>
-            <w:proofErr w:type="spellEnd"/>
-            <w:r>
-              <w:t xml:space="preserve"> </w:t>
-            </w:r>
-            <w:proofErr w:type="spellStart"/>
-            <w:r>
-              <w:t>strony</w:t>
-            </w:r>
-            <w:proofErr w:type="spellEnd"/>
-            <w:r>
-              <w:t xml:space="preserve">, a PGL </w:t>
-            </w:r>
-            <w:proofErr w:type="spellStart"/>
-            <w:r>
-              <w:t>bazowe</w:t>
-            </w:r>
-            <w:proofErr w:type="spellEnd"/>
-            <w:r>
-              <w:t xml:space="preserve"> </w:t>
-            </w:r>
-            <w:proofErr w:type="spellStart"/>
-            <w:r>
-              <w:t>skonfigurowano</w:t>
-            </w:r>
-            <w:proofErr w:type="spellEnd"/>
-            <w:r>
-              <w:t xml:space="preserve"> </w:t>
-            </w:r>
-            <w:proofErr w:type="spellStart"/>
-            <w:r>
-              <w:t>osobno</w:t>
-            </w:r>
-            <w:proofErr w:type="spellEnd"/>
-            <w:r>
-              <w:t xml:space="preserve"> </w:t>
-            </w:r>
-            <w:proofErr w:type="spellStart"/>
-            <w:r>
-              <w:t>dla</w:t>
-            </w:r>
-            <w:proofErr w:type="spellEnd"/>
-            <w:r>
-              <w:t xml:space="preserve"> </w:t>
-            </w:r>
-            <w:proofErr w:type="spellStart"/>
-            <w:r>
-              <w:t>typów</w:t>
-            </w:r>
-            <w:proofErr w:type="spellEnd"/>
-            <w:r>
-              <w:t xml:space="preserve"> </w:t>
-            </w:r>
-            <w:proofErr w:type="spellStart"/>
-            <w:r>
-              <w:t>stali</w:t>
-            </w:r>
-            <w:proofErr w:type="spellEnd"/>
-            <w:r>
-              <w:t xml:space="preserve"> HRS, CR </w:t>
-            </w:r>
-            <w:proofErr w:type="spellStart"/>
-            <w:r>
-              <w:t>i</w:t>
-            </w:r>
-            <w:proofErr w:type="spellEnd"/>
-            <w:r>
-              <w:t xml:space="preserve"> HDG. Cena końcowa oraz sumy wartości w kalkulatorze, na liście ofert i w PDF są od teraz zaokrąglane w górę do pełnej jednostki waluty - świadoma decyzja biznesowa, żeby nigdy nie zaniżyć ceny wobec klienta.</w:t>
+              <w:lastRenderedPageBreak/>
+              <w:t>kalkulatorze bez przeładowania strony, a PGL bazowe skonfigurowano osobno dla typów stali HRS, CR i HDG. Cena końcowa oraz sumy wartości w kalkulatorze, na liście ofert i w PDF są od teraz zaokrąglane w górę do pełnej jednostki waluty - świadoma decyzja biznesowa, żeby nigdy nie zaniżyć ceny wobec klienta.</w:t>
             </w:r>
           </w:p>
         </w:tc>
@@ -1507,6 +373,7 @@
               <w:rPr>
                 <w:b/>
               </w:rPr>
+              <w:lastRenderedPageBreak/>
               <w:t>1.3</w:t>
             </w:r>
           </w:p>
@@ -1517,7 +384,19 @@
           </w:tcPr>
           <w:p>
             <w:r>
-              <w:t>16.07.2026 - 5.08.2026</w:t>
+              <w:t xml:space="preserve">16.07.2026 - </w:t>
+            </w:r>
+            <w:r>
+              <w:t>31</w:t>
+            </w:r>
+            <w:r>
+              <w:t>.0</w:t>
+            </w:r>
+            <w:r>
+              <w:t>7</w:t>
+            </w:r>
+            <w:r>
+              <w:t>.2026</w:t>
             </w:r>
           </w:p>
         </w:tc>
@@ -1546,616 +425,7 @@
           </w:tcPr>
           <w:p>
             <w:r>
-              <w:t xml:space="preserve">Panel </w:t>
-            </w:r>
-            <w:proofErr w:type="spellStart"/>
-            <w:r>
-              <w:t>administratora</w:t>
-            </w:r>
-            <w:proofErr w:type="spellEnd"/>
-            <w:r>
-              <w:t xml:space="preserve"> </w:t>
-            </w:r>
-            <w:proofErr w:type="spellStart"/>
-            <w:r>
-              <w:t>zyskał</w:t>
-            </w:r>
-            <w:proofErr w:type="spellEnd"/>
-            <w:r>
-              <w:t xml:space="preserve"> </w:t>
-            </w:r>
-            <w:proofErr w:type="spellStart"/>
-            <w:r>
-              <w:t>obsługę</w:t>
-            </w:r>
-            <w:proofErr w:type="spellEnd"/>
-            <w:r>
-              <w:t xml:space="preserve"> </w:t>
-            </w:r>
-            <w:proofErr w:type="spellStart"/>
-            <w:r>
-              <w:t>zatwierdzania</w:t>
-            </w:r>
-            <w:proofErr w:type="spellEnd"/>
-            <w:r>
-              <w:t xml:space="preserve">, </w:t>
-            </w:r>
-            <w:proofErr w:type="spellStart"/>
-            <w:r>
-              <w:t>odrzucania</w:t>
-            </w:r>
-            <w:proofErr w:type="spellEnd"/>
-            <w:r>
-              <w:t xml:space="preserve"> </w:t>
-            </w:r>
-            <w:proofErr w:type="spellStart"/>
-            <w:r>
-              <w:t>i</w:t>
-            </w:r>
-            <w:proofErr w:type="spellEnd"/>
-            <w:r>
-              <w:t xml:space="preserve"> </w:t>
-            </w:r>
-            <w:proofErr w:type="spellStart"/>
-            <w:r>
-              <w:t>edycji</w:t>
-            </w:r>
-            <w:proofErr w:type="spellEnd"/>
-            <w:r>
-              <w:t xml:space="preserve"> </w:t>
-            </w:r>
-            <w:proofErr w:type="spellStart"/>
-            <w:r>
-              <w:t>ofert</w:t>
-            </w:r>
-            <w:proofErr w:type="spellEnd"/>
-            <w:r>
-              <w:t xml:space="preserve">; </w:t>
-            </w:r>
-            <w:proofErr w:type="spellStart"/>
-            <w:r>
-              <w:t>wysyłka</w:t>
-            </w:r>
-            <w:proofErr w:type="spellEnd"/>
-            <w:r>
-              <w:t xml:space="preserve"> do </w:t>
-            </w:r>
-            <w:proofErr w:type="spellStart"/>
-            <w:r>
-              <w:t>klienta</w:t>
-            </w:r>
-            <w:proofErr w:type="spellEnd"/>
-            <w:r>
-              <w:t xml:space="preserve"> </w:t>
-            </w:r>
-            <w:proofErr w:type="spellStart"/>
-            <w:r>
-              <w:t>rozszerzona</w:t>
-            </w:r>
-            <w:proofErr w:type="spellEnd"/>
-            <w:r>
-              <w:t xml:space="preserve"> </w:t>
-            </w:r>
-            <w:proofErr w:type="spellStart"/>
-            <w:r>
-              <w:t>na</w:t>
-            </w:r>
-            <w:proofErr w:type="spellEnd"/>
-            <w:r>
-              <w:t xml:space="preserve"> </w:t>
-            </w:r>
-            <w:proofErr w:type="spellStart"/>
-            <w:r>
-              <w:t>starszego</w:t>
-            </w:r>
-            <w:proofErr w:type="spellEnd"/>
-            <w:r>
-              <w:t xml:space="preserve"> </w:t>
-            </w:r>
-            <w:proofErr w:type="spellStart"/>
-            <w:r>
-              <w:t>handlowca</w:t>
-            </w:r>
-            <w:proofErr w:type="spellEnd"/>
-            <w:r>
-              <w:t xml:space="preserve"> </w:t>
-            </w:r>
-            <w:proofErr w:type="spellStart"/>
-            <w:r>
-              <w:t>i</w:t>
-            </w:r>
-            <w:proofErr w:type="spellEnd"/>
-            <w:r>
-              <w:t xml:space="preserve"> </w:t>
-            </w:r>
-            <w:proofErr w:type="spellStart"/>
-            <w:r>
-              <w:t>administratora</w:t>
-            </w:r>
-            <w:proofErr w:type="spellEnd"/>
-            <w:r>
-              <w:t xml:space="preserve"> </w:t>
-            </w:r>
-            <w:proofErr w:type="spellStart"/>
-            <w:r>
-              <w:t>wraz</w:t>
-            </w:r>
-            <w:proofErr w:type="spellEnd"/>
-            <w:r>
-              <w:t xml:space="preserve"> z </w:t>
-            </w:r>
-            <w:proofErr w:type="spellStart"/>
-            <w:r>
-              <w:t>zakładkami</w:t>
-            </w:r>
-            <w:proofErr w:type="spellEnd"/>
-            <w:r>
-              <w:t xml:space="preserve"> </w:t>
-            </w:r>
-            <w:proofErr w:type="spellStart"/>
-            <w:r>
-              <w:t>szybkiego</w:t>
-            </w:r>
-            <w:proofErr w:type="spellEnd"/>
-            <w:r>
-              <w:t xml:space="preserve"> </w:t>
-            </w:r>
-            <w:proofErr w:type="spellStart"/>
-            <w:r>
-              <w:t>filtrowania</w:t>
-            </w:r>
-            <w:proofErr w:type="spellEnd"/>
-            <w:r>
-              <w:t xml:space="preserve">; </w:t>
-            </w:r>
-            <w:proofErr w:type="spellStart"/>
-            <w:r>
-              <w:t>dodane</w:t>
-            </w:r>
-            <w:proofErr w:type="spellEnd"/>
-            <w:r>
-              <w:t xml:space="preserve"> </w:t>
-            </w:r>
-            <w:proofErr w:type="spellStart"/>
-            <w:r>
-              <w:t>języki</w:t>
-            </w:r>
-            <w:proofErr w:type="spellEnd"/>
-            <w:r>
-              <w:t xml:space="preserve"> </w:t>
-            </w:r>
-            <w:proofErr w:type="spellStart"/>
-            <w:r>
-              <w:t>czeski</w:t>
-            </w:r>
-            <w:proofErr w:type="spellEnd"/>
-            <w:r>
-              <w:t xml:space="preserve"> </w:t>
-            </w:r>
-            <w:proofErr w:type="spellStart"/>
-            <w:r>
-              <w:t>i</w:t>
-            </w:r>
-            <w:proofErr w:type="spellEnd"/>
-            <w:r>
-              <w:t xml:space="preserve"> </w:t>
-            </w:r>
-            <w:proofErr w:type="spellStart"/>
-            <w:r>
-              <w:t>niemiecki</w:t>
-            </w:r>
-            <w:proofErr w:type="spellEnd"/>
-            <w:r>
-              <w:t xml:space="preserve"> </w:t>
-            </w:r>
-            <w:proofErr w:type="spellStart"/>
-            <w:r>
-              <w:t>oraz</w:t>
-            </w:r>
-            <w:proofErr w:type="spellEnd"/>
-            <w:r>
-              <w:t xml:space="preserve"> </w:t>
-            </w:r>
-            <w:proofErr w:type="spellStart"/>
-            <w:r>
-              <w:t>sortowanie</w:t>
-            </w:r>
-            <w:proofErr w:type="spellEnd"/>
-            <w:r>
-              <w:t xml:space="preserve"> </w:t>
-            </w:r>
-            <w:proofErr w:type="spellStart"/>
-            <w:r>
-              <w:lastRenderedPageBreak/>
-              <w:t>listy</w:t>
-            </w:r>
-            <w:proofErr w:type="spellEnd"/>
-            <w:r>
-              <w:t xml:space="preserve"> </w:t>
-            </w:r>
-            <w:proofErr w:type="spellStart"/>
-            <w:r>
-              <w:t>ofert</w:t>
-            </w:r>
-            <w:proofErr w:type="spellEnd"/>
-            <w:r>
-              <w:t xml:space="preserve">. </w:t>
-            </w:r>
-            <w:proofErr w:type="spellStart"/>
-            <w:r>
-              <w:t>Dodano</w:t>
-            </w:r>
-            <w:proofErr w:type="spellEnd"/>
-            <w:r>
-              <w:t xml:space="preserve"> panel </w:t>
-            </w:r>
-            <w:proofErr w:type="spellStart"/>
-            <w:r>
-              <w:t>ustawień</w:t>
-            </w:r>
-            <w:proofErr w:type="spellEnd"/>
-            <w:r>
-              <w:t xml:space="preserve"> </w:t>
-            </w:r>
-            <w:proofErr w:type="spellStart"/>
-            <w:r>
-              <w:t>administratora</w:t>
-            </w:r>
-            <w:proofErr w:type="spellEnd"/>
-            <w:r>
-              <w:t xml:space="preserve"> (</w:t>
-            </w:r>
-            <w:proofErr w:type="spellStart"/>
-            <w:r>
-              <w:t>kurs</w:t>
-            </w:r>
-            <w:proofErr w:type="spellEnd"/>
-            <w:r>
-              <w:t xml:space="preserve"> EUR/PLN, PGL </w:t>
-            </w:r>
-            <w:proofErr w:type="spellStart"/>
-            <w:r>
-              <w:t>bazowe</w:t>
-            </w:r>
-            <w:proofErr w:type="spellEnd"/>
-            <w:r>
-              <w:t xml:space="preserve">, transport </w:t>
-            </w:r>
-            <w:proofErr w:type="spellStart"/>
-            <w:r>
-              <w:t>bazowy</w:t>
-            </w:r>
-            <w:proofErr w:type="spellEnd"/>
-            <w:r>
-              <w:t xml:space="preserve">) </w:t>
-            </w:r>
-            <w:proofErr w:type="spellStart"/>
-            <w:r>
-              <w:t>oraz</w:t>
-            </w:r>
-            <w:proofErr w:type="spellEnd"/>
-            <w:r>
-              <w:t xml:space="preserve"> </w:t>
-            </w:r>
-            <w:proofErr w:type="spellStart"/>
-            <w:r>
-              <w:t>przełącznik</w:t>
-            </w:r>
-            <w:proofErr w:type="spellEnd"/>
-            <w:r>
-              <w:t xml:space="preserve"> </w:t>
-            </w:r>
-            <w:proofErr w:type="spellStart"/>
-            <w:r>
-              <w:t>waluty</w:t>
-            </w:r>
-            <w:proofErr w:type="spellEnd"/>
-            <w:r>
-              <w:t xml:space="preserve"> EURO/PLN w </w:t>
-            </w:r>
-            <w:proofErr w:type="spellStart"/>
-            <w:r>
-              <w:t>kalkulatorze</w:t>
-            </w:r>
-            <w:proofErr w:type="spellEnd"/>
-            <w:r>
-              <w:t xml:space="preserve">; </w:t>
-            </w:r>
-            <w:proofErr w:type="spellStart"/>
-            <w:r>
-              <w:t>oferta</w:t>
-            </w:r>
-            <w:proofErr w:type="spellEnd"/>
-            <w:r>
-              <w:t xml:space="preserve"> </w:t>
-            </w:r>
-            <w:proofErr w:type="spellStart"/>
-            <w:r>
-              <w:t>zapamiętuje</w:t>
-            </w:r>
-            <w:proofErr w:type="spellEnd"/>
-            <w:r>
-              <w:t xml:space="preserve"> </w:t>
-            </w:r>
-            <w:proofErr w:type="spellStart"/>
-            <w:r>
-              <w:t>walutę</w:t>
-            </w:r>
-            <w:proofErr w:type="spellEnd"/>
-            <w:r>
-              <w:t xml:space="preserve"> </w:t>
-            </w:r>
-            <w:proofErr w:type="spellStart"/>
-            <w:r>
-              <w:t>handlowca</w:t>
-            </w:r>
-            <w:proofErr w:type="spellEnd"/>
-            <w:r>
-              <w:t xml:space="preserve"> </w:t>
-            </w:r>
-            <w:proofErr w:type="spellStart"/>
-            <w:r>
-              <w:t>i</w:t>
-            </w:r>
-            <w:proofErr w:type="spellEnd"/>
-            <w:r>
-              <w:t xml:space="preserve"> </w:t>
-            </w:r>
-            <w:proofErr w:type="spellStart"/>
-            <w:r>
-              <w:t>kurs</w:t>
-            </w:r>
-            <w:proofErr w:type="spellEnd"/>
-            <w:r>
-              <w:t xml:space="preserve"> z </w:t>
-            </w:r>
-            <w:proofErr w:type="spellStart"/>
-            <w:r>
-              <w:t>dnia</w:t>
-            </w:r>
-            <w:proofErr w:type="spellEnd"/>
-            <w:r>
-              <w:t xml:space="preserve"> </w:t>
-            </w:r>
-            <w:proofErr w:type="spellStart"/>
-            <w:r>
-              <w:t>wyceny</w:t>
-            </w:r>
-            <w:proofErr w:type="spellEnd"/>
-            <w:r>
-              <w:t xml:space="preserve">. </w:t>
-            </w:r>
-            <w:proofErr w:type="spellStart"/>
-            <w:r>
-              <w:t>Dodano</w:t>
-            </w:r>
-            <w:proofErr w:type="spellEnd"/>
-            <w:r>
-              <w:t xml:space="preserve"> </w:t>
-            </w:r>
-            <w:proofErr w:type="spellStart"/>
-            <w:r>
-              <w:t>trwałe</w:t>
-            </w:r>
-            <w:proofErr w:type="spellEnd"/>
-            <w:r>
-              <w:t xml:space="preserve">, </w:t>
-            </w:r>
-            <w:proofErr w:type="spellStart"/>
-            <w:r>
-              <w:t>unikalne</w:t>
-            </w:r>
-            <w:proofErr w:type="spellEnd"/>
-            <w:r>
-              <w:t xml:space="preserve"> </w:t>
-            </w:r>
-            <w:proofErr w:type="spellStart"/>
-            <w:r>
-              <w:t>numery</w:t>
-            </w:r>
-            <w:proofErr w:type="spellEnd"/>
-            <w:r>
-              <w:t xml:space="preserve"> </w:t>
-            </w:r>
-            <w:proofErr w:type="spellStart"/>
-            <w:r>
-              <w:t>ofert</w:t>
-            </w:r>
-            <w:proofErr w:type="spellEnd"/>
-            <w:r>
-              <w:t xml:space="preserve"> </w:t>
-            </w:r>
-            <w:proofErr w:type="spellStart"/>
-            <w:r>
-              <w:t>wraz</w:t>
-            </w:r>
-            <w:proofErr w:type="spellEnd"/>
-            <w:r>
-              <w:t xml:space="preserve"> z </w:t>
-            </w:r>
-            <w:proofErr w:type="spellStart"/>
-            <w:r>
-              <w:t>automatyczną</w:t>
-            </w:r>
-            <w:proofErr w:type="spellEnd"/>
-            <w:r>
-              <w:t xml:space="preserve"> </w:t>
-            </w:r>
-            <w:proofErr w:type="spellStart"/>
-            <w:r>
-              <w:t>nazwą</w:t>
-            </w:r>
-            <w:proofErr w:type="spellEnd"/>
-            <w:r>
-              <w:t xml:space="preserve"> </w:t>
-            </w:r>
-            <w:proofErr w:type="spellStart"/>
-            <w:r>
-              <w:t>zastępczą</w:t>
-            </w:r>
-            <w:proofErr w:type="spellEnd"/>
-            <w:r>
-              <w:t xml:space="preserve"> „offer_&lt;</w:t>
-            </w:r>
-            <w:proofErr w:type="spellStart"/>
-            <w:r>
-              <w:t>numer</w:t>
-            </w:r>
-            <w:proofErr w:type="spellEnd"/>
-            <w:r>
-              <w:t xml:space="preserve">&gt;” </w:t>
-            </w:r>
-            <w:proofErr w:type="spellStart"/>
-            <w:r>
-              <w:t>dla</w:t>
-            </w:r>
-            <w:proofErr w:type="spellEnd"/>
-            <w:r>
-              <w:t xml:space="preserve"> </w:t>
-            </w:r>
-            <w:proofErr w:type="spellStart"/>
-            <w:r>
-              <w:t>ofert</w:t>
-            </w:r>
-            <w:proofErr w:type="spellEnd"/>
-            <w:r>
-              <w:t xml:space="preserve"> bez </w:t>
-            </w:r>
-            <w:proofErr w:type="spellStart"/>
-            <w:r>
-              <w:t>tytułu</w:t>
-            </w:r>
-            <w:proofErr w:type="spellEnd"/>
-            <w:r>
-              <w:t xml:space="preserve"> </w:t>
-            </w:r>
-            <w:proofErr w:type="spellStart"/>
-            <w:r>
-              <w:t>oraz</w:t>
-            </w:r>
-            <w:proofErr w:type="spellEnd"/>
-            <w:r>
-              <w:t xml:space="preserve"> </w:t>
-            </w:r>
-            <w:proofErr w:type="spellStart"/>
-            <w:r>
-              <w:t>wyszukiwarkę</w:t>
-            </w:r>
-            <w:proofErr w:type="spellEnd"/>
-            <w:r>
-              <w:t xml:space="preserve"> </w:t>
-            </w:r>
-            <w:proofErr w:type="spellStart"/>
-            <w:r>
-              <w:t>ofert</w:t>
-            </w:r>
-            <w:proofErr w:type="spellEnd"/>
-            <w:r>
-              <w:t xml:space="preserve"> (po </w:t>
-            </w:r>
-            <w:proofErr w:type="spellStart"/>
-            <w:r>
-              <w:t>nazwie</w:t>
-            </w:r>
-            <w:proofErr w:type="spellEnd"/>
-            <w:r>
-              <w:t xml:space="preserve">, </w:t>
-            </w:r>
-            <w:proofErr w:type="spellStart"/>
-            <w:r>
-              <w:t>nazwie</w:t>
-            </w:r>
-            <w:proofErr w:type="spellEnd"/>
-            <w:r>
-              <w:t xml:space="preserve"> </w:t>
-            </w:r>
-            <w:proofErr w:type="spellStart"/>
-            <w:r>
-              <w:t>zastępczej</w:t>
-            </w:r>
-            <w:proofErr w:type="spellEnd"/>
-            <w:r>
-              <w:t xml:space="preserve"> </w:t>
-            </w:r>
-            <w:proofErr w:type="spellStart"/>
-            <w:r>
-              <w:t>i</w:t>
-            </w:r>
-            <w:proofErr w:type="spellEnd"/>
-            <w:r>
-              <w:t xml:space="preserve"> </w:t>
-            </w:r>
-            <w:proofErr w:type="spellStart"/>
-            <w:r>
-              <w:t>numerze</w:t>
-            </w:r>
-            <w:proofErr w:type="spellEnd"/>
-            <w:r>
-              <w:t xml:space="preserve">); </w:t>
-            </w:r>
-            <w:proofErr w:type="spellStart"/>
-            <w:r>
-              <w:t>uprawnienia</w:t>
-            </w:r>
-            <w:proofErr w:type="spellEnd"/>
-            <w:r>
-              <w:t xml:space="preserve"> </w:t>
-            </w:r>
-            <w:proofErr w:type="spellStart"/>
-            <w:r>
-              <w:t>administratora</w:t>
-            </w:r>
-            <w:proofErr w:type="spellEnd"/>
-            <w:r>
-              <w:t xml:space="preserve"> </w:t>
-            </w:r>
-            <w:proofErr w:type="spellStart"/>
-            <w:r>
-              <w:t>zrównane</w:t>
-            </w:r>
-            <w:proofErr w:type="spellEnd"/>
-            <w:r>
-              <w:t xml:space="preserve"> ze </w:t>
-            </w:r>
-            <w:proofErr w:type="spellStart"/>
-            <w:r>
-              <w:t>starszym</w:t>
-            </w:r>
-            <w:proofErr w:type="spellEnd"/>
-            <w:r>
-              <w:t xml:space="preserve"> </w:t>
-            </w:r>
-            <w:proofErr w:type="spellStart"/>
-            <w:r>
-              <w:t>handlowcem</w:t>
-            </w:r>
-            <w:proofErr w:type="spellEnd"/>
-            <w:r>
-              <w:t xml:space="preserve"> </w:t>
-            </w:r>
-            <w:proofErr w:type="spellStart"/>
-            <w:r>
-              <w:t>na</w:t>
-            </w:r>
-            <w:proofErr w:type="spellEnd"/>
-            <w:r>
-              <w:t xml:space="preserve"> </w:t>
-            </w:r>
-            <w:proofErr w:type="spellStart"/>
-            <w:r>
-              <w:t>własnych</w:t>
-            </w:r>
-            <w:proofErr w:type="spellEnd"/>
-            <w:r>
-              <w:t xml:space="preserve"> </w:t>
-            </w:r>
-            <w:proofErr w:type="spellStart"/>
-            <w:r>
-              <w:t>ofertach</w:t>
-            </w:r>
-            <w:proofErr w:type="spellEnd"/>
-            <w:r>
-              <w:t>.</w:t>
+              <w:t>Panel administratora zyskał obsługę zatwierdzania, odrzucania i edycji ofert; wysyłka do klienta rozszerzona na starszego handlowca i administratora wraz z zakładkami szybkiego filtrowania; dodane języki czeski i niemiecki oraz sortowanie listy ofert. Dodano panel ustawień administratora (kurs EUR/PLN, PGL bazowe, transport bazowy) oraz przełącznik waluty EURO/PLN w kalkulatorze; oferta zapamiętuje walutę handlowca i kurs z dnia wyceny. Dodano trwałe, unikalne numery ofert wraz z automatyczną nazwą zastępczą „offer_&lt;numer&gt;” dla ofert bez tytułu oraz wyszukiwarkę ofert (po nazwie, nazwie zastępczej i numerze); uprawnienia administratora zrównane ze starszym handlowcem na własnych ofertach.</w:t>
             </w:r>
           </w:p>
         </w:tc>
@@ -2170,7 +440,6 @@
               <w:rPr>
                 <w:b/>
               </w:rPr>
-              <w:lastRenderedPageBreak/>
               <w:t>1.2</w:t>
             </w:r>
           </w:p>
@@ -2200,221 +469,14 @@
             <w:tcW w:w="3581" w:type="dxa"/>
           </w:tcPr>
           <w:p>
-            <w:proofErr w:type="spellStart"/>
             <w:r>
-              <w:t>Poprawki</w:t>
+              <w:t xml:space="preserve">Poprawki regresji po integracji </w:t>
             </w:r>
-            <w:proofErr w:type="spellEnd"/>
             <w:r>
-              <w:t xml:space="preserve"> </w:t>
+              <w:t>podczas Deployu</w:t>
             </w:r>
-            <w:proofErr w:type="spellStart"/>
             <w:r>
-              <w:t>regresji</w:t>
-            </w:r>
-            <w:proofErr w:type="spellEnd"/>
-            <w:r>
-              <w:t xml:space="preserve"> po </w:t>
-            </w:r>
-            <w:proofErr w:type="spellStart"/>
-            <w:r>
-              <w:t>integracji</w:t>
-            </w:r>
-            <w:proofErr w:type="spellEnd"/>
-            <w:r>
-              <w:t xml:space="preserve"> </w:t>
-            </w:r>
-            <w:proofErr w:type="spellStart"/>
-            <w:r>
-              <w:t>podczas</w:t>
-            </w:r>
-            <w:proofErr w:type="spellEnd"/>
-            <w:r>
-              <w:t xml:space="preserve"> </w:t>
-            </w:r>
-            <w:proofErr w:type="spellStart"/>
-            <w:r>
-              <w:t>Deployu</w:t>
-            </w:r>
-            <w:proofErr w:type="spellEnd"/>
-            <w:r>
-              <w:t xml:space="preserve"> (m.in. </w:t>
-            </w:r>
-            <w:proofErr w:type="spellStart"/>
-            <w:r>
-              <w:t>krytyczny</w:t>
-            </w:r>
-            <w:proofErr w:type="spellEnd"/>
-            <w:r>
-              <w:t xml:space="preserve"> </w:t>
-            </w:r>
-            <w:proofErr w:type="spellStart"/>
-            <w:r>
-              <w:t>błąd</w:t>
-            </w:r>
-            <w:proofErr w:type="spellEnd"/>
-            <w:r>
-              <w:t xml:space="preserve"> </w:t>
-            </w:r>
-            <w:proofErr w:type="spellStart"/>
-            <w:r>
-              <w:t>edycji</w:t>
-            </w:r>
-            <w:proofErr w:type="spellEnd"/>
-            <w:r>
-              <w:t xml:space="preserve"> </w:t>
-            </w:r>
-            <w:proofErr w:type="spellStart"/>
-            <w:r>
-              <w:t>pozycji</w:t>
-            </w:r>
-            <w:proofErr w:type="spellEnd"/>
-            <w:r>
-              <w:t xml:space="preserve">, </w:t>
-            </w:r>
-            <w:proofErr w:type="spellStart"/>
-            <w:r>
-              <w:t>przywrócona</w:t>
-            </w:r>
-            <w:proofErr w:type="spellEnd"/>
-            <w:r>
-              <w:t xml:space="preserve"> </w:t>
-            </w:r>
-            <w:proofErr w:type="spellStart"/>
-            <w:r>
-              <w:t>waga</w:t>
-            </w:r>
-            <w:proofErr w:type="spellEnd"/>
-            <w:r>
-              <w:t xml:space="preserve"> </w:t>
-            </w:r>
-            <w:proofErr w:type="spellStart"/>
-            <w:r>
-              <w:t>arkusza</w:t>
-            </w:r>
-            <w:proofErr w:type="spellEnd"/>
-            <w:r>
-              <w:t xml:space="preserve">), </w:t>
-            </w:r>
-            <w:proofErr w:type="spellStart"/>
-            <w:r>
-              <w:t>ujednolicenie</w:t>
-            </w:r>
-            <w:proofErr w:type="spellEnd"/>
-            <w:r>
-              <w:t xml:space="preserve"> </w:t>
-            </w:r>
-            <w:proofErr w:type="spellStart"/>
-            <w:r>
-              <w:t>generowania</w:t>
-            </w:r>
-            <w:proofErr w:type="spellEnd"/>
-            <w:r>
-              <w:t xml:space="preserve"> PDF </w:t>
-            </w:r>
-            <w:proofErr w:type="spellStart"/>
-            <w:r>
-              <w:t>na</w:t>
-            </w:r>
-            <w:proofErr w:type="spellEnd"/>
-            <w:r>
-              <w:t xml:space="preserve"> </w:t>
-            </w:r>
-            <w:proofErr w:type="spellStart"/>
-            <w:r>
-              <w:t>wersję</w:t>
-            </w:r>
-            <w:proofErr w:type="spellEnd"/>
-            <w:r>
-              <w:t xml:space="preserve"> </w:t>
-            </w:r>
-            <w:proofErr w:type="spellStart"/>
-            <w:r>
-              <w:t>serwerową</w:t>
-            </w:r>
-            <w:proofErr w:type="spellEnd"/>
-            <w:r>
-              <w:t xml:space="preserve">, </w:t>
-            </w:r>
-            <w:proofErr w:type="spellStart"/>
-            <w:r>
-              <w:t>zamknięcie</w:t>
-            </w:r>
-            <w:proofErr w:type="spellEnd"/>
-            <w:r>
-              <w:t xml:space="preserve"> </w:t>
-            </w:r>
-            <w:proofErr w:type="spellStart"/>
-            <w:r>
-              <w:t>rejestracji</w:t>
-            </w:r>
-            <w:proofErr w:type="spellEnd"/>
-            <w:r>
-              <w:t xml:space="preserve"> </w:t>
-            </w:r>
-            <w:proofErr w:type="spellStart"/>
-            <w:r>
-              <w:t>kont</w:t>
-            </w:r>
-            <w:proofErr w:type="spellEnd"/>
-            <w:r>
-              <w:t xml:space="preserve"> </w:t>
-            </w:r>
-            <w:proofErr w:type="spellStart"/>
-            <w:r>
-              <w:t>dla</w:t>
-            </w:r>
-            <w:proofErr w:type="spellEnd"/>
-            <w:r>
-              <w:t xml:space="preserve"> </w:t>
-            </w:r>
-            <w:proofErr w:type="spellStart"/>
-            <w:r>
-              <w:t>administratora</w:t>
-            </w:r>
-            <w:proofErr w:type="spellEnd"/>
-            <w:r>
-              <w:t xml:space="preserve"> </w:t>
-            </w:r>
-            <w:proofErr w:type="spellStart"/>
-            <w:r>
-              <w:t>oraz</w:t>
-            </w:r>
-            <w:proofErr w:type="spellEnd"/>
-            <w:r>
-              <w:t xml:space="preserve"> </w:t>
-            </w:r>
-            <w:proofErr w:type="spellStart"/>
-            <w:r>
-              <w:t>eksport</w:t>
-            </w:r>
-            <w:proofErr w:type="spellEnd"/>
-            <w:r>
-              <w:t xml:space="preserve"> </w:t>
-            </w:r>
-            <w:proofErr w:type="spellStart"/>
-            <w:r>
-              <w:t>ofert</w:t>
-            </w:r>
-            <w:proofErr w:type="spellEnd"/>
-            <w:r>
-              <w:t xml:space="preserve"> do </w:t>
-            </w:r>
-            <w:proofErr w:type="spellStart"/>
-            <w:r>
-              <w:t>Excela</w:t>
-            </w:r>
-            <w:proofErr w:type="spellEnd"/>
-            <w:r>
-              <w:t xml:space="preserve"> w </w:t>
-            </w:r>
-            <w:proofErr w:type="spellStart"/>
-            <w:r>
-              <w:t>formacie</w:t>
-            </w:r>
-            <w:proofErr w:type="spellEnd"/>
-            <w:r>
-              <w:t xml:space="preserve"> KTS/GPAO.</w:t>
+              <w:t xml:space="preserve"> (m.in. krytyczny błąd edycji pozycji, przywrócona waga arkusza), ujednolicenie generowania PDF na wersję serwerową, zamknięcie rejestracji kont dla administratora oraz eksport ofert do Excela w formacie KTS/GPAO.</w:t>
             </w:r>
           </w:p>
         </w:tc>
@@ -2466,151 +528,7 @@
           </w:tcPr>
           <w:p>
             <w:r>
-              <w:t xml:space="preserve">Role </w:t>
-            </w:r>
-            <w:proofErr w:type="spellStart"/>
-            <w:r>
-              <w:t>użytkowników</w:t>
-            </w:r>
-            <w:proofErr w:type="spellEnd"/>
-            <w:r>
-              <w:t xml:space="preserve"> (</w:t>
-            </w:r>
-            <w:proofErr w:type="spellStart"/>
-            <w:r>
-              <w:t>młodszy</w:t>
-            </w:r>
-            <w:proofErr w:type="spellEnd"/>
-            <w:r>
-              <w:t>/</w:t>
-            </w:r>
-            <w:proofErr w:type="spellStart"/>
-            <w:r>
-              <w:t>starszy</w:t>
-            </w:r>
-            <w:proofErr w:type="spellEnd"/>
-            <w:r>
-              <w:t xml:space="preserve"> </w:t>
-            </w:r>
-            <w:proofErr w:type="spellStart"/>
-            <w:r>
-              <w:t>handlowiec</w:t>
-            </w:r>
-            <w:proofErr w:type="spellEnd"/>
-            <w:r>
-              <w:t xml:space="preserve">, administrator), </w:t>
-            </w:r>
-            <w:proofErr w:type="spellStart"/>
-            <w:r>
-              <w:t>obieg</w:t>
-            </w:r>
-            <w:proofErr w:type="spellEnd"/>
-            <w:r>
-              <w:t xml:space="preserve"> </w:t>
-            </w:r>
-            <w:proofErr w:type="spellStart"/>
-            <w:r>
-              <w:t>akceptacji</w:t>
-            </w:r>
-            <w:proofErr w:type="spellEnd"/>
-            <w:r>
-              <w:t xml:space="preserve"> </w:t>
-            </w:r>
-            <w:proofErr w:type="spellStart"/>
-            <w:r>
-              <w:t>ofert</w:t>
-            </w:r>
-            <w:proofErr w:type="spellEnd"/>
-            <w:r>
-              <w:t xml:space="preserve">, panel </w:t>
-            </w:r>
-            <w:proofErr w:type="spellStart"/>
-            <w:r>
-              <w:t>administratora</w:t>
-            </w:r>
-            <w:proofErr w:type="spellEnd"/>
-            <w:r>
-              <w:t xml:space="preserve"> </w:t>
-            </w:r>
-            <w:proofErr w:type="spellStart"/>
-            <w:r>
-              <w:t>i</w:t>
-            </w:r>
-            <w:proofErr w:type="spellEnd"/>
-            <w:r>
-              <w:t xml:space="preserve"> panel </w:t>
-            </w:r>
-            <w:proofErr w:type="spellStart"/>
-            <w:r>
-              <w:t>seniora</w:t>
-            </w:r>
-            <w:proofErr w:type="spellEnd"/>
-            <w:r>
-              <w:t xml:space="preserve">, </w:t>
-            </w:r>
-            <w:proofErr w:type="spellStart"/>
-            <w:r>
-              <w:t>migracje</w:t>
-            </w:r>
-            <w:proofErr w:type="spellEnd"/>
-            <w:r>
-              <w:t xml:space="preserve"> </w:t>
-            </w:r>
-            <w:proofErr w:type="spellStart"/>
-            <w:r>
-              <w:t>bazy</w:t>
-            </w:r>
-            <w:proofErr w:type="spellEnd"/>
-            <w:r>
-              <w:t xml:space="preserve"> </w:t>
-            </w:r>
-            <w:proofErr w:type="spellStart"/>
-            <w:r>
-              <w:t>danych</w:t>
-            </w:r>
-            <w:proofErr w:type="spellEnd"/>
-            <w:r>
-              <w:t xml:space="preserve">, </w:t>
-            </w:r>
-            <w:proofErr w:type="spellStart"/>
-            <w:r>
-              <w:t>tłumaczenia</w:t>
-            </w:r>
-            <w:proofErr w:type="spellEnd"/>
-            <w:r>
-              <w:t xml:space="preserve"> PL/EN. </w:t>
-            </w:r>
-            <w:proofErr w:type="spellStart"/>
-            <w:r>
-              <w:t>Wdrożone</w:t>
-            </w:r>
-            <w:proofErr w:type="spellEnd"/>
-            <w:r>
-              <w:t xml:space="preserve"> </w:t>
-            </w:r>
-            <w:proofErr w:type="spellStart"/>
-            <w:r>
-              <w:t>na</w:t>
-            </w:r>
-            <w:proofErr w:type="spellEnd"/>
-            <w:r>
-              <w:t xml:space="preserve"> </w:t>
-            </w:r>
-            <w:proofErr w:type="spellStart"/>
-            <w:r>
-              <w:t>środowisko</w:t>
-            </w:r>
-            <w:proofErr w:type="spellEnd"/>
-            <w:r>
-              <w:t xml:space="preserve"> </w:t>
-            </w:r>
-            <w:proofErr w:type="spellStart"/>
-            <w:r>
-              <w:t>produkcyjne</w:t>
-            </w:r>
-            <w:proofErr w:type="spellEnd"/>
-            <w:r>
-              <w:t>.</w:t>
+              <w:t>Role użytkowników (młodszy/starszy handlowiec, administrator), obieg akceptacji ofert, panel administratora i panel seniora, migracje bazy danych, tłumaczenia PL/EN. Wdrożone na środowisko produkcyjne.</w:t>
             </w:r>
           </w:p>
         </w:tc>
@@ -2626,6 +544,7 @@
                 <w:b/>
                 <w:color w:val="1F2A44"/>
               </w:rPr>
+              <w:lastRenderedPageBreak/>
               <w:t>1.0</w:t>
             </w:r>
           </w:p>
@@ -2639,21 +558,7 @@
               <w:rPr>
                 <w:color w:val="666666"/>
               </w:rPr>
-              <w:t xml:space="preserve">do </w:t>
-            </w:r>
-            <w:proofErr w:type="spellStart"/>
-            <w:r>
-              <w:rPr>
-                <w:color w:val="666666"/>
-              </w:rPr>
-              <w:t>dnia</w:t>
-            </w:r>
-            <w:proofErr w:type="spellEnd"/>
-            <w:r>
-              <w:rPr>
-                <w:color w:val="666666"/>
-              </w:rPr>
-              <w:t xml:space="preserve"> 31.03.2026</w:t>
+              <w:t>do dnia 31.03.2026</w:t>
             </w:r>
           </w:p>
         </w:tc>
@@ -2675,42 +580,8 @@
             <w:tcW w:w="3581" w:type="dxa"/>
           </w:tcPr>
           <w:p>
-            <w:proofErr w:type="spellStart"/>
             <w:r>
-              <w:t>Wersja</w:t>
-            </w:r>
-            <w:proofErr w:type="spellEnd"/>
-            <w:r>
-              <w:t xml:space="preserve"> </w:t>
-            </w:r>
-            <w:proofErr w:type="spellStart"/>
-            <w:proofErr w:type="gramStart"/>
-            <w:r>
-              <w:t>bazowa</w:t>
-            </w:r>
-            <w:proofErr w:type="spellEnd"/>
-            <w:r>
-              <w:t xml:space="preserve">  -</w:t>
-            </w:r>
-            <w:proofErr w:type="gramEnd"/>
-            <w:r>
-              <w:t xml:space="preserve"> stan </w:t>
-            </w:r>
-            <w:proofErr w:type="spellStart"/>
-            <w:r>
-              <w:t>wyjściowy</w:t>
-            </w:r>
-            <w:proofErr w:type="spellEnd"/>
-            <w:r>
-              <w:t xml:space="preserve"> </w:t>
-            </w:r>
-            <w:proofErr w:type="spellStart"/>
-            <w:r>
-              <w:t>aplikacji</w:t>
-            </w:r>
-            <w:proofErr w:type="spellEnd"/>
-            <w:r>
-              <w:t>.</w:t>
+              <w:t>Wersja bazowa  - stan wyjściowy aplikacji.</w:t>
             </w:r>
           </w:p>
         </w:tc>
@@ -2724,259 +595,39 @@
         </w:pBdr>
         <w:spacing w:before="200" w:after="80"/>
       </w:pPr>
-      <w:proofErr w:type="spellStart"/>
       <w:r>
         <w:rPr>
           <w:b/>
           <w:color w:val="1F2A44"/>
           <w:sz w:val="32"/>
         </w:rPr>
-        <w:t>Zmiany</w:t>
-      </w:r>
-      <w:proofErr w:type="spellEnd"/>
-      <w:r>
-        <w:rPr>
-          <w:b/>
-          <w:color w:val="1F2A44"/>
-          <w:sz w:val="32"/>
-        </w:rPr>
-        <w:t xml:space="preserve"> w </w:t>
-      </w:r>
-      <w:proofErr w:type="spellStart"/>
-      <w:r>
-        <w:rPr>
-          <w:b/>
-          <w:color w:val="1F2A44"/>
-          <w:sz w:val="32"/>
-        </w:rPr>
-        <w:t>wersji</w:t>
-      </w:r>
-      <w:proofErr w:type="spellEnd"/>
-      <w:r>
-        <w:rPr>
-          <w:b/>
-          <w:color w:val="1F2A44"/>
-          <w:sz w:val="32"/>
-        </w:rPr>
-        <w:t xml:space="preserve"> 1.5</w:t>
+        <w:t>Zmiany w wersji 1.5</w:t>
       </w:r>
     </w:p>
     <w:p>
       <w:pPr>
         <w:spacing w:before="240" w:after="40"/>
       </w:pPr>
-      <w:proofErr w:type="spellStart"/>
       <w:r>
         <w:rPr>
           <w:b/>
           <w:color w:val="2B57A6"/>
           <w:sz w:val="26"/>
         </w:rPr>
-        <w:t>Zmiany</w:t>
+        <w:t>Zmiany ogólne / systemowe</w:t>
       </w:r>
-      <w:proofErr w:type="spellEnd"/>
-      <w:r>
-        <w:rPr>
-          <w:b/>
-          <w:color w:val="2B57A6"/>
-          <w:sz w:val="26"/>
-        </w:rPr>
-        <w:t xml:space="preserve"> </w:t>
-      </w:r>
-      <w:proofErr w:type="spellStart"/>
-      <w:r>
-        <w:rPr>
-          <w:b/>
-          <w:color w:val="2B57A6"/>
-          <w:sz w:val="26"/>
-        </w:rPr>
-        <w:t>ogólne</w:t>
-      </w:r>
-      <w:proofErr w:type="spellEnd"/>
-      <w:r>
-        <w:rPr>
-          <w:b/>
-          <w:color w:val="2B57A6"/>
-          <w:sz w:val="26"/>
-        </w:rPr>
-        <w:t xml:space="preserve"> / </w:t>
-      </w:r>
-      <w:proofErr w:type="spellStart"/>
-      <w:r>
-        <w:rPr>
-          <w:b/>
-          <w:color w:val="2B57A6"/>
-          <w:sz w:val="26"/>
-        </w:rPr>
-        <w:t>systemowe</w:t>
-      </w:r>
-      <w:proofErr w:type="spellEnd"/>
     </w:p>
     <w:p>
       <w:pPr>
         <w:spacing w:after="80"/>
       </w:pPr>
-      <w:proofErr w:type="spellStart"/>
       <w:r>
         <w:rPr>
           <w:i/>
           <w:color w:val="666666"/>
           <w:sz w:val="18"/>
         </w:rPr>
-        <w:t>Zmiany</w:t>
-      </w:r>
-      <w:proofErr w:type="spellEnd"/>
-      <w:r>
-        <w:rPr>
-          <w:i/>
-          <w:color w:val="666666"/>
-          <w:sz w:val="18"/>
-        </w:rPr>
-        <w:t xml:space="preserve"> </w:t>
-      </w:r>
-      <w:proofErr w:type="spellStart"/>
-      <w:r>
-        <w:rPr>
-          <w:i/>
-          <w:color w:val="666666"/>
-          <w:sz w:val="18"/>
-        </w:rPr>
-        <w:t>niezależne</w:t>
-      </w:r>
-      <w:proofErr w:type="spellEnd"/>
-      <w:r>
-        <w:rPr>
-          <w:i/>
-          <w:color w:val="666666"/>
-          <w:sz w:val="18"/>
-        </w:rPr>
-        <w:t xml:space="preserve"> </w:t>
-      </w:r>
-      <w:proofErr w:type="spellStart"/>
-      <w:r>
-        <w:rPr>
-          <w:i/>
-          <w:color w:val="666666"/>
-          <w:sz w:val="18"/>
-        </w:rPr>
-        <w:t>od</w:t>
-      </w:r>
-      <w:proofErr w:type="spellEnd"/>
-      <w:r>
-        <w:rPr>
-          <w:i/>
-          <w:color w:val="666666"/>
-          <w:sz w:val="18"/>
-        </w:rPr>
-        <w:t xml:space="preserve"> </w:t>
-      </w:r>
-      <w:proofErr w:type="spellStart"/>
-      <w:r>
-        <w:rPr>
-          <w:i/>
-          <w:color w:val="666666"/>
-          <w:sz w:val="18"/>
-        </w:rPr>
-        <w:t>funkcji</w:t>
-      </w:r>
-      <w:proofErr w:type="spellEnd"/>
-      <w:r>
-        <w:rPr>
-          <w:i/>
-          <w:color w:val="666666"/>
-          <w:sz w:val="18"/>
-        </w:rPr>
-        <w:t xml:space="preserve"> - </w:t>
-      </w:r>
-      <w:proofErr w:type="spellStart"/>
-      <w:r>
-        <w:rPr>
-          <w:i/>
-          <w:color w:val="666666"/>
-          <w:sz w:val="18"/>
-        </w:rPr>
-        <w:t>logowanie</w:t>
-      </w:r>
-      <w:proofErr w:type="spellEnd"/>
-      <w:r>
-        <w:rPr>
-          <w:i/>
-          <w:color w:val="666666"/>
-          <w:sz w:val="18"/>
-        </w:rPr>
-        <w:t xml:space="preserve">, </w:t>
-      </w:r>
-      <w:proofErr w:type="spellStart"/>
-      <w:r>
-        <w:rPr>
-          <w:i/>
-          <w:color w:val="666666"/>
-          <w:sz w:val="18"/>
-        </w:rPr>
-        <w:t>wydajność</w:t>
-      </w:r>
-      <w:proofErr w:type="spellEnd"/>
-      <w:r>
-        <w:rPr>
-          <w:i/>
-          <w:color w:val="666666"/>
-          <w:sz w:val="18"/>
-        </w:rPr>
-        <w:t xml:space="preserve">, </w:t>
-      </w:r>
-      <w:proofErr w:type="spellStart"/>
-      <w:r>
-        <w:rPr>
-          <w:i/>
-          <w:color w:val="666666"/>
-          <w:sz w:val="18"/>
-        </w:rPr>
-        <w:t>baza</w:t>
-      </w:r>
-      <w:proofErr w:type="spellEnd"/>
-      <w:r>
-        <w:rPr>
-          <w:i/>
-          <w:color w:val="666666"/>
-          <w:sz w:val="18"/>
-        </w:rPr>
-        <w:t xml:space="preserve"> </w:t>
-      </w:r>
-      <w:proofErr w:type="spellStart"/>
-      <w:r>
-        <w:rPr>
-          <w:i/>
-          <w:color w:val="666666"/>
-          <w:sz w:val="18"/>
-        </w:rPr>
-        <w:t>danych</w:t>
-      </w:r>
-      <w:proofErr w:type="spellEnd"/>
-      <w:r>
-        <w:rPr>
-          <w:i/>
-          <w:color w:val="666666"/>
-          <w:sz w:val="18"/>
-        </w:rPr>
-        <w:t xml:space="preserve">, </w:t>
-      </w:r>
-      <w:proofErr w:type="spellStart"/>
-      <w:r>
-        <w:rPr>
-          <w:i/>
-          <w:color w:val="666666"/>
-          <w:sz w:val="18"/>
-        </w:rPr>
-        <w:t>bezpieczeństwo</w:t>
-      </w:r>
-      <w:proofErr w:type="spellEnd"/>
-      <w:r>
-        <w:rPr>
-          <w:i/>
-          <w:color w:val="666666"/>
-          <w:sz w:val="18"/>
-        </w:rPr>
-        <w:t>.</w:t>
+        <w:t>Zmiany niezależne od funkcji - logowanie, wydajność, baza danych, bezpieczeństwo.</w:t>
       </w:r>
     </w:p>
     <w:tbl>
@@ -2996,7 +647,6 @@
             <w:shd w:val="clear" w:color="auto" w:fill="EEF2F8"/>
           </w:tcPr>
           <w:p>
-            <w:proofErr w:type="spellStart"/>
             <w:r>
               <w:rPr>
                 <w:b/>
@@ -3004,7 +654,6 @@
               </w:rPr>
               <w:t>Typ</w:t>
             </w:r>
-            <w:proofErr w:type="spellEnd"/>
           </w:p>
         </w:tc>
         <w:tc>
@@ -3013,31 +662,13 @@
             <w:shd w:val="clear" w:color="auto" w:fill="EEF2F8"/>
           </w:tcPr>
           <w:p>
-            <w:proofErr w:type="spellStart"/>
             <w:r>
               <w:rPr>
                 <w:b/>
                 <w:color w:val="1F2A44"/>
               </w:rPr>
-              <w:t>Opis</w:t>
+              <w:t>Opis zmiany</w:t>
             </w:r>
-            <w:proofErr w:type="spellEnd"/>
-            <w:r>
-              <w:rPr>
-                <w:b/>
-                <w:color w:val="1F2A44"/>
-              </w:rPr>
-              <w:t xml:space="preserve"> </w:t>
-            </w:r>
-            <w:proofErr w:type="spellStart"/>
-            <w:r>
-              <w:rPr>
-                <w:b/>
-                <w:color w:val="1F2A44"/>
-              </w:rPr>
-              <w:t>zmiany</w:t>
-            </w:r>
-            <w:proofErr w:type="spellEnd"/>
           </w:p>
         </w:tc>
       </w:tr>
@@ -3058,11 +689,7 @@
           </w:tcPr>
           <w:p>
             <w:r>
-              <w:t xml:space="preserve">Dane osoby kontaktowej wpisane bezpośrednio w formularzu klienta (panel „Klienci”) nie trafiały do wspólnej tabeli osób kontaktowych - kontakt zapisany przy firmie nie pojawiał się w zakładce „Kontakty” i nie był widoczny dla pozostałych handlowców. Zapis i edycja klienta synchronizują teraz kontakt główny z tą tabelą w tej samej transakcji; dodano migrację uzupełniającą kontakty zapisane między poprzednią </w:t>
-            </w:r>
-            <w:r>
-              <w:lastRenderedPageBreak/>
-              <w:t>migracją a wdrożeniem tej poprawki.</w:t>
+              <w:t>Dane osoby kontaktowej wpisane bezpośrednio w formularzu klienta (panel „Klienci”) nie trafiały do wspólnej tabeli osób kontaktowych - kontakt zapisany przy firmie nie pojawiał się w zakładce „Kontakty” i nie był widoczny dla pozostałych handlowców. Zapis i edycja klienta synchronizują teraz kontakt główny z tą tabelą w tej samej transakcji; dodano migrację uzupełniającą kontakty zapisane między poprzednią migracją a wdrożeniem tej poprawki.</w:t>
             </w:r>
           </w:p>
         </w:tc>
@@ -3074,7 +701,6 @@
           </w:tcPr>
           <w:p>
             <w:r>
-              <w:lastRenderedPageBreak/>
               <w:t>Nowa funkcja</w:t>
             </w:r>
           </w:p>
@@ -3156,241 +782,53 @@
           </w:p>
         </w:tc>
       </w:tr>
+      <w:tr>
+        <w:tc>
+          <w:tcPr>
+            <w:tcW w:w="1948" w:type="dxa"/>
+          </w:tcPr>
+          <w:p>
+            <w:r>
+              <w:t>Poprawka błędu</w:t>
+            </w:r>
+          </w:p>
+        </w:tc>
+        <w:tc>
+          <w:tcPr>
+            <w:tcW w:w="6908" w:type="dxa"/>
+          </w:tcPr>
+          <w:p>
+            <w:r>
+              <w:t>Kilka miejsc (eksport PDF, listy ofert handlowca i seniora) kolorowało odznakę typu stali ternary'em, który po cichu domyślał się koloru HDG dla „każdego typu innego niż HRS/CR” - wykryte przy dodawaniu nowych typów stali. Zamienione na jawną mapę kolorów per typ, żeby nowe typy nie dostawały przypadkowego, błędnego koloru.</w:t>
+            </w:r>
+          </w:p>
+        </w:tc>
+      </w:tr>
     </w:tbl>
     <w:p>
       <w:pPr>
         <w:spacing w:before="240" w:after="40"/>
       </w:pPr>
-      <w:proofErr w:type="spellStart"/>
       <w:r>
         <w:rPr>
           <w:b/>
           <w:color w:val="2B57A6"/>
           <w:sz w:val="26"/>
         </w:rPr>
-        <w:t>Kalkulator</w:t>
+        <w:t>Kalkulator wyceny</w:t>
       </w:r>
-      <w:proofErr w:type="spellEnd"/>
-      <w:r>
-        <w:rPr>
-          <w:b/>
-          <w:color w:val="2B57A6"/>
-          <w:sz w:val="26"/>
-        </w:rPr>
-        <w:t xml:space="preserve"> </w:t>
-      </w:r>
-      <w:proofErr w:type="spellStart"/>
-      <w:r>
-        <w:rPr>
-          <w:b/>
-          <w:color w:val="2B57A6"/>
-          <w:sz w:val="26"/>
-        </w:rPr>
-        <w:t>wyceny</w:t>
-      </w:r>
-      <w:proofErr w:type="spellEnd"/>
     </w:p>
     <w:p>
       <w:pPr>
         <w:spacing w:after="80"/>
       </w:pPr>
-      <w:proofErr w:type="spellStart"/>
       <w:r>
         <w:rPr>
           <w:i/>
           <w:color w:val="666666"/>
           <w:sz w:val="18"/>
         </w:rPr>
-        <w:t>Typy</w:t>
-      </w:r>
-      <w:proofErr w:type="spellEnd"/>
-      <w:r>
-        <w:rPr>
-          <w:i/>
-          <w:color w:val="666666"/>
-          <w:sz w:val="18"/>
-        </w:rPr>
-        <w:t xml:space="preserve"> </w:t>
-      </w:r>
-      <w:proofErr w:type="spellStart"/>
-      <w:r>
-        <w:rPr>
-          <w:i/>
-          <w:color w:val="666666"/>
-          <w:sz w:val="18"/>
-        </w:rPr>
-        <w:t>stali</w:t>
-      </w:r>
-      <w:proofErr w:type="spellEnd"/>
-      <w:r>
-        <w:rPr>
-          <w:i/>
-          <w:color w:val="666666"/>
-          <w:sz w:val="18"/>
-        </w:rPr>
-        <w:t xml:space="preserve">, </w:t>
-      </w:r>
-      <w:proofErr w:type="spellStart"/>
-      <w:r>
-        <w:rPr>
-          <w:i/>
-          <w:color w:val="666666"/>
-          <w:sz w:val="18"/>
-        </w:rPr>
-        <w:t>gatunki</w:t>
-      </w:r>
-      <w:proofErr w:type="spellEnd"/>
-      <w:r>
-        <w:rPr>
-          <w:i/>
-          <w:color w:val="666666"/>
-          <w:sz w:val="18"/>
-        </w:rPr>
-        <w:t xml:space="preserve">, </w:t>
-      </w:r>
-      <w:proofErr w:type="spellStart"/>
-      <w:r>
-        <w:rPr>
-          <w:i/>
-          <w:color w:val="666666"/>
-          <w:sz w:val="18"/>
-        </w:rPr>
-        <w:t>dopłaty</w:t>
-      </w:r>
-      <w:proofErr w:type="spellEnd"/>
-      <w:r>
-        <w:rPr>
-          <w:i/>
-          <w:color w:val="666666"/>
-          <w:sz w:val="18"/>
-        </w:rPr>
-        <w:t xml:space="preserve"> </w:t>
-      </w:r>
-      <w:proofErr w:type="spellStart"/>
-      <w:r>
-        <w:rPr>
-          <w:i/>
-          <w:color w:val="666666"/>
-          <w:sz w:val="18"/>
-        </w:rPr>
-        <w:t>huty</w:t>
-      </w:r>
-      <w:proofErr w:type="spellEnd"/>
-      <w:r>
-        <w:rPr>
-          <w:i/>
-          <w:color w:val="666666"/>
-          <w:sz w:val="18"/>
-        </w:rPr>
-        <w:t xml:space="preserve"> </w:t>
-      </w:r>
-      <w:proofErr w:type="spellStart"/>
-      <w:r>
-        <w:rPr>
-          <w:i/>
-          <w:color w:val="666666"/>
-          <w:sz w:val="18"/>
-        </w:rPr>
-        <w:t>i</w:t>
-      </w:r>
-      <w:proofErr w:type="spellEnd"/>
-      <w:r>
-        <w:rPr>
-          <w:i/>
-          <w:color w:val="666666"/>
-          <w:sz w:val="18"/>
-        </w:rPr>
-        <w:t xml:space="preserve"> </w:t>
-      </w:r>
-      <w:proofErr w:type="spellStart"/>
-      <w:r>
-        <w:rPr>
-          <w:i/>
-          <w:color w:val="666666"/>
-          <w:sz w:val="18"/>
-        </w:rPr>
-        <w:t>przetwórcze</w:t>
-      </w:r>
-      <w:proofErr w:type="spellEnd"/>
-      <w:r>
-        <w:rPr>
-          <w:i/>
-          <w:color w:val="666666"/>
-          <w:sz w:val="18"/>
-        </w:rPr>
-        <w:t xml:space="preserve">, </w:t>
-      </w:r>
-      <w:proofErr w:type="spellStart"/>
-      <w:r>
-        <w:rPr>
-          <w:i/>
-          <w:color w:val="666666"/>
-          <w:sz w:val="18"/>
-        </w:rPr>
-        <w:t>marża</w:t>
-      </w:r>
-      <w:proofErr w:type="spellEnd"/>
-      <w:r>
-        <w:rPr>
-          <w:i/>
-          <w:color w:val="666666"/>
-          <w:sz w:val="18"/>
-        </w:rPr>
-        <w:t xml:space="preserve">, </w:t>
-      </w:r>
-      <w:proofErr w:type="spellStart"/>
-      <w:r>
-        <w:rPr>
-          <w:i/>
-          <w:color w:val="666666"/>
-          <w:sz w:val="18"/>
-        </w:rPr>
-        <w:t>logika</w:t>
-      </w:r>
-      <w:proofErr w:type="spellEnd"/>
-      <w:r>
-        <w:rPr>
-          <w:i/>
-          <w:color w:val="666666"/>
-          <w:sz w:val="18"/>
-        </w:rPr>
-        <w:t xml:space="preserve"> </w:t>
-      </w:r>
-      <w:proofErr w:type="spellStart"/>
-      <w:r>
-        <w:rPr>
-          <w:i/>
-          <w:color w:val="666666"/>
-          <w:sz w:val="18"/>
-        </w:rPr>
-        <w:t>ceny</w:t>
-      </w:r>
-      <w:proofErr w:type="spellEnd"/>
-      <w:r>
-        <w:rPr>
-          <w:i/>
-          <w:color w:val="666666"/>
-          <w:sz w:val="18"/>
-        </w:rPr>
-        <w:t xml:space="preserve"> </w:t>
-      </w:r>
-      <w:proofErr w:type="spellStart"/>
-      <w:r>
-        <w:rPr>
-          <w:i/>
-          <w:color w:val="666666"/>
-          <w:sz w:val="18"/>
-        </w:rPr>
-        <w:t>końcowej</w:t>
-      </w:r>
-      <w:proofErr w:type="spellEnd"/>
-      <w:r>
-        <w:rPr>
-          <w:i/>
-          <w:color w:val="666666"/>
-          <w:sz w:val="18"/>
-        </w:rPr>
-        <w:t>.</w:t>
+        <w:t>Typy stali, gatunki, dopłaty huty i przetwórcze, marża, logika ceny końcowej.</w:t>
       </w:r>
     </w:p>
     <w:tbl>
@@ -3410,7 +848,6 @@
             <w:shd w:val="clear" w:color="auto" w:fill="EEF2F8"/>
           </w:tcPr>
           <w:p>
-            <w:proofErr w:type="spellStart"/>
             <w:r>
               <w:rPr>
                 <w:b/>
@@ -3418,7 +855,6 @@
               </w:rPr>
               <w:t>Typ</w:t>
             </w:r>
-            <w:proofErr w:type="spellEnd"/>
           </w:p>
         </w:tc>
         <w:tc>
@@ -3427,31 +863,13 @@
             <w:shd w:val="clear" w:color="auto" w:fill="EEF2F8"/>
           </w:tcPr>
           <w:p>
-            <w:proofErr w:type="spellStart"/>
             <w:r>
               <w:rPr>
                 <w:b/>
                 <w:color w:val="1F2A44"/>
               </w:rPr>
-              <w:t>Opis</w:t>
+              <w:t>Opis zmiany</w:t>
             </w:r>
-            <w:proofErr w:type="spellEnd"/>
-            <w:r>
-              <w:rPr>
-                <w:b/>
-                <w:color w:val="1F2A44"/>
-              </w:rPr>
-              <w:t xml:space="preserve"> </w:t>
-            </w:r>
-            <w:proofErr w:type="spellStart"/>
-            <w:r>
-              <w:rPr>
-                <w:b/>
-                <w:color w:val="1F2A44"/>
-              </w:rPr>
-              <w:t>zmiany</w:t>
-            </w:r>
-            <w:proofErr w:type="spellEnd"/>
           </w:p>
         </w:tc>
       </w:tr>
@@ -3477,187 +895,54 @@
           </w:p>
         </w:tc>
       </w:tr>
+      <w:tr>
+        <w:tc>
+          <w:tcPr>
+            <w:tcW w:w="1948" w:type="dxa"/>
+          </w:tcPr>
+          <w:p>
+            <w:r>
+              <w:t>Nowa funkcja</w:t>
+            </w:r>
+          </w:p>
+        </w:tc>
+        <w:tc>
+          <w:tcPr>
+            <w:tcW w:w="6908" w:type="dxa"/>
+          </w:tcPr>
+          <w:p>
+            <w:r>
+              <w:t>Kalkulator obsługuje teraz trzy nowe typy stali obok HRS/CR/HDG: PICKLED (HRS Trawiona), TEARDROP (Blacha łezkowa) i ZM (Magnelis, powłoka ZnAlMg wg EN 10346). Każdy z własną tabelą gatunków (TEARDROP na razie bez gatunków - klient jeszcze ich nie przekazał) i własną matrycą dopłat wymiarowych; PICKLED dostał dodatkową dopłatę za trawienie zależną od grubości, TEARDROP - stałą „Dopłatę Łezka”, a ZM - pełny zestaw przełączników dopłat przetwórczych (jak HDG) oraz własną matrycę powłoki (klasy ZM70-ZM430). Panel ustawień administratora zyskał PGL bazowe dla wszystkich trzech nowych typów.</w:t>
+            </w:r>
+          </w:p>
+        </w:tc>
+      </w:tr>
     </w:tbl>
     <w:p>
       <w:pPr>
         <w:spacing w:before="240" w:after="40"/>
       </w:pPr>
-      <w:proofErr w:type="spellStart"/>
       <w:r>
         <w:rPr>
           <w:b/>
           <w:color w:val="2B57A6"/>
           <w:sz w:val="26"/>
         </w:rPr>
-        <w:t>Zarządzanie</w:t>
+        <w:lastRenderedPageBreak/>
+        <w:t>Zarządzanie ofertami</w:t>
       </w:r>
-      <w:proofErr w:type="spellEnd"/>
-      <w:r>
-        <w:rPr>
-          <w:b/>
-          <w:color w:val="2B57A6"/>
-          <w:sz w:val="26"/>
-        </w:rPr>
-        <w:t xml:space="preserve"> </w:t>
-      </w:r>
-      <w:proofErr w:type="spellStart"/>
-      <w:r>
-        <w:rPr>
-          <w:b/>
-          <w:color w:val="2B57A6"/>
-          <w:sz w:val="26"/>
-        </w:rPr>
-        <w:t>ofertami</w:t>
-      </w:r>
-      <w:proofErr w:type="spellEnd"/>
     </w:p>
     <w:p>
       <w:pPr>
         <w:spacing w:after="80"/>
       </w:pPr>
-      <w:proofErr w:type="spellStart"/>
       <w:r>
         <w:rPr>
           <w:i/>
           <w:color w:val="666666"/>
           <w:sz w:val="18"/>
         </w:rPr>
-        <w:t>Tworzenie</w:t>
-      </w:r>
-      <w:proofErr w:type="spellEnd"/>
-      <w:r>
-        <w:rPr>
-          <w:i/>
-          <w:color w:val="666666"/>
-          <w:sz w:val="18"/>
-        </w:rPr>
-        <w:t xml:space="preserve">, </w:t>
-      </w:r>
-      <w:proofErr w:type="spellStart"/>
-      <w:r>
-        <w:rPr>
-          <w:i/>
-          <w:color w:val="666666"/>
-          <w:sz w:val="18"/>
-        </w:rPr>
-        <w:t>zapis</w:t>
-      </w:r>
-      <w:proofErr w:type="spellEnd"/>
-      <w:r>
-        <w:rPr>
-          <w:i/>
-          <w:color w:val="666666"/>
-          <w:sz w:val="18"/>
-        </w:rPr>
-        <w:t xml:space="preserve">, </w:t>
-      </w:r>
-      <w:proofErr w:type="spellStart"/>
-      <w:r>
-        <w:rPr>
-          <w:i/>
-          <w:color w:val="666666"/>
-          <w:sz w:val="18"/>
-        </w:rPr>
-        <w:t>lista</w:t>
-      </w:r>
-      <w:proofErr w:type="spellEnd"/>
-      <w:r>
-        <w:rPr>
-          <w:i/>
-          <w:color w:val="666666"/>
-          <w:sz w:val="18"/>
-        </w:rPr>
-        <w:t xml:space="preserve">, </w:t>
-      </w:r>
-      <w:proofErr w:type="spellStart"/>
-      <w:r>
-        <w:rPr>
-          <w:i/>
-          <w:color w:val="666666"/>
-          <w:sz w:val="18"/>
-        </w:rPr>
-        <w:t>edycja</w:t>
-      </w:r>
-      <w:proofErr w:type="spellEnd"/>
-      <w:r>
-        <w:rPr>
-          <w:i/>
-          <w:color w:val="666666"/>
-          <w:sz w:val="18"/>
-        </w:rPr>
-        <w:t xml:space="preserve">, </w:t>
-      </w:r>
-      <w:proofErr w:type="spellStart"/>
-      <w:r>
-        <w:rPr>
-          <w:i/>
-          <w:color w:val="666666"/>
-          <w:sz w:val="18"/>
-        </w:rPr>
-        <w:t>duplikowanie</w:t>
-      </w:r>
-      <w:proofErr w:type="spellEnd"/>
-      <w:r>
-        <w:rPr>
-          <w:i/>
-          <w:color w:val="666666"/>
-          <w:sz w:val="18"/>
-        </w:rPr>
-        <w:t xml:space="preserve"> </w:t>
-      </w:r>
-      <w:proofErr w:type="spellStart"/>
-      <w:r>
-        <w:rPr>
-          <w:i/>
-          <w:color w:val="666666"/>
-          <w:sz w:val="18"/>
-        </w:rPr>
-        <w:t>i</w:t>
-      </w:r>
-      <w:proofErr w:type="spellEnd"/>
-      <w:r>
-        <w:rPr>
-          <w:i/>
-          <w:color w:val="666666"/>
-          <w:sz w:val="18"/>
-        </w:rPr>
-        <w:t xml:space="preserve"> </w:t>
-      </w:r>
-      <w:proofErr w:type="spellStart"/>
-      <w:r>
-        <w:rPr>
-          <w:i/>
-          <w:color w:val="666666"/>
-          <w:sz w:val="18"/>
-        </w:rPr>
-        <w:t>usuwanie</w:t>
-      </w:r>
-      <w:proofErr w:type="spellEnd"/>
-      <w:r>
-        <w:rPr>
-          <w:i/>
-          <w:color w:val="666666"/>
-          <w:sz w:val="18"/>
-        </w:rPr>
-        <w:t xml:space="preserve"> </w:t>
-      </w:r>
-      <w:proofErr w:type="spellStart"/>
-      <w:r>
-        <w:rPr>
-          <w:i/>
-          <w:color w:val="666666"/>
-          <w:sz w:val="18"/>
-        </w:rPr>
-        <w:t>ofert</w:t>
-      </w:r>
-      <w:proofErr w:type="spellEnd"/>
-      <w:r>
-        <w:rPr>
-          <w:i/>
-          <w:color w:val="666666"/>
-          <w:sz w:val="18"/>
-        </w:rPr>
-        <w:t>.</w:t>
+        <w:t>Tworzenie, zapis, lista, edycja, duplikowanie i usuwanie ofert.</w:t>
       </w:r>
     </w:p>
     <w:tbl>
@@ -3667,8 +952,8 @@
         <w:tblLook w:val="04A0" w:firstRow="1" w:lastRow="0" w:firstColumn="1" w:lastColumn="0" w:noHBand="0" w:noVBand="1"/>
       </w:tblPr>
       <w:tblGrid>
-        <w:gridCol w:w="1943"/>
-        <w:gridCol w:w="6913"/>
+        <w:gridCol w:w="1941"/>
+        <w:gridCol w:w="6915"/>
       </w:tblGrid>
       <w:tr>
         <w:tc>
@@ -3677,7 +962,6 @@
             <w:shd w:val="clear" w:color="auto" w:fill="EEF2F8"/>
           </w:tcPr>
           <w:p>
-            <w:proofErr w:type="spellStart"/>
             <w:r>
               <w:rPr>
                 <w:b/>
@@ -3685,7 +969,6 @@
               </w:rPr>
               <w:t>Typ</w:t>
             </w:r>
-            <w:proofErr w:type="spellEnd"/>
           </w:p>
         </w:tc>
         <w:tc>
@@ -3694,31 +977,13 @@
             <w:shd w:val="clear" w:color="auto" w:fill="EEF2F8"/>
           </w:tcPr>
           <w:p>
-            <w:proofErr w:type="spellStart"/>
             <w:r>
               <w:rPr>
                 <w:b/>
                 <w:color w:val="1F2A44"/>
               </w:rPr>
-              <w:t>Opis</w:t>
+              <w:t>Opis zmiany</w:t>
             </w:r>
-            <w:proofErr w:type="spellEnd"/>
-            <w:r>
-              <w:rPr>
-                <w:b/>
-                <w:color w:val="1F2A44"/>
-              </w:rPr>
-              <w:t xml:space="preserve"> </w:t>
-            </w:r>
-            <w:proofErr w:type="spellStart"/>
-            <w:r>
-              <w:rPr>
-                <w:b/>
-                <w:color w:val="1F2A44"/>
-              </w:rPr>
-              <w:t>zmiany</w:t>
-            </w:r>
-            <w:proofErr w:type="spellEnd"/>
           </w:p>
         </w:tc>
       </w:tr>
@@ -3793,136 +1058,26 @@
       <w:pPr>
         <w:spacing w:before="240" w:after="40"/>
       </w:pPr>
-      <w:proofErr w:type="spellStart"/>
       <w:r>
         <w:rPr>
           <w:b/>
           <w:color w:val="2B57A6"/>
           <w:sz w:val="26"/>
         </w:rPr>
-        <w:t>Eksport</w:t>
-      </w:r>
-      <w:proofErr w:type="spellEnd"/>
-      <w:r>
-        <w:rPr>
-          <w:b/>
-          <w:color w:val="2B57A6"/>
-          <w:sz w:val="26"/>
-        </w:rPr>
-        <w:t xml:space="preserve"> PDF</w:t>
+        <w:t>Eksport PDF</w:t>
       </w:r>
     </w:p>
     <w:p>
       <w:pPr>
         <w:spacing w:after="80"/>
       </w:pPr>
-      <w:proofErr w:type="spellStart"/>
       <w:r>
         <w:rPr>
           <w:i/>
           <w:color w:val="666666"/>
           <w:sz w:val="18"/>
         </w:rPr>
-        <w:t>Wygląd</w:t>
-      </w:r>
-      <w:proofErr w:type="spellEnd"/>
-      <w:r>
-        <w:rPr>
-          <w:i/>
-          <w:color w:val="666666"/>
-          <w:sz w:val="18"/>
-        </w:rPr>
-        <w:t xml:space="preserve"> </w:t>
-      </w:r>
-      <w:proofErr w:type="spellStart"/>
-      <w:r>
-        <w:rPr>
-          <w:i/>
-          <w:color w:val="666666"/>
-          <w:sz w:val="18"/>
-        </w:rPr>
-        <w:t>i</w:t>
-      </w:r>
-      <w:proofErr w:type="spellEnd"/>
-      <w:r>
-        <w:rPr>
-          <w:i/>
-          <w:color w:val="666666"/>
-          <w:sz w:val="18"/>
-        </w:rPr>
-        <w:t xml:space="preserve"> </w:t>
-      </w:r>
-      <w:proofErr w:type="spellStart"/>
-      <w:r>
-        <w:rPr>
-          <w:i/>
-          <w:color w:val="666666"/>
-          <w:sz w:val="18"/>
-        </w:rPr>
-        <w:t>zawartość</w:t>
-      </w:r>
-      <w:proofErr w:type="spellEnd"/>
-      <w:r>
-        <w:rPr>
-          <w:i/>
-          <w:color w:val="666666"/>
-          <w:sz w:val="18"/>
-        </w:rPr>
-        <w:t xml:space="preserve"> </w:t>
-      </w:r>
-      <w:proofErr w:type="spellStart"/>
-      <w:r>
-        <w:rPr>
-          <w:i/>
-          <w:color w:val="666666"/>
-          <w:sz w:val="18"/>
-        </w:rPr>
-        <w:t>oferty</w:t>
-      </w:r>
-      <w:proofErr w:type="spellEnd"/>
-      <w:r>
-        <w:rPr>
-          <w:i/>
-          <w:color w:val="666666"/>
-          <w:sz w:val="18"/>
-        </w:rPr>
-        <w:t xml:space="preserve"> PDF, </w:t>
-      </w:r>
-      <w:proofErr w:type="spellStart"/>
-      <w:r>
-        <w:rPr>
-          <w:i/>
-          <w:color w:val="666666"/>
-          <w:sz w:val="18"/>
-        </w:rPr>
-        <w:t>dane</w:t>
-      </w:r>
-      <w:proofErr w:type="spellEnd"/>
-      <w:r>
-        <w:rPr>
-          <w:i/>
-          <w:color w:val="666666"/>
-          <w:sz w:val="18"/>
-        </w:rPr>
-        <w:t xml:space="preserve"> </w:t>
-      </w:r>
-      <w:proofErr w:type="spellStart"/>
-      <w:r>
-        <w:rPr>
-          <w:i/>
-          <w:color w:val="666666"/>
-          <w:sz w:val="18"/>
-        </w:rPr>
-        <w:t>klienta</w:t>
-      </w:r>
-      <w:proofErr w:type="spellEnd"/>
-      <w:r>
-        <w:rPr>
-          <w:i/>
-          <w:color w:val="666666"/>
-          <w:sz w:val="18"/>
-        </w:rPr>
-        <w:t>.</w:t>
+        <w:t>Wygląd i zawartość oferty PDF, dane klienta.</w:t>
       </w:r>
     </w:p>
     <w:tbl>
@@ -3932,8 +1087,8 @@
         <w:tblLook w:val="04A0" w:firstRow="1" w:lastRow="0" w:firstColumn="1" w:lastColumn="0" w:noHBand="0" w:noVBand="1"/>
       </w:tblPr>
       <w:tblGrid>
-        <w:gridCol w:w="1943"/>
-        <w:gridCol w:w="6913"/>
+        <w:gridCol w:w="1948"/>
+        <w:gridCol w:w="6908"/>
       </w:tblGrid>
       <w:tr>
         <w:tc>
@@ -3942,7 +1097,6 @@
             <w:shd w:val="clear" w:color="auto" w:fill="EEF2F8"/>
           </w:tcPr>
           <w:p>
-            <w:proofErr w:type="spellStart"/>
             <w:r>
               <w:rPr>
                 <w:b/>
@@ -3950,7 +1104,6 @@
               </w:rPr>
               <w:t>Typ</w:t>
             </w:r>
-            <w:proofErr w:type="spellEnd"/>
           </w:p>
         </w:tc>
         <w:tc>
@@ -3959,31 +1112,13 @@
             <w:shd w:val="clear" w:color="auto" w:fill="EEF2F8"/>
           </w:tcPr>
           <w:p>
-            <w:proofErr w:type="spellStart"/>
             <w:r>
               <w:rPr>
                 <w:b/>
                 <w:color w:val="1F2A44"/>
               </w:rPr>
-              <w:t>Opis</w:t>
+              <w:t>Opis zmiany</w:t>
             </w:r>
-            <w:proofErr w:type="spellEnd"/>
-            <w:r>
-              <w:rPr>
-                <w:b/>
-                <w:color w:val="1F2A44"/>
-              </w:rPr>
-              <w:t xml:space="preserve"> </w:t>
-            </w:r>
-            <w:proofErr w:type="spellStart"/>
-            <w:r>
-              <w:rPr>
-                <w:b/>
-                <w:color w:val="1F2A44"/>
-              </w:rPr>
-              <w:t>zmiany</w:t>
-            </w:r>
-            <w:proofErr w:type="spellEnd"/>
           </w:p>
         </w:tc>
       </w:tr>
@@ -4014,128 +1149,26 @@
       <w:pPr>
         <w:spacing w:before="240" w:after="40"/>
       </w:pPr>
-      <w:proofErr w:type="spellStart"/>
       <w:r>
         <w:rPr>
           <w:b/>
           <w:color w:val="2B57A6"/>
           <w:sz w:val="26"/>
         </w:rPr>
-        <w:t>Interfejs</w:t>
+        <w:t>Interfejs i języki</w:t>
       </w:r>
-      <w:proofErr w:type="spellEnd"/>
-      <w:r>
-        <w:rPr>
-          <w:b/>
-          <w:color w:val="2B57A6"/>
-          <w:sz w:val="26"/>
-        </w:rPr>
-        <w:t xml:space="preserve"> </w:t>
-      </w:r>
-      <w:proofErr w:type="spellStart"/>
-      <w:r>
-        <w:rPr>
-          <w:b/>
-          <w:color w:val="2B57A6"/>
-          <w:sz w:val="26"/>
-        </w:rPr>
-        <w:t>i</w:t>
-      </w:r>
-      <w:proofErr w:type="spellEnd"/>
-      <w:r>
-        <w:rPr>
-          <w:b/>
-          <w:color w:val="2B57A6"/>
-          <w:sz w:val="26"/>
-        </w:rPr>
-        <w:t xml:space="preserve"> </w:t>
-      </w:r>
-      <w:proofErr w:type="spellStart"/>
-      <w:r>
-        <w:rPr>
-          <w:b/>
-          <w:color w:val="2B57A6"/>
-          <w:sz w:val="26"/>
-        </w:rPr>
-        <w:t>języki</w:t>
-      </w:r>
-      <w:proofErr w:type="spellEnd"/>
     </w:p>
     <w:p>
       <w:pPr>
         <w:spacing w:after="80"/>
       </w:pPr>
-      <w:proofErr w:type="spellStart"/>
       <w:r>
         <w:rPr>
           <w:i/>
           <w:color w:val="666666"/>
           <w:sz w:val="18"/>
         </w:rPr>
-        <w:t>Wygląd</w:t>
-      </w:r>
-      <w:proofErr w:type="spellEnd"/>
-      <w:r>
-        <w:rPr>
-          <w:i/>
-          <w:color w:val="666666"/>
-          <w:sz w:val="18"/>
-        </w:rPr>
-        <w:t xml:space="preserve"> </w:t>
-      </w:r>
-      <w:proofErr w:type="spellStart"/>
-      <w:r>
-        <w:rPr>
-          <w:i/>
-          <w:color w:val="666666"/>
-          <w:sz w:val="18"/>
-        </w:rPr>
-        <w:t>aplikacji</w:t>
-      </w:r>
-      <w:proofErr w:type="spellEnd"/>
-      <w:r>
-        <w:rPr>
-          <w:i/>
-          <w:color w:val="666666"/>
-          <w:sz w:val="18"/>
-        </w:rPr>
-        <w:t xml:space="preserve">, </w:t>
-      </w:r>
-      <w:proofErr w:type="spellStart"/>
-      <w:r>
-        <w:rPr>
-          <w:i/>
-          <w:color w:val="666666"/>
-          <w:sz w:val="18"/>
-        </w:rPr>
-        <w:t>użyteczność</w:t>
-      </w:r>
-      <w:proofErr w:type="spellEnd"/>
-      <w:r>
-        <w:rPr>
-          <w:i/>
-          <w:color w:val="666666"/>
-          <w:sz w:val="18"/>
-        </w:rPr>
-        <w:t xml:space="preserve">, </w:t>
-      </w:r>
-      <w:proofErr w:type="spellStart"/>
-      <w:r>
-        <w:rPr>
-          <w:i/>
-          <w:color w:val="666666"/>
-          <w:sz w:val="18"/>
-        </w:rPr>
-        <w:t>dwujęzyczność</w:t>
-      </w:r>
-      <w:proofErr w:type="spellEnd"/>
-      <w:r>
-        <w:rPr>
-          <w:i/>
-          <w:color w:val="666666"/>
-          <w:sz w:val="18"/>
-        </w:rPr>
-        <w:t xml:space="preserve"> (PL / EN).</w:t>
+        <w:t>Wygląd aplikacji, użyteczność, dwujęzyczność (PL / EN).</w:t>
       </w:r>
     </w:p>
     <w:tbl>
@@ -4155,7 +1188,6 @@
             <w:shd w:val="clear" w:color="auto" w:fill="EEF2F8"/>
           </w:tcPr>
           <w:p>
-            <w:proofErr w:type="spellStart"/>
             <w:r>
               <w:rPr>
                 <w:b/>
@@ -4163,7 +1195,6 @@
               </w:rPr>
               <w:t>Typ</w:t>
             </w:r>
-            <w:proofErr w:type="spellEnd"/>
           </w:p>
         </w:tc>
         <w:tc>
@@ -4172,31 +1203,13 @@
             <w:shd w:val="clear" w:color="auto" w:fill="EEF2F8"/>
           </w:tcPr>
           <w:p>
-            <w:proofErr w:type="spellStart"/>
             <w:r>
               <w:rPr>
                 <w:b/>
                 <w:color w:val="1F2A44"/>
               </w:rPr>
-              <w:t>Opis</w:t>
+              <w:t>Opis zmiany</w:t>
             </w:r>
-            <w:proofErr w:type="spellEnd"/>
-            <w:r>
-              <w:rPr>
-                <w:b/>
-                <w:color w:val="1F2A44"/>
-              </w:rPr>
-              <w:t xml:space="preserve"> </w:t>
-            </w:r>
-            <w:proofErr w:type="spellStart"/>
-            <w:r>
-              <w:rPr>
-                <w:b/>
-                <w:color w:val="1F2A44"/>
-              </w:rPr>
-              <w:t>zmiany</w:t>
-            </w:r>
-            <w:proofErr w:type="spellEnd"/>
           </w:p>
         </w:tc>
       </w:tr>
@@ -4207,7 +1220,6 @@
           </w:tcPr>
           <w:p>
             <w:r>
-              <w:lastRenderedPageBreak/>
               <w:t>Nowa funkcja</w:t>
             </w:r>
           </w:p>
@@ -4228,1029 +1240,123 @@
       <w:pPr>
         <w:spacing w:before="320" w:after="120"/>
       </w:pPr>
-      <w:proofErr w:type="spellStart"/>
       <w:r>
         <w:rPr>
           <w:b/>
           <w:color w:val="1F2A44"/>
           <w:sz w:val="26"/>
         </w:rPr>
-        <w:t>Znane</w:t>
+        <w:t>Znane problemy / prace w toku</w:t>
       </w:r>
-      <w:proofErr w:type="spellEnd"/>
+    </w:p>
+    <w:p>
+      <w:pPr>
+        <w:pStyle w:val="Listapunktowana"/>
+      </w:pPr>
+      <w:r>
+        <w:lastRenderedPageBreak/>
+        <w:t>Import ofert z pliku Excel (format KTS/GPAO) - przeanalizowany, budowa świadomie odłożona na później</w:t>
+      </w:r>
+    </w:p>
+    <w:p>
+      <w:pPr>
+        <w:pStyle w:val="Listapunktowana"/>
+      </w:pPr>
+      <w:r>
+        <w:t>Hasła kont testowych o długości 4 znaków (celowo obniżone na czas testów) - docelowo wymaga blokady prób logowania zamiast podnoszenia wymogu długości</w:t>
+      </w:r>
+    </w:p>
+    <w:p>
+      <w:pPr>
+        <w:pStyle w:val="Listapunktowana"/>
+      </w:pPr>
+      <w:r>
+        <w:t>Uśpiony Prisma/NextAuth oraz zdublowane pliki danych kalkulatora (calc-data.ts / calculatorData.ts) do uporządkowania</w:t>
+      </w:r>
+    </w:p>
+    <w:p>
+      <w:pPr>
+        <w:pStyle w:val="Listapunktowana"/>
+      </w:pPr>
+      <w:r>
+        <w:t>Wysyłka oferty do klienta to na razie wyłącznie zmiana statusu na „wysłana” - rzeczywista dostawa e-mailem / PDF do klienta jeszcze niezaimplementowana (świadomie odłożona).</w:t>
+      </w:r>
+    </w:p>
+    <w:p>
+      <w:pPr>
+        <w:pStyle w:val="Listapunktowana"/>
+      </w:pPr>
+      <w:r>
+        <w:t>Migracja historii zmian cen PGL bazowego (013) nie została jeszcze uruchomiona na środowisku produkcyjnym — na razie działa tylko lokalnie.</w:t>
+      </w:r>
+    </w:p>
+    <w:p>
+      <w:pPr>
+        <w:pStyle w:val="Listapunktowana"/>
+      </w:pPr>
+      <w:r>
+        <w:t>Migracje wersjonowania ofert (015) oraz minimalnej marży (014) nie zostały jeszcze uruchomione na środowisku produkcyjnym - na razie działają tylko lokalnie.</w:t>
+      </w:r>
+    </w:p>
+    <w:p>
+      <w:pPr>
+        <w:pStyle w:val="Listapunktowana"/>
+      </w:pPr>
+      <w:r>
+        <w:t>Tabela gatunków dla PICKLED jest niekompletna - klient przekazał dotychczas zakres C15E → SAPH440; kolejny fragment (SAPH440 → DD12) do dopisania w następnej sesji.</w:t>
+      </w:r>
+    </w:p>
+    <w:p>
+      <w:pPr>
+        <w:pStyle w:val="Listapunktowana"/>
+      </w:pPr>
+      <w:r>
+        <w:t>Migracje PGL bazowego i historii cen dla nowych typów stali (016, 017) nie zostały jeszcze uruchomione na środowisku produkcyjnym.</w:t>
+      </w:r>
+    </w:p>
+    <w:p>
+      <w:pPr>
+        <w:spacing w:before="200" w:after="120"/>
+      </w:pPr>
       <w:r>
         <w:rPr>
           <w:b/>
           <w:color w:val="1F2A44"/>
           <w:sz w:val="26"/>
         </w:rPr>
-        <w:t xml:space="preserve"> </w:t>
+        <w:t>Plany na kolejny tydzień</w:t>
       </w:r>
-      <w:proofErr w:type="spellStart"/>
-      <w:r>
-        <w:rPr>
-          <w:b/>
-          <w:color w:val="1F2A44"/>
-          <w:sz w:val="26"/>
-        </w:rPr>
-        <w:t>problemy</w:t>
-      </w:r>
-      <w:proofErr w:type="spellEnd"/>
-      <w:r>
-        <w:rPr>
-          <w:b/>
-          <w:color w:val="1F2A44"/>
-          <w:sz w:val="26"/>
-        </w:rPr>
-        <w:t xml:space="preserve"> / </w:t>
-      </w:r>
-      <w:proofErr w:type="spellStart"/>
-      <w:r>
-        <w:rPr>
-          <w:b/>
-          <w:color w:val="1F2A44"/>
-          <w:sz w:val="26"/>
-        </w:rPr>
-        <w:t>prace</w:t>
-      </w:r>
-      <w:proofErr w:type="spellEnd"/>
-      <w:r>
-        <w:rPr>
-          <w:b/>
-          <w:color w:val="1F2A44"/>
-          <w:sz w:val="26"/>
-        </w:rPr>
-        <w:t xml:space="preserve"> w </w:t>
-      </w:r>
-      <w:proofErr w:type="spellStart"/>
-      <w:r>
-        <w:rPr>
-          <w:b/>
-          <w:color w:val="1F2A44"/>
-          <w:sz w:val="26"/>
-        </w:rPr>
-        <w:t>toku</w:t>
-      </w:r>
-      <w:proofErr w:type="spellEnd"/>
     </w:p>
     <w:p>
       <w:pPr>
         <w:pStyle w:val="Listapunktowana"/>
       </w:pPr>
       <w:r>
-        <w:t xml:space="preserve">Import </w:t>
-      </w:r>
-      <w:proofErr w:type="spellStart"/>
-      <w:r>
-        <w:t>ofert</w:t>
-      </w:r>
-      <w:proofErr w:type="spellEnd"/>
-      <w:r>
-        <w:t xml:space="preserve"> z </w:t>
-      </w:r>
-      <w:proofErr w:type="spellStart"/>
-      <w:r>
-        <w:t>pliku</w:t>
-      </w:r>
-      <w:proofErr w:type="spellEnd"/>
-      <w:r>
-        <w:t xml:space="preserve"> Excel (format KTS/GPAO) - </w:t>
-      </w:r>
-      <w:proofErr w:type="spellStart"/>
-      <w:r>
-        <w:t>przeanalizowany</w:t>
-      </w:r>
-      <w:proofErr w:type="spellEnd"/>
-      <w:r>
-        <w:t xml:space="preserve">, </w:t>
-      </w:r>
-      <w:proofErr w:type="spellStart"/>
-      <w:r>
-        <w:t>budowa</w:t>
-      </w:r>
-      <w:proofErr w:type="spellEnd"/>
-      <w:r>
-        <w:t xml:space="preserve"> </w:t>
-      </w:r>
-      <w:proofErr w:type="spellStart"/>
-      <w:r>
-        <w:t>świadomie</w:t>
-      </w:r>
-      <w:proofErr w:type="spellEnd"/>
-      <w:r>
-        <w:t xml:space="preserve"> </w:t>
-      </w:r>
-      <w:proofErr w:type="spellStart"/>
-      <w:r>
-        <w:t>odłożona</w:t>
-      </w:r>
-      <w:proofErr w:type="spellEnd"/>
-      <w:r>
-        <w:t xml:space="preserve"> </w:t>
-      </w:r>
-      <w:proofErr w:type="spellStart"/>
-      <w:r>
-        <w:t>na</w:t>
-      </w:r>
-      <w:proofErr w:type="spellEnd"/>
-      <w:r>
-        <w:t xml:space="preserve"> </w:t>
-      </w:r>
-      <w:proofErr w:type="spellStart"/>
-      <w:r>
-        <w:t>później</w:t>
-      </w:r>
-      <w:proofErr w:type="spellEnd"/>
-    </w:p>
-    <w:p>
-      <w:pPr>
-        <w:pStyle w:val="Listapunktowana"/>
-      </w:pPr>
-      <w:proofErr w:type="spellStart"/>
-      <w:r>
-        <w:t>Hasła</w:t>
-      </w:r>
-      <w:proofErr w:type="spellEnd"/>
-      <w:r>
-        <w:t xml:space="preserve"> </w:t>
-      </w:r>
-      <w:proofErr w:type="spellStart"/>
-      <w:r>
-        <w:t>kont</w:t>
-      </w:r>
-      <w:proofErr w:type="spellEnd"/>
-      <w:r>
-        <w:t xml:space="preserve"> </w:t>
-      </w:r>
-      <w:proofErr w:type="spellStart"/>
-      <w:r>
-        <w:t>testowych</w:t>
-      </w:r>
-      <w:proofErr w:type="spellEnd"/>
-      <w:r>
-        <w:t xml:space="preserve"> o </w:t>
-      </w:r>
-      <w:proofErr w:type="spellStart"/>
-      <w:r>
-        <w:t>długości</w:t>
-      </w:r>
-      <w:proofErr w:type="spellEnd"/>
-      <w:r>
-        <w:t xml:space="preserve"> 4 </w:t>
-      </w:r>
-      <w:proofErr w:type="spellStart"/>
-      <w:r>
-        <w:t>znaków</w:t>
-      </w:r>
-      <w:proofErr w:type="spellEnd"/>
-      <w:r>
-        <w:t xml:space="preserve"> (</w:t>
-      </w:r>
-      <w:proofErr w:type="spellStart"/>
-      <w:r>
-        <w:t>celowo</w:t>
-      </w:r>
-      <w:proofErr w:type="spellEnd"/>
-      <w:r>
-        <w:t xml:space="preserve"> </w:t>
-      </w:r>
-      <w:proofErr w:type="spellStart"/>
-      <w:r>
-        <w:t>obniżone</w:t>
-      </w:r>
-      <w:proofErr w:type="spellEnd"/>
-      <w:r>
-        <w:t xml:space="preserve"> </w:t>
-      </w:r>
-      <w:proofErr w:type="spellStart"/>
-      <w:r>
-        <w:t>na</w:t>
-      </w:r>
-      <w:proofErr w:type="spellEnd"/>
-      <w:r>
-        <w:t xml:space="preserve"> </w:t>
-      </w:r>
-      <w:proofErr w:type="spellStart"/>
-      <w:r>
-        <w:t>czas</w:t>
-      </w:r>
-      <w:proofErr w:type="spellEnd"/>
-      <w:r>
-        <w:t xml:space="preserve"> </w:t>
-      </w:r>
-      <w:proofErr w:type="spellStart"/>
-      <w:r>
-        <w:t>testów</w:t>
-      </w:r>
-      <w:proofErr w:type="spellEnd"/>
-      <w:r>
-        <w:t xml:space="preserve">) - </w:t>
-      </w:r>
-      <w:proofErr w:type="spellStart"/>
-      <w:r>
-        <w:t>docelowo</w:t>
-      </w:r>
-      <w:proofErr w:type="spellEnd"/>
-      <w:r>
-        <w:t xml:space="preserve"> </w:t>
-      </w:r>
-      <w:proofErr w:type="spellStart"/>
-      <w:r>
-        <w:t>wymaga</w:t>
-      </w:r>
-      <w:proofErr w:type="spellEnd"/>
-      <w:r>
-        <w:t xml:space="preserve"> </w:t>
-      </w:r>
-      <w:proofErr w:type="spellStart"/>
-      <w:r>
-        <w:t>blokady</w:t>
-      </w:r>
-      <w:proofErr w:type="spellEnd"/>
-      <w:r>
-        <w:t xml:space="preserve"> </w:t>
-      </w:r>
-      <w:proofErr w:type="spellStart"/>
-      <w:r>
-        <w:t>prób</w:t>
-      </w:r>
-      <w:proofErr w:type="spellEnd"/>
-      <w:r>
-        <w:t xml:space="preserve"> </w:t>
-      </w:r>
-      <w:proofErr w:type="spellStart"/>
-      <w:r>
-        <w:t>logowania</w:t>
-      </w:r>
-      <w:proofErr w:type="spellEnd"/>
-      <w:r>
-        <w:t xml:space="preserve"> </w:t>
-      </w:r>
-      <w:proofErr w:type="spellStart"/>
-      <w:r>
-        <w:t>zamiast</w:t>
-      </w:r>
-      <w:proofErr w:type="spellEnd"/>
-      <w:r>
-        <w:t xml:space="preserve"> </w:t>
-      </w:r>
-      <w:proofErr w:type="spellStart"/>
-      <w:r>
-        <w:t>podnoszenia</w:t>
-      </w:r>
-      <w:proofErr w:type="spellEnd"/>
-      <w:r>
-        <w:t xml:space="preserve"> </w:t>
-      </w:r>
-      <w:proofErr w:type="spellStart"/>
-      <w:r>
-        <w:t>wymogu</w:t>
-      </w:r>
-      <w:proofErr w:type="spellEnd"/>
-      <w:r>
-        <w:t xml:space="preserve"> </w:t>
-      </w:r>
-      <w:proofErr w:type="spellStart"/>
-      <w:r>
-        <w:t>długości</w:t>
-      </w:r>
-      <w:proofErr w:type="spellEnd"/>
-    </w:p>
-    <w:p>
-      <w:pPr>
-        <w:pStyle w:val="Listapunktowana"/>
-      </w:pPr>
-      <w:proofErr w:type="spellStart"/>
-      <w:r>
-        <w:t>Uśpiony</w:t>
-      </w:r>
-      <w:proofErr w:type="spellEnd"/>
-      <w:r>
-        <w:t xml:space="preserve"> Prisma/</w:t>
-      </w:r>
-      <w:proofErr w:type="spellStart"/>
-      <w:r>
-        <w:t>NextAuth</w:t>
-      </w:r>
-      <w:proofErr w:type="spellEnd"/>
-      <w:r>
-        <w:t xml:space="preserve"> </w:t>
-      </w:r>
-      <w:proofErr w:type="spellStart"/>
-      <w:r>
-        <w:t>oraz</w:t>
-      </w:r>
-      <w:proofErr w:type="spellEnd"/>
-      <w:r>
-        <w:t xml:space="preserve"> </w:t>
-      </w:r>
-      <w:proofErr w:type="spellStart"/>
-      <w:r>
-        <w:t>zdublowane</w:t>
-      </w:r>
-      <w:proofErr w:type="spellEnd"/>
-      <w:r>
-        <w:t xml:space="preserve"> </w:t>
-      </w:r>
-      <w:proofErr w:type="spellStart"/>
-      <w:r>
-        <w:t>pliki</w:t>
-      </w:r>
-      <w:proofErr w:type="spellEnd"/>
-      <w:r>
-        <w:t xml:space="preserve"> </w:t>
-      </w:r>
-      <w:proofErr w:type="spellStart"/>
-      <w:r>
-        <w:t>danych</w:t>
-      </w:r>
-      <w:proofErr w:type="spellEnd"/>
-      <w:r>
-        <w:t xml:space="preserve"> </w:t>
-      </w:r>
-      <w:proofErr w:type="spellStart"/>
-      <w:r>
-        <w:t>kalkulatora</w:t>
-      </w:r>
-      <w:proofErr w:type="spellEnd"/>
-      <w:r>
-        <w:t xml:space="preserve"> (calc-</w:t>
-      </w:r>
-      <w:proofErr w:type="spellStart"/>
-      <w:r>
-        <w:t>data.ts</w:t>
-      </w:r>
-      <w:proofErr w:type="spellEnd"/>
-      <w:r>
-        <w:t xml:space="preserve"> / </w:t>
-      </w:r>
-      <w:proofErr w:type="spellStart"/>
-      <w:r>
-        <w:t>calculatorData.ts</w:t>
-      </w:r>
-      <w:proofErr w:type="spellEnd"/>
-      <w:r>
-        <w:t xml:space="preserve">) do </w:t>
-      </w:r>
-      <w:proofErr w:type="spellStart"/>
-      <w:r>
-        <w:t>uporządkowania</w:t>
-      </w:r>
-      <w:proofErr w:type="spellEnd"/>
-    </w:p>
-    <w:p>
-      <w:pPr>
-        <w:pStyle w:val="Listapunktowana"/>
-      </w:pPr>
-      <w:proofErr w:type="spellStart"/>
-      <w:r>
-        <w:t>Wysyłka</w:t>
-      </w:r>
-      <w:proofErr w:type="spellEnd"/>
-      <w:r>
-        <w:t xml:space="preserve"> </w:t>
-      </w:r>
-      <w:proofErr w:type="spellStart"/>
-      <w:r>
-        <w:t>oferty</w:t>
-      </w:r>
-      <w:proofErr w:type="spellEnd"/>
-      <w:r>
-        <w:t xml:space="preserve"> do </w:t>
-      </w:r>
-      <w:proofErr w:type="spellStart"/>
-      <w:r>
-        <w:t>klienta</w:t>
-      </w:r>
-      <w:proofErr w:type="spellEnd"/>
-      <w:r>
-        <w:t xml:space="preserve"> to </w:t>
-      </w:r>
-      <w:proofErr w:type="spellStart"/>
-      <w:r>
-        <w:t>na</w:t>
-      </w:r>
-      <w:proofErr w:type="spellEnd"/>
-      <w:r>
-        <w:t xml:space="preserve"> </w:t>
-      </w:r>
-      <w:proofErr w:type="spellStart"/>
-      <w:r>
-        <w:t>razie</w:t>
-      </w:r>
-      <w:proofErr w:type="spellEnd"/>
-      <w:r>
-        <w:t xml:space="preserve"> </w:t>
-      </w:r>
-      <w:proofErr w:type="spellStart"/>
-      <w:r>
-        <w:t>wyłącznie</w:t>
-      </w:r>
-      <w:proofErr w:type="spellEnd"/>
-      <w:r>
-        <w:t xml:space="preserve"> </w:t>
-      </w:r>
-      <w:proofErr w:type="spellStart"/>
-      <w:r>
-        <w:t>zmiana</w:t>
-      </w:r>
-      <w:proofErr w:type="spellEnd"/>
-      <w:r>
-        <w:t xml:space="preserve"> </w:t>
-      </w:r>
-      <w:proofErr w:type="spellStart"/>
-      <w:r>
-        <w:t>statusu</w:t>
-      </w:r>
-      <w:proofErr w:type="spellEnd"/>
-      <w:r>
-        <w:t xml:space="preserve"> </w:t>
-      </w:r>
-      <w:proofErr w:type="spellStart"/>
-      <w:r>
-        <w:t>na</w:t>
-      </w:r>
-      <w:proofErr w:type="spellEnd"/>
-      <w:r>
-        <w:t xml:space="preserve"> „</w:t>
-      </w:r>
-      <w:proofErr w:type="spellStart"/>
-      <w:r>
-        <w:t>wysłana</w:t>
-      </w:r>
-      <w:proofErr w:type="spellEnd"/>
-      <w:r>
-        <w:t xml:space="preserve">” - </w:t>
-      </w:r>
-      <w:proofErr w:type="spellStart"/>
-      <w:r>
-        <w:t>rzeczywista</w:t>
-      </w:r>
-      <w:proofErr w:type="spellEnd"/>
-      <w:r>
-        <w:t xml:space="preserve"> </w:t>
-      </w:r>
-      <w:proofErr w:type="spellStart"/>
-      <w:r>
-        <w:t>dostawa</w:t>
-      </w:r>
-      <w:proofErr w:type="spellEnd"/>
-      <w:r>
-        <w:t xml:space="preserve"> e-</w:t>
-      </w:r>
-      <w:proofErr w:type="spellStart"/>
-      <w:r>
-        <w:t>mailem</w:t>
-      </w:r>
-      <w:proofErr w:type="spellEnd"/>
-      <w:r>
-        <w:t xml:space="preserve"> / PDF do </w:t>
-      </w:r>
-      <w:proofErr w:type="spellStart"/>
-      <w:r>
-        <w:t>klienta</w:t>
-      </w:r>
-      <w:proofErr w:type="spellEnd"/>
-      <w:r>
-        <w:t xml:space="preserve"> </w:t>
-      </w:r>
-      <w:proofErr w:type="spellStart"/>
-      <w:r>
-        <w:t>jeszcze</w:t>
-      </w:r>
-      <w:proofErr w:type="spellEnd"/>
-      <w:r>
-        <w:t xml:space="preserve"> </w:t>
-      </w:r>
-      <w:proofErr w:type="spellStart"/>
-      <w:r>
-        <w:t>niezaimplementowana</w:t>
-      </w:r>
-      <w:proofErr w:type="spellEnd"/>
-      <w:r>
-        <w:t xml:space="preserve"> (</w:t>
-      </w:r>
-      <w:proofErr w:type="spellStart"/>
-      <w:r>
-        <w:t>świadomie</w:t>
-      </w:r>
-      <w:proofErr w:type="spellEnd"/>
-      <w:r>
-        <w:t xml:space="preserve"> </w:t>
-      </w:r>
-      <w:proofErr w:type="spellStart"/>
-      <w:r>
-        <w:t>odłożona</w:t>
-      </w:r>
-      <w:proofErr w:type="spellEnd"/>
-      <w:r>
-        <w:t>).</w:t>
+        <w:t>Testy ręczne end-to-end wszystkich trzech ról i pełnego obiegu oferty na środowisku hostingowym</w:t>
       </w:r>
     </w:p>
     <w:p>
       <w:pPr>
         <w:pStyle w:val="Listapunktowana"/>
       </w:pPr>
-      <w:proofErr w:type="spellStart"/>
       <w:r>
-        <w:t>Migracja</w:t>
-      </w:r>
-      <w:proofErr w:type="spellEnd"/>
-      <w:r>
-        <w:t xml:space="preserve"> </w:t>
-      </w:r>
-      <w:proofErr w:type="spellStart"/>
-      <w:r>
-        <w:t>historii</w:t>
-      </w:r>
-      <w:proofErr w:type="spellEnd"/>
-      <w:r>
-        <w:t xml:space="preserve"> </w:t>
-      </w:r>
-      <w:proofErr w:type="spellStart"/>
-      <w:r>
-        <w:t>zmian</w:t>
-      </w:r>
-      <w:proofErr w:type="spellEnd"/>
-      <w:r>
-        <w:t xml:space="preserve"> </w:t>
-      </w:r>
-      <w:proofErr w:type="spellStart"/>
-      <w:r>
-        <w:t>cen</w:t>
-      </w:r>
-      <w:proofErr w:type="spellEnd"/>
-      <w:r>
-        <w:t xml:space="preserve"> PGL </w:t>
-      </w:r>
-      <w:proofErr w:type="spellStart"/>
-      <w:r>
-        <w:t>bazowego</w:t>
-      </w:r>
-      <w:proofErr w:type="spellEnd"/>
-      <w:r>
-        <w:t xml:space="preserve"> (013) </w:t>
-      </w:r>
-      <w:proofErr w:type="spellStart"/>
-      <w:r>
-        <w:t>nie</w:t>
-      </w:r>
-      <w:proofErr w:type="spellEnd"/>
-      <w:r>
-        <w:t xml:space="preserve"> </w:t>
-      </w:r>
-      <w:proofErr w:type="spellStart"/>
-      <w:r>
-        <w:t>została</w:t>
-      </w:r>
-      <w:proofErr w:type="spellEnd"/>
-      <w:r>
-        <w:t xml:space="preserve"> </w:t>
-      </w:r>
-      <w:proofErr w:type="spellStart"/>
-      <w:r>
-        <w:t>jeszcze</w:t>
-      </w:r>
-      <w:proofErr w:type="spellEnd"/>
-      <w:r>
-        <w:t xml:space="preserve"> </w:t>
-      </w:r>
-      <w:proofErr w:type="spellStart"/>
-      <w:r>
-        <w:t>uruchomiona</w:t>
-      </w:r>
-      <w:proofErr w:type="spellEnd"/>
-      <w:r>
-        <w:t xml:space="preserve"> </w:t>
-      </w:r>
-      <w:proofErr w:type="spellStart"/>
-      <w:r>
-        <w:t>na</w:t>
-      </w:r>
-      <w:proofErr w:type="spellEnd"/>
-      <w:r>
-        <w:t xml:space="preserve"> </w:t>
-      </w:r>
-      <w:proofErr w:type="spellStart"/>
-      <w:r>
-        <w:t>środowisku</w:t>
-      </w:r>
-      <w:proofErr w:type="spellEnd"/>
-      <w:r>
-        <w:t xml:space="preserve"> </w:t>
-      </w:r>
-      <w:proofErr w:type="spellStart"/>
-      <w:r>
-        <w:t>produkcyjnym</w:t>
-      </w:r>
-      <w:proofErr w:type="spellEnd"/>
-      <w:r>
-        <w:t xml:space="preserve"> — </w:t>
-      </w:r>
-      <w:proofErr w:type="spellStart"/>
-      <w:r>
-        <w:t>na</w:t>
-      </w:r>
-      <w:proofErr w:type="spellEnd"/>
-      <w:r>
-        <w:t xml:space="preserve"> </w:t>
-      </w:r>
-      <w:proofErr w:type="spellStart"/>
-      <w:r>
-        <w:t>razie</w:t>
-      </w:r>
-      <w:proofErr w:type="spellEnd"/>
-      <w:r>
-        <w:t xml:space="preserve"> </w:t>
-      </w:r>
-      <w:proofErr w:type="spellStart"/>
-      <w:r>
-        <w:t>działa</w:t>
-      </w:r>
-      <w:proofErr w:type="spellEnd"/>
-      <w:r>
-        <w:t xml:space="preserve"> </w:t>
-      </w:r>
-      <w:proofErr w:type="spellStart"/>
-      <w:r>
-        <w:t>tylko</w:t>
-      </w:r>
-      <w:proofErr w:type="spellEnd"/>
-      <w:r>
-        <w:t xml:space="preserve"> </w:t>
-      </w:r>
-      <w:proofErr w:type="spellStart"/>
-      <w:r>
-        <w:t>lokalnie</w:t>
-      </w:r>
-      <w:proofErr w:type="spellEnd"/>
-      <w:r>
-        <w:t>.</w:t>
+        <w:t>Poprawki systemu walidacji</w:t>
       </w:r>
     </w:p>
     <w:p>
       <w:pPr>
         <w:pStyle w:val="Listapunktowana"/>
       </w:pPr>
-      <w:proofErr w:type="spellStart"/>
       <w:r>
-        <w:t>Migracje wersjonowania ofert (015) oraz minimalnej marży (014) nie zostały jeszcze uruchomione na środowisku produkcyjnym - na razie działają tylko lokalnie.</w:t>
+        <w:t>Dodanie tabelki z terminem płatności</w:t>
       </w:r>
-      <w:proofErr w:type="spellEnd"/>
-      <w:proofErr w:type="spellStart"/>
-      <w:proofErr w:type="spellEnd"/>
-      <w:proofErr w:type="spellStart"/>
-      <w:proofErr w:type="spellEnd"/>
-      <w:proofErr w:type="spellStart"/>
-      <w:proofErr w:type="spellEnd"/>
-      <w:proofErr w:type="spellStart"/>
-      <w:proofErr w:type="spellEnd"/>
-      <w:proofErr w:type="spellStart"/>
-      <w:proofErr w:type="spellEnd"/>
-      <w:proofErr w:type="spellStart"/>
-      <w:proofErr w:type="spellEnd"/>
-      <w:proofErr w:type="spellStart"/>
-      <w:proofErr w:type="spellEnd"/>
-      <w:proofErr w:type="spellStart"/>
-      <w:proofErr w:type="spellEnd"/>
-      <w:proofErr w:type="spellStart"/>
-      <w:proofErr w:type="spellEnd"/>
-      <w:proofErr w:type="spellStart"/>
-      <w:proofErr w:type="spellEnd"/>
-      <w:proofErr w:type="spellStart"/>
-      <w:proofErr w:type="spellEnd"/>
-      <w:proofErr w:type="spellStart"/>
-      <w:proofErr w:type="spellEnd"/>
-      <w:proofErr w:type="spellStart"/>
-      <w:proofErr w:type="spellEnd"/>
-      <w:proofErr w:type="spellStart"/>
-      <w:proofErr w:type="spellEnd"/>
-      <w:proofErr w:type="spellStart"/>
-      <w:proofErr w:type="spellEnd"/>
-      <w:proofErr w:type="spellStart"/>
-      <w:proofErr w:type="spellEnd"/>
-    </w:p>
-    <w:p>
-      <w:pPr>
-        <w:spacing w:before="200" w:after="120"/>
-      </w:pPr>
-      <w:proofErr w:type="spellStart"/>
-      <w:r>
-        <w:rPr>
-          <w:b/>
-          <w:color w:val="1F2A44"/>
-          <w:sz w:val="26"/>
-        </w:rPr>
-        <w:t>Plany</w:t>
-      </w:r>
-      <w:proofErr w:type="spellEnd"/>
-      <w:r>
-        <w:rPr>
-          <w:b/>
-          <w:color w:val="1F2A44"/>
-          <w:sz w:val="26"/>
-        </w:rPr>
-        <w:t xml:space="preserve"> </w:t>
-      </w:r>
-      <w:proofErr w:type="spellStart"/>
-      <w:r>
-        <w:rPr>
-          <w:b/>
-          <w:color w:val="1F2A44"/>
-          <w:sz w:val="26"/>
-        </w:rPr>
-        <w:t>na</w:t>
-      </w:r>
-      <w:proofErr w:type="spellEnd"/>
-      <w:r>
-        <w:rPr>
-          <w:b/>
-          <w:color w:val="1F2A44"/>
-          <w:sz w:val="26"/>
-        </w:rPr>
-        <w:t xml:space="preserve"> </w:t>
-      </w:r>
-      <w:proofErr w:type="spellStart"/>
-      <w:r>
-        <w:rPr>
-          <w:b/>
-          <w:color w:val="1F2A44"/>
-          <w:sz w:val="26"/>
-        </w:rPr>
-        <w:t>kolejny</w:t>
-      </w:r>
-      <w:proofErr w:type="spellEnd"/>
-      <w:r>
-        <w:rPr>
-          <w:b/>
-          <w:color w:val="1F2A44"/>
-          <w:sz w:val="26"/>
-        </w:rPr>
-        <w:t xml:space="preserve"> </w:t>
-      </w:r>
-      <w:proofErr w:type="spellStart"/>
-      <w:r>
-        <w:rPr>
-          <w:b/>
-          <w:color w:val="1F2A44"/>
-          <w:sz w:val="26"/>
-        </w:rPr>
-        <w:t>tydzień</w:t>
-      </w:r>
-      <w:proofErr w:type="spellEnd"/>
     </w:p>
     <w:p>
       <w:pPr>
         <w:pStyle w:val="Listapunktowana"/>
       </w:pPr>
       <w:r>
-        <w:t xml:space="preserve">Testy </w:t>
-      </w:r>
-      <w:proofErr w:type="spellStart"/>
-      <w:r>
-        <w:t>ręczne</w:t>
-      </w:r>
-      <w:proofErr w:type="spellEnd"/>
-      <w:r>
-        <w:t xml:space="preserve"> end-to-end </w:t>
-      </w:r>
-      <w:proofErr w:type="spellStart"/>
-      <w:r>
-        <w:t>wszystkich</w:t>
-      </w:r>
-      <w:proofErr w:type="spellEnd"/>
-      <w:r>
-        <w:t xml:space="preserve"> </w:t>
-      </w:r>
-      <w:proofErr w:type="spellStart"/>
-      <w:r>
-        <w:t>trzech</w:t>
-      </w:r>
-      <w:proofErr w:type="spellEnd"/>
-      <w:r>
-        <w:t xml:space="preserve"> </w:t>
-      </w:r>
-      <w:proofErr w:type="spellStart"/>
-      <w:r>
-        <w:t>ról</w:t>
-      </w:r>
-      <w:proofErr w:type="spellEnd"/>
-      <w:r>
-        <w:t xml:space="preserve"> </w:t>
-      </w:r>
-      <w:proofErr w:type="spellStart"/>
-      <w:r>
-        <w:t>i</w:t>
-      </w:r>
-      <w:proofErr w:type="spellEnd"/>
-      <w:r>
-        <w:t xml:space="preserve"> </w:t>
-      </w:r>
-      <w:proofErr w:type="spellStart"/>
-      <w:r>
-        <w:t>pełnego</w:t>
-      </w:r>
-      <w:proofErr w:type="spellEnd"/>
-      <w:r>
-        <w:t xml:space="preserve"> </w:t>
-      </w:r>
-      <w:proofErr w:type="spellStart"/>
-      <w:r>
-        <w:t>obiegu</w:t>
-      </w:r>
-      <w:proofErr w:type="spellEnd"/>
-      <w:r>
-        <w:t xml:space="preserve"> </w:t>
-      </w:r>
-      <w:proofErr w:type="spellStart"/>
-      <w:r>
-        <w:t>oferty</w:t>
-      </w:r>
-      <w:proofErr w:type="spellEnd"/>
-      <w:r>
-        <w:t xml:space="preserve"> </w:t>
-      </w:r>
-      <w:proofErr w:type="spellStart"/>
-      <w:r>
-        <w:t>na</w:t>
-      </w:r>
-      <w:proofErr w:type="spellEnd"/>
-      <w:r>
-        <w:t xml:space="preserve"> </w:t>
-      </w:r>
-      <w:proofErr w:type="spellStart"/>
-      <w:r>
-        <w:t>środowisku</w:t>
-      </w:r>
-      <w:proofErr w:type="spellEnd"/>
-      <w:r>
-        <w:t xml:space="preserve"> </w:t>
-      </w:r>
-      <w:proofErr w:type="spellStart"/>
-      <w:r>
-        <w:t>hostingowym</w:t>
-      </w:r>
-      <w:proofErr w:type="spellEnd"/>
-    </w:p>
-    <w:p>
-      <w:pPr>
-        <w:pStyle w:val="Listapunktowana"/>
-      </w:pPr>
-      <w:proofErr w:type="spellStart"/>
-      <w:r>
-        <w:t>Poprawki</w:t>
-      </w:r>
-      <w:proofErr w:type="spellEnd"/>
-      <w:r>
-        <w:t xml:space="preserve"> </w:t>
-      </w:r>
-      <w:proofErr w:type="spellStart"/>
-      <w:r>
-        <w:t>systemu</w:t>
-      </w:r>
-      <w:proofErr w:type="spellEnd"/>
-      <w:r>
-        <w:t xml:space="preserve"> </w:t>
-      </w:r>
-      <w:proofErr w:type="spellStart"/>
-      <w:r>
-        <w:t>walidacji</w:t>
-      </w:r>
-      <w:proofErr w:type="spellEnd"/>
-    </w:p>
-    <w:p>
-      <w:pPr>
-        <w:pStyle w:val="Listapunktowana"/>
-      </w:pPr>
-      <w:proofErr w:type="spellStart"/>
-      <w:r>
-        <w:t>Dodanie</w:t>
-      </w:r>
-      <w:proofErr w:type="spellEnd"/>
-      <w:r>
-        <w:t xml:space="preserve"> </w:t>
-      </w:r>
-      <w:proofErr w:type="spellStart"/>
-      <w:r>
-        <w:t>tabelki</w:t>
-      </w:r>
-      <w:proofErr w:type="spellEnd"/>
-      <w:r>
-        <w:t xml:space="preserve"> z </w:t>
-      </w:r>
-      <w:proofErr w:type="spellStart"/>
-      <w:r>
-        <w:t>terminem</w:t>
-      </w:r>
-      <w:proofErr w:type="spellEnd"/>
-      <w:r>
-        <w:t xml:space="preserve"> </w:t>
-      </w:r>
-      <w:proofErr w:type="spellStart"/>
-      <w:r>
-        <w:t>płatności</w:t>
-      </w:r>
-      <w:proofErr w:type="spellEnd"/>
-    </w:p>
-    <w:p>
-      <w:pPr>
-        <w:pStyle w:val="Listapunktowana"/>
-      </w:pPr>
-      <w:proofErr w:type="spellStart"/>
-      <w:r>
-        <w:t>Mechanizm</w:t>
-      </w:r>
-      <w:proofErr w:type="spellEnd"/>
-      <w:r>
-        <w:t xml:space="preserve"> </w:t>
-      </w:r>
-      <w:proofErr w:type="spellStart"/>
-      <w:r>
-        <w:t>faktycznej</w:t>
-      </w:r>
-      <w:proofErr w:type="spellEnd"/>
-      <w:r>
-        <w:t xml:space="preserve"> </w:t>
-      </w:r>
-      <w:proofErr w:type="spellStart"/>
-      <w:r>
-        <w:t>wysyłki</w:t>
-      </w:r>
-      <w:proofErr w:type="spellEnd"/>
-      <w:r>
-        <w:t xml:space="preserve"> </w:t>
-      </w:r>
-      <w:proofErr w:type="spellStart"/>
-      <w:r>
-        <w:t>oferty</w:t>
-      </w:r>
-      <w:proofErr w:type="spellEnd"/>
-      <w:r>
-        <w:t xml:space="preserve"> do </w:t>
-      </w:r>
-      <w:proofErr w:type="spellStart"/>
-      <w:r>
-        <w:t>klienta</w:t>
-      </w:r>
-      <w:proofErr w:type="spellEnd"/>
-      <w:r>
-        <w:t xml:space="preserve"> e-</w:t>
-      </w:r>
-      <w:proofErr w:type="spellStart"/>
-      <w:r>
-        <w:t>mailem</w:t>
-      </w:r>
-      <w:proofErr w:type="spellEnd"/>
-      <w:r>
-        <w:t xml:space="preserve"> / PDF (</w:t>
-      </w:r>
-      <w:proofErr w:type="spellStart"/>
-      <w:r>
-        <w:t>obecnie</w:t>
-      </w:r>
-      <w:proofErr w:type="spellEnd"/>
-      <w:r>
-        <w:t xml:space="preserve"> </w:t>
-      </w:r>
-      <w:proofErr w:type="spellStart"/>
-      <w:r>
-        <w:t>tylko</w:t>
-      </w:r>
-      <w:proofErr w:type="spellEnd"/>
-      <w:r>
-        <w:t xml:space="preserve"> </w:t>
-      </w:r>
-      <w:proofErr w:type="spellStart"/>
-      <w:r>
-        <w:t>zmiana</w:t>
-      </w:r>
-      <w:proofErr w:type="spellEnd"/>
-      <w:r>
-        <w:t xml:space="preserve"> </w:t>
-      </w:r>
-      <w:proofErr w:type="spellStart"/>
-      <w:r>
-        <w:t>statusu</w:t>
-      </w:r>
-      <w:proofErr w:type="spellEnd"/>
-      <w:r>
-        <w:t xml:space="preserve"> </w:t>
-      </w:r>
-      <w:proofErr w:type="spellStart"/>
-      <w:r>
-        <w:t>na</w:t>
-      </w:r>
-      <w:proofErr w:type="spellEnd"/>
-      <w:r>
-        <w:t xml:space="preserve"> „</w:t>
-      </w:r>
-      <w:proofErr w:type="spellStart"/>
-      <w:r>
-        <w:t>wysłana</w:t>
-      </w:r>
-      <w:proofErr w:type="spellEnd"/>
-      <w:r>
-        <w:t>”)</w:t>
+        <w:t>Mechanizm faktycznej wysyłki oferty do klienta e-mailem / PDF (obecnie tylko zmiana statusu na „wysłana”)</w:t>
       </w:r>
     </w:p>
     <w:p>
@@ -5287,6 +1393,14 @@
     </w:p>
     <w:p>
       <w:pPr>
+        <w:pStyle w:val="Listapunktowana"/>
+      </w:pPr>
+      <w:r>
+        <w:t>Dopisać do tabeli gatunków PICKLED brakujący zakres (SAPH440 → DD12) po otrzymaniu danych od klienta.</w:t>
+      </w:r>
+    </w:p>
+    <w:p>
+      <w:pPr>
         <w:pBdr>
           <w:bottom w:val="single" w:sz="12" w:space="4" w:color="2B57A6"/>
         </w:pBdr>
@@ -5308,19 +1422,11 @@
             <w:tcW w:w="4320" w:type="dxa"/>
           </w:tcPr>
           <w:p>
-            <w:proofErr w:type="spellStart"/>
             <w:r>
               <w:rPr>
                 <w:color w:val="1F2A44"/>
               </w:rPr>
-              <w:t>Sporządził</w:t>
-            </w:r>
-            <w:proofErr w:type="spellEnd"/>
-            <w:r>
-              <w:rPr>
-                <w:color w:val="1F2A44"/>
-              </w:rPr>
-              <w:t>:  Mateusz Mazur</w:t>
+              <w:t>Sporządził:  Mateusz Mazur</w:t>
             </w:r>
           </w:p>
         </w:tc>
@@ -5332,19 +1438,11 @@
             <w:pPr>
               <w:jc w:val="right"/>
             </w:pPr>
-            <w:proofErr w:type="spellStart"/>
             <w:r>
               <w:rPr>
                 <w:color w:val="666666"/>
               </w:rPr>
-              <w:t>Zatwierdził</w:t>
-            </w:r>
-            <w:proofErr w:type="spellEnd"/>
-            <w:r>
-              <w:rPr>
-                <w:color w:val="666666"/>
-              </w:rPr>
-              <w:t>:  ______________________</w:t>
+              <w:t>Zatwierdził:  ______________________</w:t>
             </w:r>
           </w:p>
         </w:tc>
@@ -5395,78 +1493,12 @@
       <w:pStyle w:val="Stopka"/>
       <w:jc w:val="center"/>
     </w:pPr>
-    <w:proofErr w:type="spellStart"/>
     <w:r>
       <w:rPr>
         <w:color w:val="666666"/>
         <w:sz w:val="16"/>
       </w:rPr>
-      <w:t>AMSteel</w:t>
-    </w:r>
-    <w:proofErr w:type="spellEnd"/>
-    <w:r>
-      <w:rPr>
-        <w:color w:val="666666"/>
-        <w:sz w:val="16"/>
-      </w:rPr>
-      <w:t xml:space="preserve"> Quote - </w:t>
-    </w:r>
-    <w:proofErr w:type="spellStart"/>
-    <w:r>
-      <w:rPr>
-        <w:color w:val="666666"/>
-        <w:sz w:val="16"/>
-      </w:rPr>
-      <w:t>Raport</w:t>
-    </w:r>
-    <w:proofErr w:type="spellEnd"/>
-    <w:r>
-      <w:rPr>
-        <w:color w:val="666666"/>
-        <w:sz w:val="16"/>
-      </w:rPr>
-      <w:t xml:space="preserve"> </w:t>
-    </w:r>
-    <w:proofErr w:type="spellStart"/>
-    <w:proofErr w:type="gramStart"/>
-    <w:r>
-      <w:rPr>
-        <w:color w:val="666666"/>
-        <w:sz w:val="16"/>
-      </w:rPr>
-      <w:t>wersji</w:t>
-    </w:r>
-    <w:proofErr w:type="spellEnd"/>
-    <w:r>
-      <w:rPr>
-        <w:color w:val="666666"/>
-        <w:sz w:val="16"/>
-      </w:rPr>
-      <w:t xml:space="preserve">  |</w:t>
-    </w:r>
-    <w:proofErr w:type="gramEnd"/>
-    <w:r>
-      <w:rPr>
-        <w:color w:val="666666"/>
-        <w:sz w:val="16"/>
-      </w:rPr>
-      <w:t xml:space="preserve">  Mateusz </w:t>
-    </w:r>
-    <w:proofErr w:type="gramStart"/>
-    <w:r>
-      <w:rPr>
-        <w:color w:val="666666"/>
-        <w:sz w:val="16"/>
-      </w:rPr>
-      <w:t>Mazur  |</w:t>
-    </w:r>
-    <w:proofErr w:type="gramEnd"/>
-    <w:r>
-      <w:rPr>
-        <w:color w:val="666666"/>
-        <w:sz w:val="16"/>
-      </w:rPr>
-      <w:t xml:space="preserve">  Strona </w:t>
+      <w:t xml:space="preserve">AMSteel Quote - Raport wersji  |  Mateusz Mazur  |  Strona </w:t>
     </w:r>
     <w:r>
       <w:fldChar w:fldCharType="begin"/>

--- a/Historia wersji oraz md/Historia wersji/AMSteel_Quote_Raport_Wersji_1.5.docx
+++ b/Historia wersji oraz md/Historia wersji/AMSteel_Quote_Raport_Wersji_1.5.docx
@@ -9,7 +9,7 @@
           <w:color w:val="1F2A44"/>
           <w:sz w:val="56"/>
         </w:rPr>
-        <w:t>AMSteel Quote</w:t>
+        <w:t xml:space="preserve">AMSteel Quote</w:t>
       </w:r>
     </w:p>
     <w:p>
@@ -24,7 +24,7 @@
           <w:color w:val="2B57A6"/>
           <w:sz w:val="30"/>
         </w:rPr>
-        <w:t>Raport wersji / Dziennik zmian</w:t>
+        <w:t xml:space="preserve">Raport wersji / Dziennik zmian</w:t>
       </w:r>
     </w:p>
     <w:tbl>
@@ -105,7 +105,7 @@
                 <w:b/>
                 <w:color w:val="1F2A44"/>
               </w:rPr>
-              <w:t>Okres developmentu:</w:t>
+              <w:t xml:space="preserve">Okres developmentu:</w:t>
             </w:r>
           </w:p>
         </w:tc>
@@ -115,9 +115,8 @@
           </w:tcPr>
           <w:p>
             <w:r>
-              <w:t>10.08.2026 - 12.08.2026</w:t>
+              <w:t>10.08.2026 - 17.08.2026</w:t>
             </w:r>
-            <w:r/>
           </w:p>
         </w:tc>
       </w:tr>
@@ -132,7 +131,7 @@
                 <w:b/>
                 <w:color w:val="1F2A44"/>
               </w:rPr>
-              <w:t>Data raportu:</w:t>
+              <w:t xml:space="preserve">Data raportu:</w:t>
             </w:r>
           </w:p>
         </w:tc>
@@ -142,7 +141,7 @@
           </w:tcPr>
           <w:p>
             <w:r>
-              <w:t>12.08.2026</w:t>
+              <w:t>18.08.2026</w:t>
             </w:r>
           </w:p>
         </w:tc>
@@ -159,7 +158,7 @@
           <w:color w:val="1F2A44"/>
           <w:sz w:val="28"/>
         </w:rPr>
-        <w:t>Historia wersji</w:t>
+        <w:t xml:space="preserve">Historia wersji</w:t>
       </w:r>
     </w:p>
     <w:p>
@@ -169,7 +168,7 @@
           <w:color w:val="666666"/>
           <w:sz w:val="19"/>
         </w:rPr>
-        <w:t>Pełny rejestr wszystkich wydanych wersji - najnowsza na górze.</w:t>
+        <w:t xml:space="preserve">Pełny rejestr wszystkich wydanych wersji - najnowsza na górze.</w:t>
       </w:r>
     </w:p>
     <w:tbl>
@@ -241,7 +240,7 @@
                 <w:b/>
                 <w:color w:val="FFFFFF"/>
               </w:rPr>
-              <w:t>Krótkie podsumowanie zmian</w:t>
+              <w:t xml:space="preserve">Krótkie podsumowanie zmian</w:t>
             </w:r>
           </w:p>
         </w:tc>
@@ -263,9 +262,8 @@
           </w:tcPr>
           <w:p>
             <w:r>
-              <w:t>10.08.2026 - 10.08.2026, 12.08.2026</w:t>
+              <w:t>10.08.2026 - 13.08.2026, 17.08.2026</w:t>
             </w:r>
-            <w:r/>
           </w:p>
         </w:tc>
         <w:tc>
@@ -274,7 +272,7 @@
           </w:tcPr>
           <w:p>
             <w:r>
-              <w:t>12.08.2026</w:t>
+              <w:t>18.08.2026</w:t>
             </w:r>
           </w:p>
         </w:tc>
@@ -284,9 +282,10 @@
           </w:tcPr>
           <w:p>
             <w:r>
-              <w:t>Naprawiono brak synchronizacji kontaktu głównego wpisywanego w panelu „Klienci” z tabelą osób kontaktowych - dane osoby zapisane przy edycji firmy nie pojawiały się w zakładce „Kontakty”. Panel „Klienci” zyskał akcję „Kontakty” przy każdej firmie: rozwija listę zapisanych dla niej osób z możliwością edycji i usunięcia każdej z osobna oraz formularzem dodania kolejnej, bez przechodzenia do osobnej zakładki. Dodano migrację uzupełniającą kontakty zapisane, zanim ta poprawka weszła w życie. Dodano tryb „Wysoki kontrast” (przycisk obok Jasny/Ciemny, dostępny na wszystkich podstronach). W tym samym okresie dodano historię zmian cen bazowych PGL z eksportem do Excela, kolorowe oznaczenia typów stali HRS/CR/HDG w panelu ustawień oraz klikalne kafelki statusów na pulpicie administratora, a w kalkulatorze kliknięcie wiersza pozycji otwiera ją do edycji. Kolumna „Uwagi” w PDF oferty pokazuje teraz pełny zestaw wybranych dopłat dla każdej pozycji. Panel ustawień administratora zyskał próg „Minimalna marża (%)” - junior może odtąd wysłać ofertę do klienta bezpośrednio z szkicu, bez zatwierdzenia seniora/administratora, jeśli każda pozycja ma marżę i PGL bazowe w normie; w przeciwnym razie oferta nadal wymaga pełnej ścieżki zatwierdzenia. Kliknięcie w ofertę na liście (Moje oferty, Panel seniora, Panel administratora) otwiera ją teraz do edycji, tak jak pozycje w kalkulatorze. Edycja już zapisanej oferty nie nadpisuje jej w miejscu - zapisuje nową wersję („offer_30.1”, „offer_30.2”...), a poprzednie wersje zostają widoczne pod rozwijaną listą na tej samej karcie. W tym samym okresie dodano trzy nowe typy stali obok HRS/CR/HDG: PICKLED (HRS Trawiona), TEARDROP (Blacha łezkowa) i ZM (Magnelis) - wraz z własnymi tabelami gatunków, matrycami dopłat wymiarowych i (dla ZM) matrycą powłoki, w oparciu o dane przekazane przez klienta.</w:t>
+              <w:t xml:space="preserve">Naprawiono brak synchronizacji kontaktu głównego wpisywanego w panelu „Klienci” z tabelą osób kontaktowych - dane osoby zapisane przy edycji firmy nie pojawiały się w zakładce „Kontakty”. Panel „Klienci” zyskał akcję „Kontakty” przy każdej firmie: rozwija listę zapisanych dla niej osób z możliwością edycji i usunięcia każdej z osobna oraz formularzem dodania kolejnej, bez przechodzenia do osobnej zakładki. Dodano migrację uzupełniającą kontakty zapisane, zanim ta poprawka weszła w życie. Dodano tryb „Wysoki kontrast” (przycisk obok Jasny/Ciemny, dostępny na wszystkich podstronach). W tym samym okresie dodano historię zmian cen bazowych PGL z eksportem do Excela, kolorowe oznaczenia typów stali HRS/CR/HDG w panelu ustawień oraz klikalne kafelki statusów na pulpicie administratora, a w kalkulatorze kliknięcie wiersza pozycji otwiera ją do edycji. Kolumna „Uwagi” w PDF </w:t>
+              <w:lastRenderedPageBreak/>
+              <w:t xml:space="preserve">oferty pokazuje teraz pełny zestaw wybranych dopłat dla każdej pozycji. Panel ustawień administratora zyskał próg „Minimalna marża (%)” - junior może odtąd wysłać ofertę do klienta bezpośrednio z szkicu, bez zatwierdzenia seniora/administratora, jeśli każda pozycja ma marżę i PGL bazowe w normie; w przeciwnym razie oferta nadal wymaga pełnej ścieżki zatwierdzenia. Kliknięcie w ofertę na liście (Moje oferty, Panel seniora, Panel administratora) otwiera ją teraz do edycji, tak jak pozycje w kalkulatorze. Edycja już zapisanej oferty nie nadpisuje jej w miejscu - zapisuje nową wersję („offer_30.1”, „offer_30.2”...), a poprzednie wersje zostają widoczne pod rozwijaną listą na tej samej karcie. W tym samym okresie dodano trzy nowe typy stali obok HRS/CR/HDG: PICKLED (HRS Trawiona), TEARDROP (Blacha łezkowa) i ZM (Magnelis) - wraz z własnymi tabelami gatunków, matrycami dopłat wymiarowych i (dla ZM) matrycą powłoki, w oparciu o dane przekazane przez klienta.</w:t>
             </w:r>
-            <w:r/>
           </w:p>
         </w:tc>
       </w:tr>
@@ -308,25 +307,7 @@
           </w:tcPr>
           <w:p>
             <w:r>
-              <w:t xml:space="preserve">31.07.2026 - </w:t>
-            </w:r>
-            <w:r>
-              <w:t>4</w:t>
-            </w:r>
-            <w:r>
-              <w:t>.</w:t>
-            </w:r>
-            <w:r>
-              <w:t>08</w:t>
-            </w:r>
-            <w:r>
-              <w:t>.</w:t>
-            </w:r>
-            <w:r>
-              <w:t>2026</w:t>
-            </w:r>
-            <w:r>
-              <w:t>, 10.08.2026</w:t>
+              <w:t xml:space="preserve">31.07.2026 - 4.08.2026, 10.08.2026</w:t>
             </w:r>
           </w:p>
         </w:tc>
@@ -336,10 +317,7 @@
           </w:tcPr>
           <w:p>
             <w:r>
-              <w:t>10</w:t>
-            </w:r>
-            <w:r>
-              <w:t>.08.2026</w:t>
+              <w:t>10.08.2026</w:t>
             </w:r>
           </w:p>
         </w:tc>
@@ -349,11 +327,9 @@
           </w:tcPr>
           <w:p>
             <w:r>
-              <w:t xml:space="preserve">Poprawki bezpieczeństwa eksportu PDF: dane oferty i klienta wpisywane przez handlowca są zabezpieczane przed wykonaniem jako kod po stronie usługi generującej dokument, a samo generowanie PDF wymaga jawnie potwierdzonej roli użytkownika. W kalkulatorze dodano ostrzeżenie przy edycji pozycji dodanych przed wersją 1.3, dla których konfiguracja dopłat nie została zapisana i nie da się jej automatycznie odtworzyć. Przebudowano panel danych klienta w kalkulatorze: dane firmy (firma, NIP, adres, SAP ID) zostały oddzielone od danych kontaktowych, a pola „Firma” i „NIP” działają jak wyszukiwarki po katalogu klientów. Osoby kontaktowe są od teraz wspólne dla całego działu - jedna firma może mieć ich wiele, a pole imienia podpowiada je od razu po kliknięciu. Naprawiono także brak natychmiastowej widoczności zmian ustawień administratora (PGL bazowe, kurs EUR/PLN) w </w:t>
-            </w:r>
-            <w:r>
+              <w:t xml:space="preserve">Poprawki bezpieczeństwa eksportu PDF: dane oferty i klienta wpisywane przez handlowca są zabezpieczane przed wykonaniem jako kod po stronie usługi generującej dokument, a samo generowanie PDF wymaga jawnie potwierdzonej roli użytkownika. W kalkulatorze dodano ostrzeżenie przy edycji pozycji dodanych przed wersją 1.3, dla których konfiguracja dopłat nie została zapisana i nie da się jej automatycznie odtworzyć. Przebudowano panel danych klienta w kalkulatorze: dane firmy (firma, NIP, adres, SAP ID) zostały oddzielone od danych kontaktowych, a pola „Firma” i „NIP” działają jak wyszukiwarki po katalogu klientów. </w:t>
               <w:lastRenderedPageBreak/>
-              <w:t>kalkulatorze bez przeładowania strony, a PGL bazowe skonfigurowano osobno dla typów stali HRS, CR i HDG. Cena końcowa oraz sumy wartości w kalkulatorze, na liście ofert i w PDF są od teraz zaokrąglane w górę do pełnej jednostki waluty - świadoma decyzja biznesowa, żeby nigdy nie zaniżyć ceny wobec klienta.</w:t>
+              <w:t xml:space="preserve">Osoby kontaktowe są od teraz wspólne dla całego działu - jedna firma może mieć ich wiele, a pole imienia podpowiada je od razu po kliknięciu. Naprawiono także brak natychmiastowej widoczności zmian ustawień administratora (PGL bazowe, kurs EUR/PLN) w kalkulatorze bez przeładowania strony, a PGL bazowe skonfigurowano osobno dla typów stali HRS, CR i HDG. Cena końcowa oraz sumy wartości w kalkulatorze, na liście ofert i w PDF są od teraz zaokrąglane w górę do pełnej jednostki waluty - świadoma decyzja biznesowa, żeby nigdy nie zaniżyć ceny wobec klienta.</w:t>
             </w:r>
           </w:p>
         </w:tc>
@@ -384,19 +360,7 @@
           </w:tcPr>
           <w:p>
             <w:r>
-              <w:t xml:space="preserve">16.07.2026 - </w:t>
-            </w:r>
-            <w:r>
-              <w:t>31</w:t>
-            </w:r>
-            <w:r>
-              <w:t>.0</w:t>
-            </w:r>
-            <w:r>
-              <w:t>7</w:t>
-            </w:r>
-            <w:r>
-              <w:t>.2026</w:t>
+              <w:t xml:space="preserve">16.07.2026 - 31.07.2026</w:t>
             </w:r>
           </w:p>
         </w:tc>
@@ -406,16 +370,7 @@
           </w:tcPr>
           <w:p>
             <w:r>
-              <w:t>31</w:t>
-            </w:r>
-            <w:r>
-              <w:t>.0</w:t>
-            </w:r>
-            <w:r>
-              <w:t>7</w:t>
-            </w:r>
-            <w:r>
-              <w:t>.2026</w:t>
+              <w:t>31.07.2026</w:t>
             </w:r>
           </w:p>
         </w:tc>
@@ -425,7 +380,7 @@
           </w:tcPr>
           <w:p>
             <w:r>
-              <w:t>Panel administratora zyskał obsługę zatwierdzania, odrzucania i edycji ofert; wysyłka do klienta rozszerzona na starszego handlowca i administratora wraz z zakładkami szybkiego filtrowania; dodane języki czeski i niemiecki oraz sortowanie listy ofert. Dodano panel ustawień administratora (kurs EUR/PLN, PGL bazowe, transport bazowy) oraz przełącznik waluty EURO/PLN w kalkulatorze; oferta zapamiętuje walutę handlowca i kurs z dnia wyceny. Dodano trwałe, unikalne numery ofert wraz z automatyczną nazwą zastępczą „offer_&lt;numer&gt;” dla ofert bez tytułu oraz wyszukiwarkę ofert (po nazwie, nazwie zastępczej i numerze); uprawnienia administratora zrównane ze starszym handlowcem na własnych ofertach.</w:t>
+              <w:t xml:space="preserve">Panel administratora zyskał obsługę zatwierdzania, odrzucania i edycji ofert; wysyłka do klienta rozszerzona na starszego handlowca i administratora wraz z zakładkami szybkiego filtrowania; dodane języki czeski i niemiecki oraz sortowanie listy ofert. Dodano panel ustawień administratora (kurs EUR/PLN, PGL bazowe, transport bazowy) oraz przełącznik waluty EURO/PLN w kalkulatorze; oferta zapamiętuje walutę handlowca i kurs z dnia wyceny. Dodano trwałe, unikalne numery ofert wraz z automatyczną nazwą zastępczą „offer_&lt;numer&gt;” dla ofert bez tytułu oraz wyszukiwarkę ofert (po nazwie, nazwie zastępczej i numerze); uprawnienia administratora zrównane ze starszym handlowcem na własnych ofertach.</w:t>
             </w:r>
           </w:p>
         </w:tc>
@@ -470,13 +425,9 @@
           </w:tcPr>
           <w:p>
             <w:r>
-              <w:t xml:space="preserve">Poprawki regresji po integracji </w:t>
-            </w:r>
-            <w:r>
-              <w:t>podczas Deployu</w:t>
-            </w:r>
-            <w:r>
-              <w:t xml:space="preserve"> (m.in. krytyczny błąd edycji pozycji, przywrócona waga arkusza), ujednolicenie generowania PDF na wersję serwerową, zamknięcie rejestracji kont dla administratora oraz eksport ofert do Excela w formacie KTS/GPAO.</w:t>
+              <w:t xml:space="preserve">Poprawki regresji po integracji podczas Deployu (m.in. krytyczny błąd edycji pozycji, przywrócona waga arkusza), ujednolicenie generowania PDF na wersję serwerową, zamknięcie rejestracji kont dla administratora oraz eksport ofert do Excela w formacie </w:t>
+              <w:lastRenderedPageBreak/>
+              <w:t>KTS/GPAO.</w:t>
             </w:r>
           </w:p>
         </w:tc>
@@ -492,6 +443,7 @@
                 <w:b/>
                 <w:color w:val="1F2A44"/>
               </w:rPr>
+              <w:lastRenderedPageBreak/>
               <w:t>1.1</w:t>
             </w:r>
           </w:p>
@@ -528,7 +480,7 @@
           </w:tcPr>
           <w:p>
             <w:r>
-              <w:t>Role użytkowników (młodszy/starszy handlowiec, administrator), obieg akceptacji ofert, panel administratora i panel seniora, migracje bazy danych, tłumaczenia PL/EN. Wdrożone na środowisko produkcyjne.</w:t>
+              <w:t xml:space="preserve">Role użytkowników (młodszy/starszy handlowiec, administrator), obieg akceptacji ofert, panel administratora i panel seniora, migracje bazy danych, tłumaczenia PL/EN. Wdrożone na środowisko produkcyjne.</w:t>
             </w:r>
           </w:p>
         </w:tc>
@@ -544,7 +496,6 @@
                 <w:b/>
                 <w:color w:val="1F2A44"/>
               </w:rPr>
-              <w:lastRenderedPageBreak/>
               <w:t>1.0</w:t>
             </w:r>
           </w:p>
@@ -558,7 +509,7 @@
               <w:rPr>
                 <w:color w:val="666666"/>
               </w:rPr>
-              <w:t>do dnia 31.03.2026</w:t>
+              <w:t xml:space="preserve">do dnia 31.03.2026</w:t>
             </w:r>
           </w:p>
         </w:tc>
@@ -581,7 +532,7 @@
           </w:tcPr>
           <w:p>
             <w:r>
-              <w:t>Wersja bazowa  - stan wyjściowy aplikacji.</w:t>
+              <w:t xml:space="preserve">Wersja bazowa  - stan wyjściowy aplikacji.</w:t>
             </w:r>
           </w:p>
         </w:tc>
@@ -601,7 +552,7 @@
           <w:color w:val="1F2A44"/>
           <w:sz w:val="32"/>
         </w:rPr>
-        <w:t>Zmiany w wersji 1.5</w:t>
+        <w:t xml:space="preserve">Zmiany w wersji 1.5</w:t>
       </w:r>
     </w:p>
     <w:p>
@@ -614,7 +565,7 @@
           <w:color w:val="2B57A6"/>
           <w:sz w:val="26"/>
         </w:rPr>
-        <w:t>Zmiany ogólne / systemowe</w:t>
+        <w:t xml:space="preserve">Zmiany ogólne / systemowe</w:t>
       </w:r>
     </w:p>
     <w:p>
@@ -627,7 +578,7 @@
           <w:color w:val="666666"/>
           <w:sz w:val="18"/>
         </w:rPr>
-        <w:t>Zmiany niezależne od funkcji - logowanie, wydajność, baza danych, bezpieczeństwo.</w:t>
+        <w:t xml:space="preserve">Zmiany niezależne od funkcji - logowanie, wydajność, baza danych, bezpieczeństwo.</w:t>
       </w:r>
     </w:p>
     <w:tbl>
@@ -667,7 +618,7 @@
                 <w:b/>
                 <w:color w:val="1F2A44"/>
               </w:rPr>
-              <w:t>Opis zmiany</w:t>
+              <w:t xml:space="preserve">Opis zmiany</w:t>
             </w:r>
           </w:p>
         </w:tc>
@@ -679,7 +630,7 @@
           </w:tcPr>
           <w:p>
             <w:r>
-              <w:t>Poprawka błędu</w:t>
+              <w:t xml:space="preserve">Poprawka błędu</w:t>
             </w:r>
           </w:p>
         </w:tc>
@@ -689,7 +640,7 @@
           </w:tcPr>
           <w:p>
             <w:r>
-              <w:t>Dane osoby kontaktowej wpisane bezpośrednio w formularzu klienta (panel „Klienci”) nie trafiały do wspólnej tabeli osób kontaktowych - kontakt zapisany przy firmie nie pojawiał się w zakładce „Kontakty” i nie był widoczny dla pozostałych handlowców. Zapis i edycja klienta synchronizują teraz kontakt główny z tą tabelą w tej samej transakcji; dodano migrację uzupełniającą kontakty zapisane między poprzednią migracją a wdrożeniem tej poprawki.</w:t>
+              <w:t xml:space="preserve">Dane osoby kontaktowej wpisane bezpośrednio w formularzu klienta (panel „Klienci”) nie trafiały do wspólnej tabeli osób kontaktowych - kontakt zapisany przy firmie nie pojawiał się w zakładce „Kontakty” i nie był widoczny dla pozostałych handlowców. Zapis i edycja klienta synchronizują teraz kontakt główny z tą tabelą w tej samej transakcji; dodano migrację uzupełniającą kontakty zapisane między poprzednią migracją a wdrożeniem tej poprawki.</w:t>
             </w:r>
           </w:p>
         </w:tc>
@@ -701,7 +652,7 @@
           </w:tcPr>
           <w:p>
             <w:r>
-              <w:t>Nowa funkcja</w:t>
+              <w:t xml:space="preserve">Nowa funkcja</w:t>
             </w:r>
           </w:p>
         </w:tc>
@@ -711,7 +662,7 @@
           </w:tcPr>
           <w:p>
             <w:r>
-              <w:t>Panel „Klienci” zyskał akcję „Kontakty” przy każdej firmie - rozwija listę zapisanych dla niej osób z możliwością edycji i usunięcia każdej z osobna oraz formularzem dodania kolejnej, bez przechodzenia do zakładki „Kontakty”. Dodano też endpoint pozwalający administratorowi utworzyć nowy kontakt wprost z tego panelu.</w:t>
+              <w:t xml:space="preserve">Panel „Klienci” zyskał akcję „Kontakty” przy każdej firmie - rozwija listę zapisanych dla niej osób z możliwością edycji i usunięcia każdej z osobna oraz formularzem dodania kolejnej, bez przechodzenia do zakładki „Kontakty”. Dodano też endpoint pozwalający administratorowi utworzyć nowy kontakt wprost z tego panelu.</w:t>
             </w:r>
           </w:p>
         </w:tc>
@@ -723,7 +674,7 @@
           </w:tcPr>
           <w:p>
             <w:r>
-              <w:t>Nowa funkcja</w:t>
+              <w:t xml:space="preserve">Nowa funkcja</w:t>
             </w:r>
           </w:p>
         </w:tc>
@@ -733,7 +684,7 @@
           </w:tcPr>
           <w:p>
             <w:r>
-              <w:t>Historia zmian cen bazowych PGL — panel ustawień administratora zapisuje teraz każdą zmianę ceny bazowej PGL osobno dla typu stali (HRS/CR/HDG): kto, kiedy i z jakiej wartości na jaką. Historia widoczna wyłącznie dla administratora, z możliwością pobrania jako plik Excel (.xlsx). Typy stali w tabeli historii oraz w samym panelu konfiguracji oznaczone kolorem (HRS pomarańczowy, CR niebieski, HDG zielony) dla szybszej orientacji.</w:t>
+              <w:t xml:space="preserve">Historia zmian cen bazowych PGL - panel ustawień administratora zapisuje teraz każdą zmianę ceny bazowej PGL osobno dla typu stali (HRS/CR/HDG): kto, kiedy i z jakiej wartości na jaką. Historia widoczna wyłącznie dla administratora, z możliwością pobrania jako plik Excel (.xlsx). Typy stali w tabeli historii oraz w samym panelu konfiguracji oznaczone kolorem (HRS pomarańczowy, CR niebieski, HDG zielony) dla szybszej orientacji.</w:t>
             </w:r>
           </w:p>
         </w:tc>
@@ -745,7 +696,7 @@
           </w:tcPr>
           <w:p>
             <w:r>
-              <w:t>Nowa funkcja</w:t>
+              <w:t xml:space="preserve">Nowa funkcja</w:t>
             </w:r>
           </w:p>
         </w:tc>
@@ -755,7 +706,7 @@
           </w:tcPr>
           <w:p>
             <w:r>
-              <w:t>Pulpit administratora — kafelki liczby ofert wg statusu (szkic / do weryfikacji / zatwierdzona / odrzucona / wysłana), liczba aktywnych handlowców oraz łączna liczba ofert są teraz klikalne i przenoszą od razu do listy ofert przefiltrowanej po wybranym statusie (lub do panelu handlowców).</w:t>
+              <w:t xml:space="preserve">Pulpit administratora - kafelki liczby ofert wg statusu (szkic / do weryfikacji / zatwierdzona / odrzucona / wysłana), liczba aktywnych handlowców oraz łączna liczba ofert są teraz klikalne i przenoszą od razu do listy ofert przefiltrowanej po wybranym statusie (lub do panelu handlowców).</w:t>
             </w:r>
           </w:p>
         </w:tc>
@@ -767,7 +718,7 @@
           </w:tcPr>
           <w:p>
             <w:r>
-              <w:t>Nowa funkcja</w:t>
+              <w:t xml:space="preserve">Nowa funkcja</w:t>
             </w:r>
           </w:p>
         </w:tc>
@@ -777,7 +728,7 @@
           </w:tcPr>
           <w:p>
             <w:r>
-              <w:t>Panel ustawień administratora zyskał pole „Minimalna marża (%)” obok PGL bazowego per typ stali - konfigurowalny próg, poniżej którego pozycja oferty wymaga zatwierdzenia przez seniora lub administratora zamiast bezpośredniej wysyłki przez juniora.</w:t>
+              <w:t xml:space="preserve">Panel ustawień administratora zyskał pole „Minimalna marża (%)” obok PGL bazowego per typ stali - konfigurowalny próg, poniżej którego pozycja oferty wymaga zatwierdzenia przez seniora lub administratora zamiast bezpośredniej wysyłki przez juniora.</w:t>
             </w:r>
           </w:p>
         </w:tc>
@@ -789,7 +740,7 @@
           </w:tcPr>
           <w:p>
             <w:r>
-              <w:t>Poprawka błędu</w:t>
+              <w:t xml:space="preserve">Poprawka błędu</w:t>
             </w:r>
           </w:p>
         </w:tc>
@@ -799,7 +750,9 @@
           </w:tcPr>
           <w:p>
             <w:r>
-              <w:t>Kilka miejsc (eksport PDF, listy ofert handlowca i seniora) kolorowało odznakę typu stali ternary'em, który po cichu domyślał się koloru HDG dla „każdego typu innego niż HRS/CR” - wykryte przy dodawaniu nowych typów stali. Zamienione na jawną mapę kolorów per typ, żeby nowe typy nie dostawały przypadkowego, błędnego koloru.</w:t>
+              <w:t xml:space="preserve">Kilka miejsc (eksport PDF, listy ofert handlowca i seniora) kolorowało </w:t>
+              <w:lastRenderedPageBreak/>
+              <w:t xml:space="preserve">odznakę typu stali ternary'em, który po cichu domyślał się koloru HDG dla „każdego typu innego niż HRS/CR” - wykryte przy dodawaniu nowych typów stali. Zamienione na jawną mapę kolorów per typ, żeby nowe typy nie dostawały przypadkowego, błędnego koloru.</w:t>
             </w:r>
           </w:p>
         </w:tc>
@@ -815,7 +768,8 @@
           <w:color w:val="2B57A6"/>
           <w:sz w:val="26"/>
         </w:rPr>
-        <w:t>Kalkulator wyceny</w:t>
+        <w:lastRenderedPageBreak/>
+        <w:t xml:space="preserve">Kalkulator wyceny</w:t>
       </w:r>
     </w:p>
     <w:p>
@@ -828,7 +782,7 @@
           <w:color w:val="666666"/>
           <w:sz w:val="18"/>
         </w:rPr>
-        <w:t>Typy stali, gatunki, dopłaty huty i przetwórcze, marża, logika ceny końcowej.</w:t>
+        <w:t xml:space="preserve">Typy stali, gatunki, dopłaty huty i przetwórcze, marża, logika ceny końcowej.</w:t>
       </w:r>
     </w:p>
     <w:tbl>
@@ -868,7 +822,7 @@
                 <w:b/>
                 <w:color w:val="1F2A44"/>
               </w:rPr>
-              <w:t>Opis zmiany</w:t>
+              <w:t xml:space="preserve">Opis zmiany</w:t>
             </w:r>
           </w:p>
         </w:tc>
@@ -880,7 +834,7 @@
           </w:tcPr>
           <w:p>
             <w:r>
-              <w:t>Nowa funkcja</w:t>
+              <w:t xml:space="preserve">Nowa funkcja</w:t>
             </w:r>
           </w:p>
         </w:tc>
@@ -890,7 +844,7 @@
           </w:tcPr>
           <w:p>
             <w:r>
-              <w:t>W tabeli zestawienia w kalkulatorze kliknięcie w dowolnym miejscu wiersza pozycji (poza przyciskami akcji) otwiera ją teraz do edycji — dotychczas trzeba było trafić dokładnie w mały przycisk ołówka. Przyciski duplikowania i usuwania pozycji działają bez zmian.</w:t>
+              <w:t xml:space="preserve">W tabeli zestawienia w kalkulatorze kliknięcie w dowolnym miejscu wiersza pozycji (poza przyciskami akcji) otwiera ją teraz do edycji - dotychczas trzeba było trafić dokładnie w mały przycisk ołówka. Przyciski duplikowania i usuwania pozycji działają bez zmian.</w:t>
             </w:r>
           </w:p>
         </w:tc>
@@ -902,7 +856,7 @@
           </w:tcPr>
           <w:p>
             <w:r>
-              <w:t>Nowa funkcja</w:t>
+              <w:t xml:space="preserve">Nowa funkcja</w:t>
             </w:r>
           </w:p>
         </w:tc>
@@ -912,7 +866,7 @@
           </w:tcPr>
           <w:p>
             <w:r>
-              <w:t>Kalkulator obsługuje teraz trzy nowe typy stali obok HRS/CR/HDG: PICKLED (HRS Trawiona), TEARDROP (Blacha łezkowa) i ZM (Magnelis, powłoka ZnAlMg wg EN 10346). Każdy z własną tabelą gatunków (TEARDROP na razie bez gatunków - klient jeszcze ich nie przekazał) i własną matrycą dopłat wymiarowych; PICKLED dostał dodatkową dopłatę za trawienie zależną od grubości, TEARDROP - stałą „Dopłatę Łezka”, a ZM - pełny zestaw przełączników dopłat przetwórczych (jak HDG) oraz własną matrycę powłoki (klasy ZM70-ZM430). Panel ustawień administratora zyskał PGL bazowe dla wszystkich trzech nowych typów.</w:t>
+              <w:t xml:space="preserve">Kalkulator obsługuje teraz trzy nowe typy stali obok HRS/CR/HDG: PICKLED (HRS Trawiona), TEARDROP (Blacha łezkowa) i ZM (Magnelis, powłoka ZnAlMg wg EN 10346). Każdy z własną tabelą gatunków (TEARDROP na razie bez gatunków - klient jeszcze ich nie przekazał) i własną matrycą dopłat wymiarowych; PICKLED dostał dodatkową dopłatę za trawienie zależną od grubości, TEARDROP - stałą „Dopłatę Łezka”, a ZM - pełny zestaw przełączników dopłat przetwórczych (jak HDG) oraz własną matrycę powłoki (klasy ZM70-ZM430). Panel ustawień administratora zyskał PGL bazowe dla wszystkich trzech nowych typów.</w:t>
             </w:r>
           </w:p>
         </w:tc>
@@ -928,8 +882,7 @@
           <w:color w:val="2B57A6"/>
           <w:sz w:val="26"/>
         </w:rPr>
-        <w:lastRenderedPageBreak/>
-        <w:t>Zarządzanie ofertami</w:t>
+        <w:t xml:space="preserve">Zarządzanie ofertami</w:t>
       </w:r>
     </w:p>
     <w:p>
@@ -942,7 +895,7 @@
           <w:color w:val="666666"/>
           <w:sz w:val="18"/>
         </w:rPr>
-        <w:t>Tworzenie, zapis, lista, edycja, duplikowanie i usuwanie ofert.</w:t>
+        <w:t xml:space="preserve">Tworzenie, zapis, lista, edycja, duplikowanie i usuwanie ofert.</w:t>
       </w:r>
     </w:p>
     <w:tbl>
@@ -982,7 +935,7 @@
                 <w:b/>
                 <w:color w:val="1F2A44"/>
               </w:rPr>
-              <w:t>Opis zmiany</w:t>
+              <w:t xml:space="preserve">Opis zmiany</w:t>
             </w:r>
           </w:p>
         </w:tc>
@@ -994,7 +947,7 @@
           </w:tcPr>
           <w:p>
             <w:r>
-              <w:t>Nowa funkcja</w:t>
+              <w:t xml:space="preserve">Nowa funkcja</w:t>
             </w:r>
           </w:p>
         </w:tc>
@@ -1004,7 +957,7 @@
           </w:tcPr>
           <w:p>
             <w:r>
-              <w:t>Kliknięcie w ofertę na liście (Moje oferty, Panel seniora, Panel administratora) otwiera ją teraz do edycji - tak jak w kalkulatorze przy pozycjach zestawienia; nie trzeba już trafiać w mały przycisk edycji. Przyciski akcji (PDF, Excel, usuń itd.) działają bez zmian.</w:t>
+              <w:t xml:space="preserve">Kliknięcie w ofertę na liście (Moje oferty, Panel seniora, Panel administratora) otwiera ją teraz do edycji - tak jak w kalkulatorze przy pozycjach zestawienia; nie trzeba już trafiać w mały przycisk edycji. Przyciski akcji (PDF, Excel, usuń itd.) działają bez zmian.</w:t>
             </w:r>
           </w:p>
         </w:tc>
@@ -1016,7 +969,7 @@
           </w:tcPr>
           <w:p>
             <w:r>
-              <w:t>Nowa funkcja</w:t>
+              <w:t xml:space="preserve">Nowa funkcja</w:t>
             </w:r>
           </w:p>
         </w:tc>
@@ -1026,7 +979,7 @@
           </w:tcPr>
           <w:p>
             <w:r>
-              <w:t>Wersjonowanie edytowanych ofert - zapis zmian w już zapisanej ofercie nie nadpisuje jej w miejscu; jeśli dane realnie się zmieniły, zapisywana jest nowa wersja z numerem „offer_&lt;numer&gt;.&lt;wersja&gt;” (np. offer_30.1, offer_30.2), a poprzednie wersje (w tym oryginał) zostają widoczne pod rozwijaną listą „poprzednie wersje” na tej samej karcie oferty. Oferta wcześniej zatwierdzona, której nowa wersja znów wymaga zatwierdzenia (marża lub PGL poniżej progu), wraca automatycznie do statusu „do weryfikacji” zamiast dziedziczyć nieaktualne zatwierdzenie.</w:t>
+              <w:t xml:space="preserve">Wersjonowanie edytowanych ofert - zapis zmian w już zapisanej ofercie nie nadpisuje jej w miejscu; jeśli dane realnie się zmieniły, zapisywana jest nowa wersja z numerem „offer_&lt;numer&gt;.&lt;wersja&gt;” (np. offer_30.1, offer_30.2), a poprzednie wersje (w tym oryginał) zostają widoczne pod rozwijaną listą „poprzednie wersje” na tej samej karcie oferty. Oferta wcześniej zatwierdzona, której nowa wersja znów wymaga zatwierdzenia (marża lub PGL poniżej progu), wraca automatycznie do statusu „do weryfikacji” zamiast dziedziczyć nieaktualne zatwierdzenie.</w:t>
             </w:r>
           </w:p>
         </w:tc>
@@ -1038,7 +991,7 @@
           </w:tcPr>
           <w:p>
             <w:r>
-              <w:t>Nowa funkcja</w:t>
+              <w:t xml:space="preserve">Nowa funkcja</w:t>
             </w:r>
           </w:p>
         </w:tc>
@@ -1048,7 +1001,7 @@
           </w:tcPr>
           <w:p>
             <w:r>
-              <w:t>Junior może teraz wysłać ofertę bezpośrednio z szkicu do klienta, z pominięciem zatwierdzenia seniora/administratora, jeśli KAŻDA pozycja w ofercie ma marżę i PGL bazowe w normie (progi ustawiane przez administratora - patrz „Zmiany ogólne / systemowe”). W przeciwnym razie oferta nadal wymaga pełnej ścieżki zatwierdzenia jak dotychczas. Lista ofert pokazuje przy szkicach badge „Gotowa do wysyłki” lub „Wymaga zatwierdzenia”, a kalkulator ostrzega bezpośrednio przy pozycji, gdy jej marża lub PGL bazowe są poniżej progu.</w:t>
+              <w:t xml:space="preserve">Junior może teraz wysłać ofertę bezpośrednio z szkicu do klienta, z pominięciem zatwierdzenia seniora/administratora, jeśli KAŻDA pozycja w ofercie ma marżę i PGL bazowe w normie (progi ustawiane przez administratora - patrz „Zmiany ogólne / systemowe”). W przeciwnym razie oferta nadal wymaga pełnej ścieżki zatwierdzenia jak dotychczas. Lista ofert pokazuje przy szkicach badge „Gotowa do wysyłki” lub „Wymaga zatwierdzenia”, a kalkulator ostrzega bezpośrednio przy pozycji, gdy jej marża lub PGL bazowe są poniżej progu.</w:t>
             </w:r>
           </w:p>
         </w:tc>
@@ -1064,7 +1017,8 @@
           <w:color w:val="2B57A6"/>
           <w:sz w:val="26"/>
         </w:rPr>
-        <w:t>Eksport PDF</w:t>
+        <w:lastRenderedPageBreak/>
+        <w:t xml:space="preserve">Eksport PDF</w:t>
       </w:r>
     </w:p>
     <w:p>
@@ -1077,7 +1031,7 @@
           <w:color w:val="666666"/>
           <w:sz w:val="18"/>
         </w:rPr>
-        <w:t>Wygląd i zawartość oferty PDF, dane klienta.</w:t>
+        <w:t xml:space="preserve">Wygląd i zawartość oferty PDF, dane klienta.</w:t>
       </w:r>
     </w:p>
     <w:tbl>
@@ -1117,7 +1071,7 @@
                 <w:b/>
                 <w:color w:val="1F2A44"/>
               </w:rPr>
-              <w:t>Opis zmiany</w:t>
+              <w:t xml:space="preserve">Opis zmiany</w:t>
             </w:r>
           </w:p>
         </w:tc>
@@ -1129,7 +1083,7 @@
           </w:tcPr>
           <w:p>
             <w:r>
-              <w:t>Nowa funkcja</w:t>
+              <w:t xml:space="preserve">Nowa funkcja</w:t>
             </w:r>
           </w:p>
         </w:tc>
@@ -1139,7 +1093,7 @@
           </w:tcPr>
           <w:p>
             <w:r>
-              <w:t>Kolumna „Uwagi” w PDF oferty pokazuje teraz pełny zestaw wybranych dopłat huty i przetwórczych (SSC) dla każdej pozycji - tolerancja grubości, certyfikat, powłoka, zabezpieczenie, opakowanie, powierzchnia, wykończenie, zgrzew, znakowanie, brzegowanie, etykiety itd.; wcześniej kolumna była pusta niezależnie od wyborów.</w:t>
+              <w:t xml:space="preserve">Kolumna „Uwagi” w PDF oferty pokazuje teraz pełny zestaw wybranych dopłat huty i przetwórczych (SSC) dla każdej pozycji - tolerancja grubości, certyfikat, powłoka, zabezpieczenie, opakowanie, powierzchnia, wykończenie, zgrzew, znakowanie, brzegowanie, etykiety itd.; wcześniej kolumna była pusta niezależnie od wyborów.</w:t>
             </w:r>
           </w:p>
         </w:tc>
@@ -1155,7 +1109,7 @@
           <w:color w:val="2B57A6"/>
           <w:sz w:val="26"/>
         </w:rPr>
-        <w:t>Interfejs i języki</w:t>
+        <w:t xml:space="preserve">Interfejs i języki</w:t>
       </w:r>
     </w:p>
     <w:p>
@@ -1168,7 +1122,7 @@
           <w:color w:val="666666"/>
           <w:sz w:val="18"/>
         </w:rPr>
-        <w:t>Wygląd aplikacji, użyteczność, dwujęzyczność (PL / EN).</w:t>
+        <w:t xml:space="preserve">Wygląd aplikacji, użyteczność, dwujęzyczność (PL / EN).</w:t>
       </w:r>
     </w:p>
     <w:tbl>
@@ -1208,7 +1162,7 @@
                 <w:b/>
                 <w:color w:val="1F2A44"/>
               </w:rPr>
-              <w:t>Opis zmiany</w:t>
+              <w:t xml:space="preserve">Opis zmiany</w:t>
             </w:r>
           </w:p>
         </w:tc>
@@ -1220,7 +1174,7 @@
           </w:tcPr>
           <w:p>
             <w:r>
-              <w:t>Nowa funkcja</w:t>
+              <w:t xml:space="preserve">Nowa funkcja</w:t>
             </w:r>
           </w:p>
         </w:tc>
@@ -1230,7 +1184,7 @@
           </w:tcPr>
           <w:p>
             <w:r>
-              <w:t>Tryb „Wysoki kontrast” - osobny przycisk obok przełącznika Jasny/Ciemny, dostępny na kalkulatorze, liście ofert, w panelu seniora i w panelu administratora. Jeden, stały wygląd (czarny tekst i obramowania na białym tle) niezależny od wybranego motywu jasny/ciemny - pogrubiona czcionka, grubsze obramowania i powiększony tekst z myślą o handlowcach pracujących na starszym sprzęcie (np. ekrany 800x600). Wybór zapamiętywany w przeglądarce, tak samo jak motyw jasny/ciemny.</w:t>
+              <w:t xml:space="preserve">Tryb „Wysoki kontrast” - osobny przycisk obok przełącznika Jasny/Ciemny, dostępny na kalkulatorze, liście ofert, w panelu seniora i w panelu administratora. Jeden, stały wygląd (czarny tekst i obramowania na białym tle) niezależny od wybranego motywu jasny/ciemny - pogrubiona czcionka, grubsze obramowania i powiększony tekst z myślą o handlowcach pracujących na starszym sprzęcie (np. ekrany 800x600). Wybór zapamiętywany w przeglądarce, tak samo jak motyw jasny/ciemny.</w:t>
             </w:r>
           </w:p>
         </w:tc>
@@ -1246,7 +1200,7 @@
           <w:color w:val="1F2A44"/>
           <w:sz w:val="26"/>
         </w:rPr>
-        <w:t>Znane problemy / prace w toku</w:t>
+        <w:t xml:space="preserve">Znane problemy / prace w toku</w:t>
       </w:r>
     </w:p>
     <w:p>
@@ -1254,8 +1208,7 @@
         <w:pStyle w:val="Listapunktowana"/>
       </w:pPr>
       <w:r>
-        <w:lastRenderedPageBreak/>
-        <w:t>Import ofert z pliku Excel (format KTS/GPAO) - przeanalizowany, budowa świadomie odłożona na później</w:t>
+        <w:t xml:space="preserve">Import ofert z pliku Excel (format KTS/GPAO) - przeanalizowany, budowa świadomie odłożona na później</w:t>
       </w:r>
     </w:p>
     <w:p>
@@ -1263,7 +1216,7 @@
         <w:pStyle w:val="Listapunktowana"/>
       </w:pPr>
       <w:r>
-        <w:t>Hasła kont testowych o długości 4 znaków (celowo obniżone na czas testów) - docelowo wymaga blokady prób logowania zamiast podnoszenia wymogu długości</w:t>
+        <w:t xml:space="preserve">Hasła kont testowych o długości 4 znaków (celowo obniżone na czas testów) - docelowo wymaga blokady prób logowania zamiast podnoszenia wymogu długości</w:t>
       </w:r>
     </w:p>
     <w:p>
@@ -1271,7 +1224,7 @@
         <w:pStyle w:val="Listapunktowana"/>
       </w:pPr>
       <w:r>
-        <w:t>Uśpiony Prisma/NextAuth oraz zdublowane pliki danych kalkulatora (calc-data.ts / calculatorData.ts) do uporządkowania</w:t>
+        <w:t xml:space="preserve">Uśpiony Prisma/NextAuth oraz zdublowane pliki danych kalkulatora (calc-data.ts / calculatorData.ts) do uporządkowania</w:t>
       </w:r>
     </w:p>
     <w:p>
@@ -1279,7 +1232,7 @@
         <w:pStyle w:val="Listapunktowana"/>
       </w:pPr>
       <w:r>
-        <w:t>Wysyłka oferty do klienta to na razie wyłącznie zmiana statusu na „wysłana” - rzeczywista dostawa e-mailem / PDF do klienta jeszcze niezaimplementowana (świadomie odłożona).</w:t>
+        <w:t xml:space="preserve">Wysyłka oferty do klienta to na razie wyłącznie zmiana statusu na „wysłana” - rzeczywista dostawa e-mailem / PDF do klienta jeszcze niezaimplementowana (świadomie odłożona).</w:t>
       </w:r>
     </w:p>
     <w:p>
@@ -1287,7 +1240,7 @@
         <w:pStyle w:val="Listapunktowana"/>
       </w:pPr>
       <w:r>
-        <w:t>Migracja historii zmian cen PGL bazowego (013) nie została jeszcze uruchomiona na środowisku produkcyjnym — na razie działa tylko lokalnie.</w:t>
+        <w:t xml:space="preserve">Migracje wersjonowania ofert (015) oraz minimalnej marży (014) nie zostały jeszcze uruchomione na środowisku produkcyjnym - na razie działają tylko lokalnie.</w:t>
       </w:r>
     </w:p>
     <w:p>
@@ -1295,23 +1248,7 @@
         <w:pStyle w:val="Listapunktowana"/>
       </w:pPr>
       <w:r>
-        <w:t>Migracje wersjonowania ofert (015) oraz minimalnej marży (014) nie zostały jeszcze uruchomione na środowisku produkcyjnym - na razie działają tylko lokalnie.</w:t>
-      </w:r>
-    </w:p>
-    <w:p>
-      <w:pPr>
-        <w:pStyle w:val="Listapunktowana"/>
-      </w:pPr>
-      <w:r>
-        <w:t>Tabela gatunków dla PICKLED jest niekompletna - klient przekazał dotychczas zakres C15E → SAPH440; kolejny fragment (SAPH440 → DD12) do dopisania w następnej sesji.</w:t>
-      </w:r>
-    </w:p>
-    <w:p>
-      <w:pPr>
-        <w:pStyle w:val="Listapunktowana"/>
-      </w:pPr>
-      <w:r>
-        <w:t>Migracje PGL bazowego i historii cen dla nowych typów stali (016, 017) nie zostały jeszcze uruchomione na środowisku produkcyjnym.</w:t>
+        <w:t xml:space="preserve">Tabela gatunków dla PICKLED jest niekompletna - klient przekazał dotychczas zakres C15E → SAPH440; kolejny fragment (SAPH440 → DD12) do dopisania w następnej sesji.</w:t>
       </w:r>
     </w:p>
     <w:p>
@@ -1324,7 +1261,7 @@
           <w:color w:val="1F2A44"/>
           <w:sz w:val="26"/>
         </w:rPr>
-        <w:t>Plany na kolejny tydzień</w:t>
+        <w:t xml:space="preserve">Plany na kolejny tydzień</w:t>
       </w:r>
     </w:p>
     <w:p>
@@ -1332,7 +1269,7 @@
         <w:pStyle w:val="Listapunktowana"/>
       </w:pPr>
       <w:r>
-        <w:t>Testy ręczne end-to-end wszystkich trzech ról i pełnego obiegu oferty na środowisku hostingowym</w:t>
+        <w:t xml:space="preserve">Testy ręczne end-to-end wszystkich trzech ról i pełnego obiegu oferty na środowisku hostingowym</w:t>
       </w:r>
     </w:p>
     <w:p>
@@ -1340,7 +1277,7 @@
         <w:pStyle w:val="Listapunktowana"/>
       </w:pPr>
       <w:r>
-        <w:t>Poprawki systemu walidacji</w:t>
+        <w:t xml:space="preserve">Dodanie tabelki z terminem płatności</w:t>
       </w:r>
     </w:p>
     <w:p>
@@ -1348,7 +1285,7 @@
         <w:pStyle w:val="Listapunktowana"/>
       </w:pPr>
       <w:r>
-        <w:t>Dodanie tabelki z terminem płatności</w:t>
+        <w:t xml:space="preserve">Mechanizm faktycznej wysyłki oferty do klienta e-mailem / PDF (obecnie tylko zmiana statusu na „wysłana”)</w:t>
       </w:r>
     </w:p>
     <w:p>
@@ -1356,7 +1293,8 @@
         <w:pStyle w:val="Listapunktowana"/>
       </w:pPr>
       <w:r>
-        <w:t>Mechanizm faktycznej wysyłki oferty do klienta e-mailem / PDF (obecnie tylko zmiana statusu na „wysłana”)</w:t>
+        <w:lastRenderedPageBreak/>
+        <w:t xml:space="preserve">Ręczne testy nowego przepływu Klienci -&gt; Kontakty w przeglądarce: rozwinięcie firmy, dodanie, edycja i usunięcie osoby kontaktowej, potwierdzenie że kontakt pojawia się w zakładce „Kontakty”.</w:t>
       </w:r>
     </w:p>
     <w:p>
@@ -1364,39 +1302,7 @@
         <w:pStyle w:val="Listapunktowana"/>
       </w:pPr>
       <w:r>
-        <w:t>Uruchomić migrację dosynchronizowującą kontakty na środowisku produkcyjnym (katalog klientów) i zweryfikować liczbę brakujących wierszy przed commitem na 0.</w:t>
-      </w:r>
-    </w:p>
-    <w:p>
-      <w:pPr>
-        <w:pStyle w:val="Listapunktowana"/>
-      </w:pPr>
-      <w:r>
-        <w:t>Ręczne testy nowego przepływu Klienci -&gt; Kontakty w przeglądarce: rozwinięcie firmy, dodanie, edycja i usunięcie osoby kontaktowej, potwierdzenie że kontakt pojawia się w zakładce „Kontakty”.</w:t>
-      </w:r>
-    </w:p>
-    <w:p>
-      <w:pPr>
-        <w:pStyle w:val="Listapunktowana"/>
-      </w:pPr>
-      <w:r>
-        <w:t>Uruchomić migrację historii cen PGL bazowego (013) na środowisku produkcyjnym przy najbliższym wdrożeniu.</w:t>
-      </w:r>
-    </w:p>
-    <w:p>
-      <w:pPr>
-        <w:pStyle w:val="Listapunktowana"/>
-      </w:pPr>
-      <w:r>
-        <w:t>Uruchomić migracje 014 (minimalna marża) i 015 (wersjonowanie ofert) na środowisku produkcyjnym przy najbliższym wdrożeniu.</w:t>
-      </w:r>
-    </w:p>
-    <w:p>
-      <w:pPr>
-        <w:pStyle w:val="Listapunktowana"/>
-      </w:pPr>
-      <w:r>
-        <w:t>Dopisać do tabeli gatunków PICKLED brakujący zakres (SAPH440 → DD12) po otrzymaniu danych od klienta.</w:t>
+        <w:t xml:space="preserve">Dopisać do tabeli gatunków PICKLED brakujący zakres (SAPH440 → DD12) po otrzymaniu danych od klienta.</w:t>
       </w:r>
     </w:p>
     <w:p>
@@ -1493,12 +1399,78 @@
       <w:pStyle w:val="Stopka"/>
       <w:jc w:val="center"/>
     </w:pPr>
+    <w:proofErr w:type="spellStart"/>
     <w:r>
       <w:rPr>
         <w:color w:val="666666"/>
         <w:sz w:val="16"/>
       </w:rPr>
-      <w:t xml:space="preserve">AMSteel Quote - Raport wersji  |  Mateusz Mazur  |  Strona </w:t>
+      <w:t>AMSteel</w:t>
+    </w:r>
+    <w:proofErr w:type="spellEnd"/>
+    <w:r>
+      <w:rPr>
+        <w:color w:val="666666"/>
+        <w:sz w:val="16"/>
+      </w:rPr>
+      <w:t xml:space="preserve"> Quote - </w:t>
+    </w:r>
+    <w:proofErr w:type="spellStart"/>
+    <w:r>
+      <w:rPr>
+        <w:color w:val="666666"/>
+        <w:sz w:val="16"/>
+      </w:rPr>
+      <w:t>Raport</w:t>
+    </w:r>
+    <w:proofErr w:type="spellEnd"/>
+    <w:r>
+      <w:rPr>
+        <w:color w:val="666666"/>
+        <w:sz w:val="16"/>
+      </w:rPr>
+      <w:t xml:space="preserve"> </w:t>
+    </w:r>
+    <w:proofErr w:type="spellStart"/>
+    <w:proofErr w:type="gramStart"/>
+    <w:r>
+      <w:rPr>
+        <w:color w:val="666666"/>
+        <w:sz w:val="16"/>
+      </w:rPr>
+      <w:t>wersji</w:t>
+    </w:r>
+    <w:proofErr w:type="spellEnd"/>
+    <w:r>
+      <w:rPr>
+        <w:color w:val="666666"/>
+        <w:sz w:val="16"/>
+      </w:rPr>
+      <w:t xml:space="preserve">  |</w:t>
+    </w:r>
+    <w:proofErr w:type="gramEnd"/>
+    <w:r>
+      <w:rPr>
+        <w:color w:val="666666"/>
+        <w:sz w:val="16"/>
+      </w:rPr>
+      <w:t xml:space="preserve">  Mateusz </w:t>
+    </w:r>
+    <w:proofErr w:type="gramStart"/>
+    <w:r>
+      <w:rPr>
+        <w:color w:val="666666"/>
+        <w:sz w:val="16"/>
+      </w:rPr>
+      <w:t>Mazur  |</w:t>
+    </w:r>
+    <w:proofErr w:type="gramEnd"/>
+    <w:r>
+      <w:rPr>
+        <w:color w:val="666666"/>
+        <w:sz w:val="16"/>
+      </w:rPr>
+      <w:t xml:space="preserve">  Strona </w:t>
     </w:r>
     <w:r>
       <w:fldChar w:fldCharType="begin"/>
